--- a/docs/KasiBiz_System_Handbook.docx
+++ b/docs/KasiBiz_System_Handbook.docx
@@ -327,7 +327,7 @@
                 <w:b w:val="0"/>
                 <w:sz w:val="20"/>
               </w:rPr>
-              <w:t>1.1</w:t>
+              <w:t>1.3</w:t>
             </w:r>
           </w:p>
         </w:tc>
@@ -1472,7 +1472,7 @@
                 <w:b w:val="0"/>
                 <w:sz w:val="20"/>
               </w:rPr>
-              <w:t>~25%</w:t>
+              <w:t>~45%</w:t>
             </w:r>
           </w:p>
         </w:tc>
@@ -3258,9 +3258,11 @@
             <w:r/>
             <w:r>
               <w:rPr>
-                <w:sz w:val="20"/>
-              </w:rPr>
-              <w:t>EMPTY - 0 bytes</w:t>
+                <w:b w:val="0"/>
+                <w:color w:val="129B8E"/>
+                <w:sz w:val="20"/>
+              </w:rPr>
+              <w:t>WORKING - Day 7 (Stock Agent)</w:t>
             </w:r>
           </w:p>
         </w:tc>
@@ -3537,9 +3539,11 @@
             <w:r/>
             <w:r>
               <w:rPr>
-                <w:sz w:val="20"/>
-              </w:rPr>
-              <w:t>EMPTY - 0 bytes</w:t>
+                <w:b w:val="0"/>
+                <w:color w:val="129B8E"/>
+                <w:sz w:val="20"/>
+              </w:rPr>
+              <w:t>WORKING - Day 7</w:t>
             </w:r>
           </w:p>
         </w:tc>
@@ -14694,7 +14698,7 @@
                 <w:b w:val="0"/>
                 <w:sz w:val="20"/>
               </w:rPr>
-              <w:t>~25%</w:t>
+              <w:t>~45%</w:t>
             </w:r>
           </w:p>
         </w:tc>
@@ -14771,7 +14775,7 @@
                 <w:b w:val="0"/>
                 <w:sz w:val="20"/>
               </w:rPr>
-              <w:t>Full review of every file in the repository. Confirmed the working LLM connection path. Created the live .env file with a real OpenAI key. Removed the .env.example template. Removed all remaining .env.example references from config.py, README.md and .gitignore. Created this System Handbook. DAY 6 (Stock Database): wrote app/database/schema.sql (products table, case-insensitive unique name index, auto updated_at trigger, low_stock_products view). Wrote app/database/sqlite_db.py with full add/view/update/delete plus adjust_stock, set_stock, low-stock alerts and stock valuation. Money stored as integer cents, never float. Added 53 tests (all passing, 56 total). Added scripts/db_demo.py walkthrough and seeded data/products.csv with 20 real spaza products. Added the six missing __init__.py files and tests/conftest.py, removing the sys.path hack requirement. Fixed the kasibiz.dbgit typo in the live .env.</w:t>
+              <w:t>Full review of every file in the repository. Confirmed the working LLM connection path. Created the live .env file with a real OpenAI key. Removed the .env.example template. Removed all remaining .env.example references from config.py, README.md and .gitignore. Created this System Handbook. DAY 6 (Stock Database): wrote app/database/schema.sql (products table, case-insensitive unique name index, auto updated_at trigger, low_stock_products view). Wrote app/database/sqlite_db.py with full add/view/update/delete plus adjust_stock, set_stock, low-stock alerts and stock valuation. Money stored as integer cents, never float. Added 53 tests (all passing, 56 total). Added scripts/db_demo.py walkthrough and seeded data/products.csv with 20 real spaza products. Added the six missing __init__.py files and tests/conftest.py, removing the sys.path hack requirement. Fixed the kasibiz.dbgit typo in the live .env. DAY 7 (Stock Agent): built app/services/inventory_service.py - the reorder rules, urgency classification, reorder quantities, order costs and expected profit, all in pure Python. Built app/agents/inventory_agent.py - the Stock Agent, which understands a question, fetches exact facts from the service, then asks the LLM only to phrase them. Added 73 tests (129 total, all passing) and scripts/stock_agent_demo.py. Verified an isiZulu answer in which every Rand figure was still exactly correct. DAY 8 (Pricing Helper): built app/services/pricing_service.py - markup and margin calculations, price suggestions, working backwards from a target margin, practical 50c cash rounding, category-aware price health checks and price-change what-ifs. Built app/agents/pricing_agent.py, which reads Rand amounts out of plain questions and lets the LLM explain the figures in simple terms. Added 105 tests (234 total, all passing) and scripts/pricing_demo.py. Found and fixed a bug where isiZulu questions were being answered in English.</w:t>
             </w:r>
           </w:p>
         </w:tc>
@@ -15041,7 +15045,7 @@
                 <w:b w:val="0"/>
                 <w:sz w:val="20"/>
               </w:rPr>
-              <w:t>Day 7: build the inventory service and the Calculation Engine (totals, change, profit) on top of the stock database, then a first Streamlit stock screen.</w:t>
+              <w:t>Day 9: the Sales Agent and Calculation Engine (record a sale, total, customer change), then the first Streamlit screen.</w:t>
             </w:r>
           </w:p>
         </w:tc>
@@ -15153,7 +15157,7 @@
                 <w:b w:val="0"/>
                 <w:sz w:val="20"/>
               </w:rPr>
-              <w:t>~25%</w:t>
+              <w:t>~45%</w:t>
             </w:r>
           </w:p>
         </w:tc>
@@ -15493,7 +15497,7 @@
                 <w:b w:val="0"/>
                 <w:sz w:val="20"/>
               </w:rPr>
-              <w:t>Day 7: build the inventory service and the Calculation Engine (totals, change, profit) on top of the stock database, then a first Streamlit stock screen.</w:t>
+              <w:t>Day 9: the Sales Agent and Calculation Engine (record a sale, total, customer change), then the first Streamlit screen.</w:t>
             </w:r>
           </w:p>
         </w:tc>
@@ -20593,6 +20597,5941 @@
           <w:sz w:val="20"/>
         </w:rPr>
         <w:t>End of Day 6 addendum - handbook version 1.1, 07 September 2026.</w:t>
+      </w:r>
+    </w:p>
+    <w:p>
+      <w:r>
+        <w:br w:type="page"/>
+      </w:r>
+    </w:p>
+    <w:p>
+      <w:pPr>
+        <w:pStyle w:val="Heading1"/>
+        <w:spacing w:before="280" w:after="120"/>
+      </w:pPr>
+      <w:r>
+        <w:rPr>
+          <w:color w:val="129B8E"/>
+        </w:rPr>
+        <w:t>14. Technical Addendum - Day 7: The Stock Agent</w:t>
+      </w:r>
+    </w:p>
+    <w:p>
+      <w:pPr>
+        <w:spacing w:after="200"/>
+      </w:pPr>
+      <w:r>
+        <w:rPr>
+          <w:b w:val="0"/>
+          <w:i w:val="0"/>
+          <w:sz w:val="22"/>
+        </w:rPr>
+        <w:t>Completed Tuesday, 08 September 2026. This is the first piece of KasiBiz where a shop owner can ask a question in their own words and get a real answer built from their own data. It also sets the pattern that all four remaining agents will follow.</w:t>
+      </w:r>
+    </w:p>
+    <w:p>
+      <w:pPr>
+        <w:pStyle w:val="Heading2"/>
+        <w:spacing w:before="200" w:after="120"/>
+      </w:pPr>
+      <w:r>
+        <w:rPr>
+          <w:color w:val="17324D"/>
+        </w:rPr>
+        <w:t>14.1 The pattern: two layers, never one</w:t>
+      </w:r>
+    </w:p>
+    <w:p>
+      <w:pPr>
+        <w:spacing w:after="120"/>
+      </w:pPr>
+      <w:r>
+        <w:rPr>
+          <w:b w:val="0"/>
+          <w:i w:val="0"/>
+          <w:sz w:val="22"/>
+        </w:rPr>
+        <w:t>The single most important idea in Day 7 is that the Stock Agent was built as TWO separate pieces, not one:</w:t>
+      </w:r>
+    </w:p>
+    <w:tbl>
+      <w:tblPr>
+        <w:tblStyle w:val="TableGrid"/>
+        <w:tblW w:type="auto" w:w="0"/>
+        <w:tblLook w:firstColumn="1" w:firstRow="1" w:lastColumn="0" w:lastRow="0" w:noHBand="0" w:noVBand="1" w:val="04A0"/>
+      </w:tblPr>
+      <w:tblGrid>
+        <w:gridCol w:w="2448"/>
+        <w:gridCol w:w="2448"/>
+        <w:gridCol w:w="2448"/>
+        <w:gridCol w:w="2448"/>
+      </w:tblGrid>
+      <w:tr>
+        <w:tc>
+          <w:tcPr>
+            <w:tcW w:type="dxa" w:w="2016"/>
+            <w:shd w:val="clear" w:color="auto" w:fill="17324D"/>
+          </w:tcPr>
+          <w:p>
+            <w:pPr>
+              <w:spacing w:after="40"/>
+            </w:pPr>
+            <w:r/>
+            <w:r>
+              <w:rPr>
+                <w:b/>
+                <w:color w:val="FFFFFF"/>
+                <w:sz w:val="20"/>
+              </w:rPr>
+              <w:t>Layer</w:t>
+            </w:r>
+          </w:p>
+        </w:tc>
+        <w:tc>
+          <w:tcPr>
+            <w:tcW w:type="dxa" w:w="3168"/>
+            <w:shd w:val="clear" w:color="auto" w:fill="17324D"/>
+          </w:tcPr>
+          <w:p>
+            <w:pPr>
+              <w:spacing w:after="40"/>
+            </w:pPr>
+            <w:r/>
+            <w:r>
+              <w:rPr>
+                <w:b/>
+                <w:color w:val="FFFFFF"/>
+                <w:sz w:val="20"/>
+              </w:rPr>
+              <w:t>File</w:t>
+            </w:r>
+          </w:p>
+        </w:tc>
+        <w:tc>
+          <w:tcPr>
+            <w:tcW w:type="dxa" w:w="3456"/>
+            <w:shd w:val="clear" w:color="auto" w:fill="17324D"/>
+          </w:tcPr>
+          <w:p>
+            <w:pPr>
+              <w:spacing w:after="40"/>
+            </w:pPr>
+            <w:r/>
+            <w:r>
+              <w:rPr>
+                <w:b/>
+                <w:color w:val="FFFFFF"/>
+                <w:sz w:val="20"/>
+              </w:rPr>
+              <w:t>Job</w:t>
+            </w:r>
+          </w:p>
+        </w:tc>
+        <w:tc>
+          <w:tcPr>
+            <w:tcW w:type="dxa" w:w="1008"/>
+            <w:shd w:val="clear" w:color="auto" w:fill="17324D"/>
+          </w:tcPr>
+          <w:p>
+            <w:pPr>
+              <w:spacing w:after="40"/>
+            </w:pPr>
+            <w:r/>
+            <w:r>
+              <w:rPr>
+                <w:b/>
+                <w:color w:val="FFFFFF"/>
+                <w:sz w:val="20"/>
+              </w:rPr>
+              <w:t>Uses AI?</w:t>
+            </w:r>
+          </w:p>
+        </w:tc>
+      </w:tr>
+      <w:tr>
+        <w:tc>
+          <w:tcPr>
+            <w:tcW w:type="dxa" w:w="2016"/>
+          </w:tcPr>
+          <w:p>
+            <w:pPr>
+              <w:spacing w:after="40"/>
+            </w:pPr>
+            <w:r/>
+            <w:r>
+              <w:rPr>
+                <w:b/>
+                <w:sz w:val="20"/>
+              </w:rPr>
+              <w:t>Service (the brain)</w:t>
+            </w:r>
+          </w:p>
+        </w:tc>
+        <w:tc>
+          <w:tcPr>
+            <w:tcW w:type="dxa" w:w="3168"/>
+          </w:tcPr>
+          <w:p>
+            <w:pPr>
+              <w:spacing w:after="40"/>
+            </w:pPr>
+            <w:r/>
+            <w:r>
+              <w:rPr>
+                <w:b w:val="0"/>
+                <w:sz w:val="20"/>
+              </w:rPr>
+              <w:t>app/services/inventory_service.py</w:t>
+            </w:r>
+          </w:p>
+        </w:tc>
+        <w:tc>
+          <w:tcPr>
+            <w:tcW w:type="dxa" w:w="3456"/>
+          </w:tcPr>
+          <w:p>
+            <w:pPr>
+              <w:spacing w:after="40"/>
+            </w:pPr>
+            <w:r/>
+            <w:r>
+              <w:rPr>
+                <w:b w:val="0"/>
+                <w:sz w:val="20"/>
+              </w:rPr>
+              <w:t>Works out what is low, how much to order, what it costs, what it will earn</w:t>
+            </w:r>
+          </w:p>
+        </w:tc>
+        <w:tc>
+          <w:tcPr>
+            <w:tcW w:type="dxa" w:w="1008"/>
+          </w:tcPr>
+          <w:p>
+            <w:pPr>
+              <w:spacing w:after="40"/>
+            </w:pPr>
+            <w:r/>
+            <w:r>
+              <w:rPr>
+                <w:b w:val="0"/>
+                <w:sz w:val="20"/>
+              </w:rPr>
+              <w:t>NO</w:t>
+            </w:r>
+          </w:p>
+        </w:tc>
+      </w:tr>
+      <w:tr>
+        <w:tc>
+          <w:tcPr>
+            <w:tcW w:type="dxa" w:w="2016"/>
+            <w:shd w:val="clear" w:color="auto" w:fill="F7FAFB"/>
+          </w:tcPr>
+          <w:p>
+            <w:pPr>
+              <w:spacing w:after="40"/>
+            </w:pPr>
+            <w:r/>
+            <w:r>
+              <w:rPr>
+                <w:b/>
+                <w:sz w:val="20"/>
+              </w:rPr>
+              <w:t>Agent (the mouth)</w:t>
+            </w:r>
+          </w:p>
+        </w:tc>
+        <w:tc>
+          <w:tcPr>
+            <w:tcW w:type="dxa" w:w="3168"/>
+            <w:shd w:val="clear" w:color="auto" w:fill="F7FAFB"/>
+          </w:tcPr>
+          <w:p>
+            <w:pPr>
+              <w:spacing w:after="40"/>
+            </w:pPr>
+            <w:r/>
+            <w:r>
+              <w:rPr>
+                <w:b w:val="0"/>
+                <w:sz w:val="20"/>
+              </w:rPr>
+              <w:t>app/agents/inventory_agent.py</w:t>
+            </w:r>
+          </w:p>
+        </w:tc>
+        <w:tc>
+          <w:tcPr>
+            <w:tcW w:type="dxa" w:w="3456"/>
+            <w:shd w:val="clear" w:color="auto" w:fill="F7FAFB"/>
+          </w:tcPr>
+          <w:p>
+            <w:pPr>
+              <w:spacing w:after="40"/>
+            </w:pPr>
+            <w:r/>
+            <w:r>
+              <w:rPr>
+                <w:b w:val="0"/>
+                <w:sz w:val="20"/>
+              </w:rPr>
+              <w:t>Understands the question and puts the service's answer into the owner's language</w:t>
+            </w:r>
+          </w:p>
+        </w:tc>
+        <w:tc>
+          <w:tcPr>
+            <w:tcW w:type="dxa" w:w="1008"/>
+            <w:shd w:val="clear" w:color="auto" w:fill="F7FAFB"/>
+          </w:tcPr>
+          <w:p>
+            <w:pPr>
+              <w:spacing w:after="40"/>
+            </w:pPr>
+            <w:r/>
+            <w:r>
+              <w:rPr>
+                <w:b w:val="0"/>
+                <w:sz w:val="20"/>
+              </w:rPr>
+              <w:t>YES</w:t>
+            </w:r>
+          </w:p>
+        </w:tc>
+      </w:tr>
+    </w:tbl>
+    <w:p>
+      <w:pPr>
+        <w:spacing w:after="80"/>
+      </w:pPr>
+    </w:p>
+    <w:p>
+      <w:pPr>
+        <w:spacing w:after="160"/>
+      </w:pPr>
+      <w:r>
+        <w:rPr>
+          <w:b w:val="0"/>
+          <w:i w:val="0"/>
+          <w:sz w:val="22"/>
+        </w:rPr>
+        <w:t>The service produces the numbers. The agent produces the sentence. The AI is never allowed anywhere near the arithmetic.</w:t>
+      </w:r>
+    </w:p>
+    <w:tbl>
+      <w:tblPr>
+        <w:tblW w:type="auto" w:w="0"/>
+        <w:tblLook w:firstColumn="1" w:firstRow="1" w:lastColumn="0" w:lastRow="0" w:noHBand="0" w:noVBand="1" w:val="04A0"/>
+      </w:tblPr>
+      <w:tblGrid>
+        <w:gridCol w:w="9792"/>
+      </w:tblGrid>
+      <w:tr>
+        <w:tc>
+          <w:tcPr>
+            <w:tcW w:type="dxa" w:w="9792"/>
+            <w:shd w:val="clear" w:color="auto" w:fill="EAF6F3"/>
+          </w:tcPr>
+          <w:p>
+            <w:pPr>
+              <w:spacing w:after="40"/>
+            </w:pPr>
+            <w:r>
+              <w:rPr>
+                <w:b/>
+                <w:color w:val="129B8E"/>
+                <w:sz w:val="21"/>
+              </w:rPr>
+              <w:t>PLAIN ENGLISH - Say this to management</w:t>
+            </w:r>
+          </w:p>
+          <w:p>
+            <w:pPr>
+              <w:spacing w:after="0"/>
+            </w:pPr>
+            <w:r>
+              <w:rPr>
+                <w:i/>
+                <w:sz w:val="21"/>
+              </w:rPr>
+              <w:t>"We separated the accountant from the translator. The accountant works out exactly what needs ordering and what it will cost. The translator explains that answer to the shop owner in isiZulu, Sesotho or English. The translator is never allowed to change the figures - and we can prove it, because we keep both versions side by side."</w:t>
+            </w:r>
+          </w:p>
+        </w:tc>
+      </w:tr>
+    </w:tbl>
+    <w:p>
+      <w:pPr>
+        <w:spacing w:after="80"/>
+      </w:pPr>
+    </w:p>
+    <w:p>
+      <w:pPr>
+        <w:pStyle w:val="Heading2"/>
+        <w:spacing w:before="200" w:after="120"/>
+      </w:pPr>
+      <w:r>
+        <w:rPr>
+          <w:color w:val="17324D"/>
+        </w:rPr>
+        <w:t>14.2 The three moves an agent makes</w:t>
+      </w:r>
+    </w:p>
+    <w:p>
+      <w:pPr>
+        <w:spacing w:after="80"/>
+      </w:pPr>
+      <w:r>
+        <w:rPr>
+          <w:b w:val="0"/>
+          <w:i w:val="0"/>
+          <w:sz w:val="22"/>
+        </w:rPr>
+        <w:t>Every question the Stock Agent answers goes through exactly three steps:</w:t>
+      </w:r>
+    </w:p>
+    <w:p>
+      <w:pPr>
+        <w:pStyle w:val="ListNumber"/>
+        <w:spacing w:after="60"/>
+      </w:pPr>
+      <w:r>
+        <w:rPr>
+          <w:b/>
+          <w:sz w:val="22"/>
+        </w:rPr>
+        <w:t xml:space="preserve">UNDERSTAND - </w:t>
+      </w:r>
+      <w:r>
+        <w:rPr>
+          <w:sz w:val="22"/>
+        </w:rPr>
+        <w:t>work out what is being asked. Done with keyword matching - free, instant, no AI call.</w:t>
+      </w:r>
+    </w:p>
+    <w:p>
+      <w:pPr>
+        <w:pStyle w:val="ListNumber"/>
+        <w:spacing w:after="60"/>
+      </w:pPr>
+      <w:r>
+        <w:rPr>
+          <w:b/>
+          <w:sz w:val="22"/>
+        </w:rPr>
+        <w:t xml:space="preserve">LOOK UP - </w:t>
+      </w:r>
+      <w:r>
+        <w:rPr>
+          <w:sz w:val="22"/>
+        </w:rPr>
+        <w:t>fetch the exact figures from the service. Pure Python, straight from the database.</w:t>
+      </w:r>
+    </w:p>
+    <w:p>
+      <w:pPr>
+        <w:pStyle w:val="ListNumber"/>
+        <w:spacing w:after="60"/>
+      </w:pPr>
+      <w:r>
+        <w:rPr>
+          <w:b/>
+          <w:sz w:val="22"/>
+        </w:rPr>
+        <w:t xml:space="preserve">PHRASE - </w:t>
+      </w:r>
+      <w:r>
+        <w:rPr>
+          <w:sz w:val="22"/>
+        </w:rPr>
+        <w:t>hand those figures to the language model and ask it only to say them naturally.</w:t>
+      </w:r>
+    </w:p>
+    <w:p>
+      <w:pPr>
+        <w:spacing w:after="120"/>
+      </w:pPr>
+    </w:p>
+    <w:tbl>
+      <w:tblPr>
+        <w:tblW w:type="auto" w:w="0"/>
+        <w:tblLook w:firstColumn="1" w:firstRow="1" w:lastColumn="0" w:lastRow="0" w:noHBand="0" w:noVBand="1" w:val="04A0"/>
+      </w:tblPr>
+      <w:tblGrid>
+        <w:gridCol w:w="9792"/>
+      </w:tblGrid>
+      <w:tr>
+        <w:tc>
+          <w:tcPr>
+            <w:tcW w:type="dxa" w:w="9792"/>
+            <w:shd w:val="clear" w:color="auto" w:fill="F4F4F4"/>
+          </w:tcPr>
+          <w:p>
+            <w:pPr>
+              <w:spacing w:after="0"/>
+            </w:pPr>
+            <w:r/>
+            <w:r>
+              <w:rPr>
+                <w:rFonts w:ascii="Consolas" w:hAnsi="Consolas"/>
+                <w:sz w:val="18"/>
+              </w:rPr>
+              <w:t xml:space="preserve">  Owner: "Yini esiphelile?"</w:t>
+            </w:r>
+          </w:p>
+          <w:p>
+            <w:pPr>
+              <w:spacing w:after="0"/>
+            </w:pPr>
+            <w:r>
+              <w:rPr>
+                <w:rFonts w:ascii="Consolas" w:hAnsi="Consolas"/>
+                <w:sz w:val="18"/>
+              </w:rPr>
+              <w:t xml:space="preserve">        |</w:t>
+            </w:r>
+          </w:p>
+          <w:p>
+            <w:pPr>
+              <w:spacing w:after="0"/>
+            </w:pPr>
+            <w:r>
+              <w:rPr>
+                <w:rFonts w:ascii="Consolas" w:hAnsi="Consolas"/>
+                <w:sz w:val="18"/>
+              </w:rPr>
+              <w:t xml:space="preserve">  1. UNDERSTAND  -&gt; intent = low_stock            (keywords, no AI, R0.00)</w:t>
+            </w:r>
+          </w:p>
+          <w:p>
+            <w:pPr>
+              <w:spacing w:after="0"/>
+            </w:pPr>
+            <w:r>
+              <w:rPr>
+                <w:rFonts w:ascii="Consolas" w:hAnsi="Consolas"/>
+                <w:sz w:val="18"/>
+              </w:rPr>
+              <w:t xml:space="preserve">        |</w:t>
+            </w:r>
+          </w:p>
+          <w:p>
+            <w:pPr>
+              <w:spacing w:after="0"/>
+            </w:pPr>
+            <w:r>
+              <w:rPr>
+                <w:rFonts w:ascii="Consolas" w:hAnsi="Consolas"/>
+                <w:sz w:val="18"/>
+              </w:rPr>
+              <w:t xml:space="preserve">  2. LOOK UP     -&gt; Paraffin 1L: 0 left, order 9 for R234.00, profit R72.00</w:t>
+            </w:r>
+          </w:p>
+          <w:p>
+            <w:pPr>
+              <w:spacing w:after="0"/>
+            </w:pPr>
+            <w:r>
+              <w:rPr>
+                <w:rFonts w:ascii="Consolas" w:hAnsi="Consolas"/>
+                <w:sz w:val="18"/>
+              </w:rPr>
+              <w:t xml:space="preserve">                    Candles 6-pack: 1 left, order 8 for R144.00, profit R56.00</w:t>
+            </w:r>
+          </w:p>
+          <w:p>
+            <w:pPr>
+              <w:spacing w:after="0"/>
+            </w:pPr>
+            <w:r>
+              <w:rPr>
+                <w:rFonts w:ascii="Consolas" w:hAnsi="Consolas"/>
+                <w:sz w:val="18"/>
+              </w:rPr>
+              <w:t xml:space="preserve">                    Milk 1L: 2 left, order 16 for R280.00, profit R88.00</w:t>
+            </w:r>
+          </w:p>
+          <w:p>
+            <w:pPr>
+              <w:spacing w:after="0"/>
+            </w:pPr>
+            <w:r>
+              <w:rPr>
+                <w:rFonts w:ascii="Consolas" w:hAnsi="Consolas"/>
+                <w:sz w:val="18"/>
+              </w:rPr>
+              <w:t xml:space="preserve">        |                                         (pure Python, exact)</w:t>
+            </w:r>
+          </w:p>
+          <w:p>
+            <w:pPr>
+              <w:spacing w:after="0"/>
+            </w:pPr>
+            <w:r>
+              <w:rPr>
+                <w:rFonts w:ascii="Consolas" w:hAnsi="Consolas"/>
+                <w:sz w:val="18"/>
+              </w:rPr>
+              <w:t xml:space="preserve">  3. PHRASE      -&gt; LLM writes the same numbers back in isiZulu</w:t>
+            </w:r>
+          </w:p>
+          <w:p>
+            <w:pPr>
+              <w:spacing w:after="0"/>
+            </w:pPr>
+            <w:r>
+              <w:rPr>
+                <w:rFonts w:ascii="Consolas" w:hAnsi="Consolas"/>
+                <w:sz w:val="18"/>
+              </w:rPr>
+              <w:t xml:space="preserve">        |</w:t>
+            </w:r>
+          </w:p>
+          <w:p>
+            <w:pPr>
+              <w:spacing w:after="0"/>
+            </w:pPr>
+            <w:r>
+              <w:rPr>
+                <w:rFonts w:ascii="Consolas" w:hAnsi="Consolas"/>
+                <w:sz w:val="18"/>
+              </w:rPr>
+              <w:t xml:space="preserve">  Answer to the owner, in isiZulu, with the figures unchanged</w:t>
+            </w:r>
+          </w:p>
+        </w:tc>
+      </w:tr>
+    </w:tbl>
+    <w:p>
+      <w:pPr>
+        <w:spacing w:after="80"/>
+      </w:pPr>
+    </w:p>
+    <w:tbl>
+      <w:tblPr>
+        <w:tblW w:type="auto" w:w="0"/>
+        <w:tblLook w:firstColumn="1" w:firstRow="1" w:lastColumn="0" w:lastRow="0" w:noHBand="0" w:noVBand="1" w:val="04A0"/>
+      </w:tblPr>
+      <w:tblGrid>
+        <w:gridCol w:w="9792"/>
+      </w:tblGrid>
+      <w:tr>
+        <w:tc>
+          <w:tcPr>
+            <w:tcW w:type="dxa" w:w="9792"/>
+            <w:shd w:val="clear" w:color="auto" w:fill="EAF6F3"/>
+          </w:tcPr>
+          <w:p>
+            <w:pPr>
+              <w:spacing w:after="40"/>
+            </w:pPr>
+            <w:r>
+              <w:rPr>
+                <w:b/>
+                <w:color w:val="129B8E"/>
+                <w:sz w:val="21"/>
+              </w:rPr>
+              <w:t>WHY THIS MATTERS - the RAG idea applied to live data</w:t>
+            </w:r>
+          </w:p>
+          <w:p>
+            <w:pPr>
+              <w:spacing w:after="0"/>
+            </w:pPr>
+            <w:r>
+              <w:rPr>
+                <w:i/>
+                <w:sz w:val="21"/>
+              </w:rPr>
+              <w:t>This is the same principle as Retrieval-Augmented Generation described in Section 6.4, but the source is the shop's own database instead of a document library. We retrieve the facts first, then let the model speak. The model is grounded, not guessing.</w:t>
+            </w:r>
+          </w:p>
+        </w:tc>
+      </w:tr>
+    </w:tbl>
+    <w:p>
+      <w:pPr>
+        <w:spacing w:after="80"/>
+      </w:pPr>
+    </w:p>
+    <w:p>
+      <w:pPr>
+        <w:pStyle w:val="Heading2"/>
+        <w:spacing w:before="200" w:after="120"/>
+      </w:pPr>
+      <w:r>
+        <w:rPr>
+          <w:color w:val="17324D"/>
+        </w:rPr>
+        <w:t>14.3 The reorder rule</w:t>
+      </w:r>
+    </w:p>
+    <w:p>
+      <w:pPr>
+        <w:spacing w:after="120"/>
+      </w:pPr>
+      <w:r>
+        <w:rPr>
+          <w:b w:val="0"/>
+          <w:i w:val="0"/>
+          <w:sz w:val="22"/>
+        </w:rPr>
+        <w:t>Every product is placed into one of four bands. The rule lives in exactly one method, so it can never disagree with itself.</w:t>
+      </w:r>
+    </w:p>
+    <w:tbl>
+      <w:tblPr>
+        <w:tblStyle w:val="TableGrid"/>
+        <w:tblW w:type="auto" w:w="0"/>
+        <w:tblLook w:firstColumn="1" w:firstRow="1" w:lastColumn="0" w:lastRow="0" w:noHBand="0" w:noVBand="1" w:val="04A0"/>
+      </w:tblPr>
+      <w:tblGrid>
+        <w:gridCol w:w="3264"/>
+        <w:gridCol w:w="3264"/>
+        <w:gridCol w:w="3264"/>
+      </w:tblGrid>
+      <w:tr>
+        <w:tc>
+          <w:tcPr>
+            <w:tcW w:type="dxa" w:w="3456"/>
+            <w:shd w:val="clear" w:color="auto" w:fill="17324D"/>
+          </w:tcPr>
+          <w:p>
+            <w:pPr>
+              <w:spacing w:after="40"/>
+            </w:pPr>
+            <w:r/>
+            <w:r>
+              <w:rPr>
+                <w:b/>
+                <w:color w:val="FFFFFF"/>
+                <w:sz w:val="20"/>
+              </w:rPr>
+              <w:t>Condition</w:t>
+            </w:r>
+          </w:p>
+        </w:tc>
+        <w:tc>
+          <w:tcPr>
+            <w:tcW w:type="dxa" w:w="1872"/>
+            <w:shd w:val="clear" w:color="auto" w:fill="17324D"/>
+          </w:tcPr>
+          <w:p>
+            <w:pPr>
+              <w:spacing w:after="40"/>
+            </w:pPr>
+            <w:r/>
+            <w:r>
+              <w:rPr>
+                <w:b/>
+                <w:color w:val="FFFFFF"/>
+                <w:sz w:val="20"/>
+              </w:rPr>
+              <w:t>Band</w:t>
+            </w:r>
+          </w:p>
+        </w:tc>
+        <w:tc>
+          <w:tcPr>
+            <w:tcW w:type="dxa" w:w="4176"/>
+            <w:shd w:val="clear" w:color="auto" w:fill="17324D"/>
+          </w:tcPr>
+          <w:p>
+            <w:pPr>
+              <w:spacing w:after="40"/>
+            </w:pPr>
+            <w:r/>
+            <w:r>
+              <w:rPr>
+                <w:b/>
+                <w:color w:val="FFFFFF"/>
+                <w:sz w:val="20"/>
+              </w:rPr>
+              <w:t>What the owner is told</w:t>
+            </w:r>
+          </w:p>
+        </w:tc>
+      </w:tr>
+      <w:tr>
+        <w:tc>
+          <w:tcPr>
+            <w:tcW w:type="dxa" w:w="3456"/>
+          </w:tcPr>
+          <w:p>
+            <w:pPr>
+              <w:spacing w:after="40"/>
+            </w:pPr>
+            <w:r/>
+            <w:r>
+              <w:rPr>
+                <w:b/>
+                <w:sz w:val="20"/>
+              </w:rPr>
+              <w:t>Quantity is 0</w:t>
+            </w:r>
+          </w:p>
+        </w:tc>
+        <w:tc>
+          <w:tcPr>
+            <w:tcW w:type="dxa" w:w="1872"/>
+          </w:tcPr>
+          <w:p>
+            <w:pPr>
+              <w:spacing w:after="40"/>
+            </w:pPr>
+            <w:r/>
+            <w:r>
+              <w:rPr>
+                <w:b w:val="0"/>
+                <w:sz w:val="20"/>
+              </w:rPr>
+              <w:t>OUT OF STOCK</w:t>
+            </w:r>
+          </w:p>
+        </w:tc>
+        <w:tc>
+          <w:tcPr>
+            <w:tcW w:type="dxa" w:w="4176"/>
+          </w:tcPr>
+          <w:p>
+            <w:pPr>
+              <w:spacing w:after="40"/>
+            </w:pPr>
+            <w:r/>
+            <w:r>
+              <w:rPr>
+                <w:b w:val="0"/>
+                <w:sz w:val="20"/>
+              </w:rPr>
+              <w:t>You have none left. You are losing sales right now.</w:t>
+            </w:r>
+          </w:p>
+        </w:tc>
+      </w:tr>
+      <w:tr>
+        <w:tc>
+          <w:tcPr>
+            <w:tcW w:type="dxa" w:w="3456"/>
+            <w:shd w:val="clear" w:color="auto" w:fill="F7FAFB"/>
+          </w:tcPr>
+          <w:p>
+            <w:pPr>
+              <w:spacing w:after="40"/>
+            </w:pPr>
+            <w:r/>
+            <w:r>
+              <w:rPr>
+                <w:b/>
+                <w:sz w:val="20"/>
+              </w:rPr>
+              <w:t>Quantity is at or below half the alert level</w:t>
+            </w:r>
+          </w:p>
+        </w:tc>
+        <w:tc>
+          <w:tcPr>
+            <w:tcW w:type="dxa" w:w="1872"/>
+            <w:shd w:val="clear" w:color="auto" w:fill="F7FAFB"/>
+          </w:tcPr>
+          <w:p>
+            <w:pPr>
+              <w:spacing w:after="40"/>
+            </w:pPr>
+            <w:r/>
+            <w:r>
+              <w:rPr>
+                <w:b w:val="0"/>
+                <w:sz w:val="20"/>
+              </w:rPr>
+              <w:t>CRITICAL</w:t>
+            </w:r>
+          </w:p>
+        </w:tc>
+        <w:tc>
+          <w:tcPr>
+            <w:tcW w:type="dxa" w:w="4176"/>
+            <w:shd w:val="clear" w:color="auto" w:fill="F7FAFB"/>
+          </w:tcPr>
+          <w:p>
+            <w:pPr>
+              <w:spacing w:after="40"/>
+            </w:pPr>
+            <w:r/>
+            <w:r>
+              <w:rPr>
+                <w:b w:val="0"/>
+                <w:sz w:val="20"/>
+              </w:rPr>
+              <w:t>Almost finished. Reorder today.</w:t>
+            </w:r>
+          </w:p>
+        </w:tc>
+      </w:tr>
+      <w:tr>
+        <w:tc>
+          <w:tcPr>
+            <w:tcW w:type="dxa" w:w="3456"/>
+          </w:tcPr>
+          <w:p>
+            <w:pPr>
+              <w:spacing w:after="40"/>
+            </w:pPr>
+            <w:r/>
+            <w:r>
+              <w:rPr>
+                <w:b/>
+                <w:sz w:val="20"/>
+              </w:rPr>
+              <w:t>Quantity is at or below the alert level</w:t>
+            </w:r>
+          </w:p>
+        </w:tc>
+        <w:tc>
+          <w:tcPr>
+            <w:tcW w:type="dxa" w:w="1872"/>
+          </w:tcPr>
+          <w:p>
+            <w:pPr>
+              <w:spacing w:after="40"/>
+            </w:pPr>
+            <w:r/>
+            <w:r>
+              <w:rPr>
+                <w:b w:val="0"/>
+                <w:sz w:val="20"/>
+              </w:rPr>
+              <w:t>LOW</w:t>
+            </w:r>
+          </w:p>
+        </w:tc>
+        <w:tc>
+          <w:tcPr>
+            <w:tcW w:type="dxa" w:w="4176"/>
+          </w:tcPr>
+          <w:p>
+            <w:pPr>
+              <w:spacing w:after="40"/>
+            </w:pPr>
+            <w:r/>
+            <w:r>
+              <w:rPr>
+                <w:b w:val="0"/>
+                <w:sz w:val="20"/>
+              </w:rPr>
+              <w:t>Running low. Add this to your next order.</w:t>
+            </w:r>
+          </w:p>
+        </w:tc>
+      </w:tr>
+      <w:tr>
+        <w:tc>
+          <w:tcPr>
+            <w:tcW w:type="dxa" w:w="3456"/>
+            <w:shd w:val="clear" w:color="auto" w:fill="F7FAFB"/>
+          </w:tcPr>
+          <w:p>
+            <w:pPr>
+              <w:spacing w:after="40"/>
+            </w:pPr>
+            <w:r/>
+            <w:r>
+              <w:rPr>
+                <w:b/>
+                <w:sz w:val="20"/>
+              </w:rPr>
+              <w:t>Quantity is above the alert level</w:t>
+            </w:r>
+          </w:p>
+        </w:tc>
+        <w:tc>
+          <w:tcPr>
+            <w:tcW w:type="dxa" w:w="1872"/>
+            <w:shd w:val="clear" w:color="auto" w:fill="F7FAFB"/>
+          </w:tcPr>
+          <w:p>
+            <w:pPr>
+              <w:spacing w:after="40"/>
+            </w:pPr>
+            <w:r/>
+            <w:r>
+              <w:rPr>
+                <w:b w:val="0"/>
+                <w:sz w:val="20"/>
+              </w:rPr>
+              <w:t>OK</w:t>
+            </w:r>
+          </w:p>
+        </w:tc>
+        <w:tc>
+          <w:tcPr>
+            <w:tcW w:type="dxa" w:w="4176"/>
+            <w:shd w:val="clear" w:color="auto" w:fill="F7FAFB"/>
+          </w:tcPr>
+          <w:p>
+            <w:pPr>
+              <w:spacing w:after="40"/>
+            </w:pPr>
+            <w:r/>
+            <w:r>
+              <w:rPr>
+                <w:b w:val="0"/>
+                <w:sz w:val="20"/>
+              </w:rPr>
+              <w:t>Stock level is fine.</w:t>
+            </w:r>
+          </w:p>
+        </w:tc>
+      </w:tr>
+    </w:tbl>
+    <w:p>
+      <w:pPr>
+        <w:spacing w:after="80"/>
+      </w:pPr>
+    </w:p>
+    <w:p>
+      <w:pPr>
+        <w:spacing w:after="160"/>
+      </w:pPr>
+      <w:r>
+        <w:rPr>
+          <w:b w:val="0"/>
+          <w:i w:val="0"/>
+          <w:sz w:val="22"/>
+        </w:rPr>
+        <w:t>Note that sitting exactly ON the alert level counts as LOW, not OK. A threshold that only fires once you drop below it warns you a day too late.</w:t>
+      </w:r>
+    </w:p>
+    <w:p>
+      <w:pPr>
+        <w:pStyle w:val="Heading2"/>
+        <w:spacing w:before="200" w:after="120"/>
+      </w:pPr>
+      <w:r>
+        <w:rPr>
+          <w:color w:val="17324D"/>
+        </w:rPr>
+        <w:t>14.4 How much to reorder</w:t>
+      </w:r>
+    </w:p>
+    <w:p>
+      <w:pPr>
+        <w:spacing w:after="80"/>
+      </w:pPr>
+      <w:r>
+        <w:rPr>
+          <w:b w:val="0"/>
+          <w:i w:val="0"/>
+          <w:sz w:val="22"/>
+        </w:rPr>
+        <w:t>Knowing something is low is only half an answer. The owner needs a number. The rule is:</w:t>
+      </w:r>
+    </w:p>
+    <w:tbl>
+      <w:tblPr>
+        <w:tblW w:type="auto" w:w="0"/>
+        <w:tblLook w:firstColumn="1" w:firstRow="1" w:lastColumn="0" w:lastRow="0" w:noHBand="0" w:noVBand="1" w:val="04A0"/>
+      </w:tblPr>
+      <w:tblGrid>
+        <w:gridCol w:w="9792"/>
+      </w:tblGrid>
+      <w:tr>
+        <w:tc>
+          <w:tcPr>
+            <w:tcW w:type="dxa" w:w="9792"/>
+            <w:shd w:val="clear" w:color="auto" w:fill="F4F4F4"/>
+          </w:tcPr>
+          <w:p>
+            <w:pPr>
+              <w:spacing w:after="0"/>
+            </w:pPr>
+            <w:r/>
+            <w:r>
+              <w:rPr>
+                <w:rFonts w:ascii="Consolas" w:hAnsi="Consolas"/>
+                <w:sz w:val="18"/>
+              </w:rPr>
+              <w:t xml:space="preserve">  target shelf level = alert level x 3</w:t>
+            </w:r>
+          </w:p>
+          <w:p>
+            <w:pPr>
+              <w:spacing w:after="0"/>
+            </w:pPr>
+            <w:r>
+              <w:rPr>
+                <w:rFonts w:ascii="Consolas" w:hAnsi="Consolas"/>
+                <w:sz w:val="18"/>
+              </w:rPr>
+              <w:t xml:space="preserve">  order quantity     = target level - what is on the shelf now</w:t>
+            </w:r>
+          </w:p>
+        </w:tc>
+      </w:tr>
+    </w:tbl>
+    <w:p>
+      <w:pPr>
+        <w:spacing w:after="80"/>
+      </w:pPr>
+    </w:p>
+    <w:p>
+      <w:pPr>
+        <w:spacing w:after="80"/>
+      </w:pPr>
+      <w:r>
+        <w:rPr>
+          <w:b/>
+          <w:i w:val="0"/>
+          <w:sz w:val="22"/>
+        </w:rPr>
+        <w:t>Worked example, taken from the live database:</w:t>
+      </w:r>
+    </w:p>
+    <w:tbl>
+      <w:tblPr>
+        <w:tblStyle w:val="TableGrid"/>
+        <w:tblW w:type="auto" w:w="0"/>
+        <w:tblLook w:firstColumn="1" w:firstRow="1" w:lastColumn="0" w:lastRow="0" w:noHBand="0" w:noVBand="1" w:val="04A0"/>
+      </w:tblPr>
+      <w:tblGrid>
+        <w:gridCol w:w="4896"/>
+        <w:gridCol w:w="4896"/>
+      </w:tblGrid>
+      <w:tr>
+        <w:tc>
+          <w:tcPr>
+            <w:tcW w:type="dxa" w:w="2880"/>
+            <w:shd w:val="clear" w:color="auto" w:fill="17324D"/>
+          </w:tcPr>
+          <w:p>
+            <w:pPr>
+              <w:spacing w:after="40"/>
+            </w:pPr>
+            <w:r/>
+            <w:r>
+              <w:rPr>
+                <w:b/>
+                <w:color w:val="FFFFFF"/>
+                <w:sz w:val="20"/>
+              </w:rPr>
+              <w:t>Step</w:t>
+            </w:r>
+          </w:p>
+        </w:tc>
+        <w:tc>
+          <w:tcPr>
+            <w:tcW w:type="dxa" w:w="6624"/>
+            <w:shd w:val="clear" w:color="auto" w:fill="17324D"/>
+          </w:tcPr>
+          <w:p>
+            <w:pPr>
+              <w:spacing w:after="40"/>
+            </w:pPr>
+            <w:r/>
+            <w:r>
+              <w:rPr>
+                <w:b/>
+                <w:color w:val="FFFFFF"/>
+                <w:sz w:val="20"/>
+              </w:rPr>
+              <w:t>Value</w:t>
+            </w:r>
+          </w:p>
+        </w:tc>
+      </w:tr>
+      <w:tr>
+        <w:tc>
+          <w:tcPr>
+            <w:tcW w:type="dxa" w:w="2880"/>
+          </w:tcPr>
+          <w:p>
+            <w:pPr>
+              <w:spacing w:after="40"/>
+            </w:pPr>
+            <w:r/>
+            <w:r>
+              <w:rPr>
+                <w:b/>
+                <w:sz w:val="20"/>
+              </w:rPr>
+              <w:t>Product</w:t>
+            </w:r>
+          </w:p>
+        </w:tc>
+        <w:tc>
+          <w:tcPr>
+            <w:tcW w:type="dxa" w:w="6624"/>
+          </w:tcPr>
+          <w:p>
+            <w:pPr>
+              <w:spacing w:after="40"/>
+            </w:pPr>
+            <w:r/>
+            <w:r>
+              <w:rPr>
+                <w:b w:val="0"/>
+                <w:sz w:val="20"/>
+              </w:rPr>
+              <w:t>Milk 1L</w:t>
+            </w:r>
+          </w:p>
+        </w:tc>
+      </w:tr>
+      <w:tr>
+        <w:tc>
+          <w:tcPr>
+            <w:tcW w:type="dxa" w:w="2880"/>
+            <w:shd w:val="clear" w:color="auto" w:fill="F7FAFB"/>
+          </w:tcPr>
+          <w:p>
+            <w:pPr>
+              <w:spacing w:after="40"/>
+            </w:pPr>
+            <w:r/>
+            <w:r>
+              <w:rPr>
+                <w:b/>
+                <w:sz w:val="20"/>
+              </w:rPr>
+              <w:t>On the shelf</w:t>
+            </w:r>
+          </w:p>
+        </w:tc>
+        <w:tc>
+          <w:tcPr>
+            <w:tcW w:type="dxa" w:w="6624"/>
+            <w:shd w:val="clear" w:color="auto" w:fill="F7FAFB"/>
+          </w:tcPr>
+          <w:p>
+            <w:pPr>
+              <w:spacing w:after="40"/>
+            </w:pPr>
+            <w:r/>
+            <w:r>
+              <w:rPr>
+                <w:b w:val="0"/>
+                <w:sz w:val="20"/>
+              </w:rPr>
+              <w:t>2</w:t>
+            </w:r>
+          </w:p>
+        </w:tc>
+      </w:tr>
+      <w:tr>
+        <w:tc>
+          <w:tcPr>
+            <w:tcW w:type="dxa" w:w="2880"/>
+          </w:tcPr>
+          <w:p>
+            <w:pPr>
+              <w:spacing w:after="40"/>
+            </w:pPr>
+            <w:r/>
+            <w:r>
+              <w:rPr>
+                <w:b/>
+                <w:sz w:val="20"/>
+              </w:rPr>
+              <w:t>Alert level</w:t>
+            </w:r>
+          </w:p>
+        </w:tc>
+        <w:tc>
+          <w:tcPr>
+            <w:tcW w:type="dxa" w:w="6624"/>
+          </w:tcPr>
+          <w:p>
+            <w:pPr>
+              <w:spacing w:after="40"/>
+            </w:pPr>
+            <w:r/>
+            <w:r>
+              <w:rPr>
+                <w:b w:val="0"/>
+                <w:sz w:val="20"/>
+              </w:rPr>
+              <w:t>6</w:t>
+            </w:r>
+          </w:p>
+        </w:tc>
+      </w:tr>
+      <w:tr>
+        <w:tc>
+          <w:tcPr>
+            <w:tcW w:type="dxa" w:w="2880"/>
+            <w:shd w:val="clear" w:color="auto" w:fill="F7FAFB"/>
+          </w:tcPr>
+          <w:p>
+            <w:pPr>
+              <w:spacing w:after="40"/>
+            </w:pPr>
+            <w:r/>
+            <w:r>
+              <w:rPr>
+                <w:b/>
+                <w:sz w:val="20"/>
+              </w:rPr>
+              <w:t>Band</w:t>
+            </w:r>
+          </w:p>
+        </w:tc>
+        <w:tc>
+          <w:tcPr>
+            <w:tcW w:type="dxa" w:w="6624"/>
+            <w:shd w:val="clear" w:color="auto" w:fill="F7FAFB"/>
+          </w:tcPr>
+          <w:p>
+            <w:pPr>
+              <w:spacing w:after="40"/>
+            </w:pPr>
+            <w:r/>
+            <w:r>
+              <w:rPr>
+                <w:b w:val="0"/>
+                <w:sz w:val="20"/>
+              </w:rPr>
+              <w:t>CRITICAL (2 is less than half of 6)</w:t>
+            </w:r>
+          </w:p>
+        </w:tc>
+      </w:tr>
+      <w:tr>
+        <w:tc>
+          <w:tcPr>
+            <w:tcW w:type="dxa" w:w="2880"/>
+          </w:tcPr>
+          <w:p>
+            <w:pPr>
+              <w:spacing w:after="40"/>
+            </w:pPr>
+            <w:r/>
+            <w:r>
+              <w:rPr>
+                <w:b/>
+                <w:sz w:val="20"/>
+              </w:rPr>
+              <w:t>Target level</w:t>
+            </w:r>
+          </w:p>
+        </w:tc>
+        <w:tc>
+          <w:tcPr>
+            <w:tcW w:type="dxa" w:w="6624"/>
+          </w:tcPr>
+          <w:p>
+            <w:pPr>
+              <w:spacing w:after="40"/>
+            </w:pPr>
+            <w:r/>
+            <w:r>
+              <w:rPr>
+                <w:b w:val="0"/>
+                <w:sz w:val="20"/>
+              </w:rPr>
+              <w:t>6 x 3 = 18</w:t>
+            </w:r>
+          </w:p>
+        </w:tc>
+      </w:tr>
+      <w:tr>
+        <w:tc>
+          <w:tcPr>
+            <w:tcW w:type="dxa" w:w="2880"/>
+            <w:shd w:val="clear" w:color="auto" w:fill="F7FAFB"/>
+          </w:tcPr>
+          <w:p>
+            <w:pPr>
+              <w:spacing w:after="40"/>
+            </w:pPr>
+            <w:r/>
+            <w:r>
+              <w:rPr>
+                <w:b/>
+                <w:sz w:val="20"/>
+              </w:rPr>
+              <w:t>Order quantity</w:t>
+            </w:r>
+          </w:p>
+        </w:tc>
+        <w:tc>
+          <w:tcPr>
+            <w:tcW w:type="dxa" w:w="6624"/>
+            <w:shd w:val="clear" w:color="auto" w:fill="F7FAFB"/>
+          </w:tcPr>
+          <w:p>
+            <w:pPr>
+              <w:spacing w:after="40"/>
+            </w:pPr>
+            <w:r/>
+            <w:r>
+              <w:rPr>
+                <w:b w:val="0"/>
+                <w:sz w:val="20"/>
+              </w:rPr>
+              <w:t>18 - 2 = 16</w:t>
+            </w:r>
+          </w:p>
+        </w:tc>
+      </w:tr>
+      <w:tr>
+        <w:tc>
+          <w:tcPr>
+            <w:tcW w:type="dxa" w:w="2880"/>
+          </w:tcPr>
+          <w:p>
+            <w:pPr>
+              <w:spacing w:after="40"/>
+            </w:pPr>
+            <w:r/>
+            <w:r>
+              <w:rPr>
+                <w:b/>
+                <w:sz w:val="20"/>
+              </w:rPr>
+              <w:t>Cost of that order</w:t>
+            </w:r>
+          </w:p>
+        </w:tc>
+        <w:tc>
+          <w:tcPr>
+            <w:tcW w:type="dxa" w:w="6624"/>
+          </w:tcPr>
+          <w:p>
+            <w:pPr>
+              <w:spacing w:after="40"/>
+            </w:pPr>
+            <w:r/>
+            <w:r>
+              <w:rPr>
+                <w:b w:val="0"/>
+                <w:sz w:val="20"/>
+              </w:rPr>
+              <w:t>16 x R17.50 = R280.00</w:t>
+            </w:r>
+          </w:p>
+        </w:tc>
+      </w:tr>
+      <w:tr>
+        <w:tc>
+          <w:tcPr>
+            <w:tcW w:type="dxa" w:w="2880"/>
+            <w:shd w:val="clear" w:color="auto" w:fill="F7FAFB"/>
+          </w:tcPr>
+          <w:p>
+            <w:pPr>
+              <w:spacing w:after="40"/>
+            </w:pPr>
+            <w:r/>
+            <w:r>
+              <w:rPr>
+                <w:b/>
+                <w:sz w:val="20"/>
+              </w:rPr>
+              <w:t>Profit once sold</w:t>
+            </w:r>
+          </w:p>
+        </w:tc>
+        <w:tc>
+          <w:tcPr>
+            <w:tcW w:type="dxa" w:w="6624"/>
+            <w:shd w:val="clear" w:color="auto" w:fill="F7FAFB"/>
+          </w:tcPr>
+          <w:p>
+            <w:pPr>
+              <w:spacing w:after="40"/>
+            </w:pPr>
+            <w:r/>
+            <w:r>
+              <w:rPr>
+                <w:b w:val="0"/>
+                <w:sz w:val="20"/>
+              </w:rPr>
+              <w:t>16 x R5.50 = R88.00</w:t>
+            </w:r>
+          </w:p>
+        </w:tc>
+      </w:tr>
+    </w:tbl>
+    <w:p>
+      <w:pPr>
+        <w:spacing w:after="80"/>
+      </w:pPr>
+    </w:p>
+    <w:p>
+      <w:pPr>
+        <w:spacing w:after="160"/>
+      </w:pPr>
+      <w:r>
+        <w:rPr>
+          <w:b w:val="0"/>
+          <w:i w:val="0"/>
+          <w:sz w:val="22"/>
+        </w:rPr>
+        <w:t>The multiplier of 3 is a starting assumption, not a law. It is a single configurable setting. Once the Sales Agent exists and we have sales history, this should be replaced with a demand-based calculation - order enough for the next two weeks based on how fast the item actually sells.</w:t>
+      </w:r>
+    </w:p>
+    <w:tbl>
+      <w:tblPr>
+        <w:tblW w:type="auto" w:w="0"/>
+        <w:tblLook w:firstColumn="1" w:firstRow="1" w:lastColumn="0" w:lastRow="0" w:noHBand="0" w:noVBand="1" w:val="04A0"/>
+      </w:tblPr>
+      <w:tblGrid>
+        <w:gridCol w:w="9792"/>
+      </w:tblGrid>
+      <w:tr>
+        <w:tc>
+          <w:tcPr>
+            <w:tcW w:type="dxa" w:w="9792"/>
+            <w:shd w:val="clear" w:color="auto" w:fill="FFF4DB"/>
+          </w:tcPr>
+          <w:p>
+            <w:pPr>
+              <w:spacing w:after="40"/>
+            </w:pPr>
+            <w:r>
+              <w:rPr>
+                <w:b/>
+                <w:color w:val="9A6200"/>
+                <w:sz w:val="21"/>
+              </w:rPr>
+              <w:t>HONEST LIMITATION - be upfront about this</w:t>
+            </w:r>
+          </w:p>
+          <w:p>
+            <w:pPr>
+              <w:spacing w:after="0"/>
+            </w:pPr>
+            <w:r>
+              <w:rPr>
+                <w:i/>
+                <w:sz w:val="21"/>
+              </w:rPr>
+              <w:t>Today's reorder quantity is a sensible rule of thumb, not a forecast. It does not yet know that bread sells ten times faster than paraffin, because we have no sales history until Day 8. Presenting it as intelligent demand forecasting would be overselling it.</w:t>
+            </w:r>
+          </w:p>
+        </w:tc>
+      </w:tr>
+    </w:tbl>
+    <w:p>
+      <w:pPr>
+        <w:spacing w:after="80"/>
+      </w:pPr>
+    </w:p>
+    <w:p>
+      <w:pPr>
+        <w:pStyle w:val="Heading2"/>
+        <w:spacing w:before="200" w:after="120"/>
+      </w:pPr>
+      <w:r>
+        <w:rPr>
+          <w:color w:val="17324D"/>
+        </w:rPr>
+        <w:t>14.5 What the owner can now ask</w:t>
+      </w:r>
+    </w:p>
+    <w:tbl>
+      <w:tblPr>
+        <w:tblStyle w:val="TableGrid"/>
+        <w:tblW w:type="auto" w:w="0"/>
+        <w:tblLook w:firstColumn="1" w:firstRow="1" w:lastColumn="0" w:lastRow="0" w:noHBand="0" w:noVBand="1" w:val="04A0"/>
+      </w:tblPr>
+      <w:tblGrid>
+        <w:gridCol w:w="3264"/>
+        <w:gridCol w:w="3264"/>
+        <w:gridCol w:w="3264"/>
+      </w:tblGrid>
+      <w:tr>
+        <w:tc>
+          <w:tcPr>
+            <w:tcW w:type="dxa" w:w="3024"/>
+            <w:shd w:val="clear" w:color="auto" w:fill="17324D"/>
+          </w:tcPr>
+          <w:p>
+            <w:pPr>
+              <w:spacing w:after="40"/>
+            </w:pPr>
+            <w:r/>
+            <w:r>
+              <w:rPr>
+                <w:b/>
+                <w:color w:val="FFFFFF"/>
+                <w:sz w:val="20"/>
+              </w:rPr>
+              <w:t>Question</w:t>
+            </w:r>
+          </w:p>
+        </w:tc>
+        <w:tc>
+          <w:tcPr>
+            <w:tcW w:type="dxa" w:w="1872"/>
+            <w:shd w:val="clear" w:color="auto" w:fill="17324D"/>
+          </w:tcPr>
+          <w:p>
+            <w:pPr>
+              <w:spacing w:after="40"/>
+            </w:pPr>
+            <w:r/>
+            <w:r>
+              <w:rPr>
+                <w:b/>
+                <w:color w:val="FFFFFF"/>
+                <w:sz w:val="20"/>
+              </w:rPr>
+              <w:t>Understood as</w:t>
+            </w:r>
+          </w:p>
+        </w:tc>
+        <w:tc>
+          <w:tcPr>
+            <w:tcW w:type="dxa" w:w="4608"/>
+            <w:shd w:val="clear" w:color="auto" w:fill="17324D"/>
+          </w:tcPr>
+          <w:p>
+            <w:pPr>
+              <w:spacing w:after="40"/>
+            </w:pPr>
+            <w:r/>
+            <w:r>
+              <w:rPr>
+                <w:b/>
+                <w:color w:val="FFFFFF"/>
+                <w:sz w:val="20"/>
+              </w:rPr>
+              <w:t>What comes back</w:t>
+            </w:r>
+          </w:p>
+        </w:tc>
+      </w:tr>
+      <w:tr>
+        <w:tc>
+          <w:tcPr>
+            <w:tcW w:type="dxa" w:w="3024"/>
+          </w:tcPr>
+          <w:p>
+            <w:pPr>
+              <w:spacing w:after="40"/>
+            </w:pPr>
+            <w:r/>
+            <w:r>
+              <w:rPr>
+                <w:b/>
+                <w:sz w:val="20"/>
+              </w:rPr>
+              <w:t>What's low in stock?</w:t>
+            </w:r>
+          </w:p>
+        </w:tc>
+        <w:tc>
+          <w:tcPr>
+            <w:tcW w:type="dxa" w:w="1872"/>
+          </w:tcPr>
+          <w:p>
+            <w:pPr>
+              <w:spacing w:after="40"/>
+            </w:pPr>
+            <w:r/>
+            <w:r>
+              <w:rPr>
+                <w:b w:val="0"/>
+                <w:sz w:val="20"/>
+              </w:rPr>
+              <w:t>low_stock</w:t>
+            </w:r>
+          </w:p>
+        </w:tc>
+        <w:tc>
+          <w:tcPr>
+            <w:tcW w:type="dxa" w:w="4608"/>
+          </w:tcPr>
+          <w:p>
+            <w:pPr>
+              <w:spacing w:after="40"/>
+            </w:pPr>
+            <w:r/>
+            <w:r>
+              <w:rPr>
+                <w:b w:val="0"/>
+                <w:sz w:val="20"/>
+              </w:rPr>
+              <w:t>Every flagged product, worst first, with order quantities</w:t>
+            </w:r>
+          </w:p>
+        </w:tc>
+      </w:tr>
+      <w:tr>
+        <w:tc>
+          <w:tcPr>
+            <w:tcW w:type="dxa" w:w="3024"/>
+            <w:shd w:val="clear" w:color="auto" w:fill="F7FAFB"/>
+          </w:tcPr>
+          <w:p>
+            <w:pPr>
+              <w:spacing w:after="40"/>
+            </w:pPr>
+            <w:r/>
+            <w:r>
+              <w:rPr>
+                <w:b/>
+                <w:sz w:val="20"/>
+              </w:rPr>
+              <w:t>What should I reorder?</w:t>
+            </w:r>
+          </w:p>
+        </w:tc>
+        <w:tc>
+          <w:tcPr>
+            <w:tcW w:type="dxa" w:w="1872"/>
+            <w:shd w:val="clear" w:color="auto" w:fill="F7FAFB"/>
+          </w:tcPr>
+          <w:p>
+            <w:pPr>
+              <w:spacing w:after="40"/>
+            </w:pPr>
+            <w:r/>
+            <w:r>
+              <w:rPr>
+                <w:b w:val="0"/>
+                <w:sz w:val="20"/>
+              </w:rPr>
+              <w:t>reorder</w:t>
+            </w:r>
+          </w:p>
+        </w:tc>
+        <w:tc>
+          <w:tcPr>
+            <w:tcW w:type="dxa" w:w="4608"/>
+            <w:shd w:val="clear" w:color="auto" w:fill="F7FAFB"/>
+          </w:tcPr>
+          <w:p>
+            <w:pPr>
+              <w:spacing w:after="40"/>
+            </w:pPr>
+            <w:r/>
+            <w:r>
+              <w:rPr>
+                <w:b w:val="0"/>
+                <w:sz w:val="20"/>
+              </w:rPr>
+              <w:t>A full shopping list with a total cost and expected profit</w:t>
+            </w:r>
+          </w:p>
+        </w:tc>
+      </w:tr>
+      <w:tr>
+        <w:tc>
+          <w:tcPr>
+            <w:tcW w:type="dxa" w:w="3024"/>
+          </w:tcPr>
+          <w:p>
+            <w:pPr>
+              <w:spacing w:after="40"/>
+            </w:pPr>
+            <w:r/>
+            <w:r>
+              <w:rPr>
+                <w:b/>
+                <w:sz w:val="20"/>
+              </w:rPr>
+              <w:t>Do I have enough bread?</w:t>
+            </w:r>
+          </w:p>
+        </w:tc>
+        <w:tc>
+          <w:tcPr>
+            <w:tcW w:type="dxa" w:w="1872"/>
+          </w:tcPr>
+          <w:p>
+            <w:pPr>
+              <w:spacing w:after="40"/>
+            </w:pPr>
+            <w:r/>
+            <w:r>
+              <w:rPr>
+                <w:b w:val="0"/>
+                <w:sz w:val="20"/>
+              </w:rPr>
+              <w:t>check_product</w:t>
+            </w:r>
+          </w:p>
+        </w:tc>
+        <w:tc>
+          <w:tcPr>
+            <w:tcW w:type="dxa" w:w="4608"/>
+          </w:tcPr>
+          <w:p>
+            <w:pPr>
+              <w:spacing w:after="40"/>
+            </w:pPr>
+            <w:r/>
+            <w:r>
+              <w:rPr>
+                <w:b w:val="0"/>
+                <w:sz w:val="20"/>
+              </w:rPr>
+              <w:t>That one product's position and advice</w:t>
+            </w:r>
+          </w:p>
+        </w:tc>
+      </w:tr>
+      <w:tr>
+        <w:tc>
+          <w:tcPr>
+            <w:tcW w:type="dxa" w:w="3024"/>
+            <w:shd w:val="clear" w:color="auto" w:fill="F7FAFB"/>
+          </w:tcPr>
+          <w:p>
+            <w:pPr>
+              <w:spacing w:after="40"/>
+            </w:pPr>
+            <w:r/>
+            <w:r>
+              <w:rPr>
+                <w:b/>
+                <w:sz w:val="20"/>
+              </w:rPr>
+              <w:t>How is my stock doing?</w:t>
+            </w:r>
+          </w:p>
+        </w:tc>
+        <w:tc>
+          <w:tcPr>
+            <w:tcW w:type="dxa" w:w="1872"/>
+            <w:shd w:val="clear" w:color="auto" w:fill="F7FAFB"/>
+          </w:tcPr>
+          <w:p>
+            <w:pPr>
+              <w:spacing w:after="40"/>
+            </w:pPr>
+            <w:r/>
+            <w:r>
+              <w:rPr>
+                <w:b w:val="0"/>
+                <w:sz w:val="20"/>
+              </w:rPr>
+              <w:t>summary</w:t>
+            </w:r>
+          </w:p>
+        </w:tc>
+        <w:tc>
+          <w:tcPr>
+            <w:tcW w:type="dxa" w:w="4608"/>
+            <w:shd w:val="clear" w:color="auto" w:fill="F7FAFB"/>
+          </w:tcPr>
+          <w:p>
+            <w:pPr>
+              <w:spacing w:after="40"/>
+            </w:pPr>
+            <w:r/>
+            <w:r>
+              <w:rPr>
+                <w:b w:val="0"/>
+                <w:sz w:val="20"/>
+              </w:rPr>
+              <w:t>Whole-shop overview plus the most urgent item</w:t>
+            </w:r>
+          </w:p>
+        </w:tc>
+      </w:tr>
+      <w:tr>
+        <w:tc>
+          <w:tcPr>
+            <w:tcW w:type="dxa" w:w="3024"/>
+          </w:tcPr>
+          <w:p>
+            <w:pPr>
+              <w:spacing w:after="40"/>
+            </w:pPr>
+            <w:r/>
+            <w:r>
+              <w:rPr>
+                <w:b/>
+                <w:sz w:val="20"/>
+              </w:rPr>
+              <w:t>Yini esiphelile?</w:t>
+            </w:r>
+          </w:p>
+        </w:tc>
+        <w:tc>
+          <w:tcPr>
+            <w:tcW w:type="dxa" w:w="1872"/>
+          </w:tcPr>
+          <w:p>
+            <w:pPr>
+              <w:spacing w:after="40"/>
+            </w:pPr>
+            <w:r/>
+            <w:r>
+              <w:rPr>
+                <w:b w:val="0"/>
+                <w:sz w:val="20"/>
+              </w:rPr>
+              <w:t>low_stock</w:t>
+            </w:r>
+          </w:p>
+        </w:tc>
+        <w:tc>
+          <w:tcPr>
+            <w:tcW w:type="dxa" w:w="4608"/>
+          </w:tcPr>
+          <w:p>
+            <w:pPr>
+              <w:spacing w:after="40"/>
+            </w:pPr>
+            <w:r/>
+            <w:r>
+              <w:rPr>
+                <w:b w:val="0"/>
+                <w:sz w:val="20"/>
+              </w:rPr>
+              <w:t>The same answer, in isiZulu</w:t>
+            </w:r>
+          </w:p>
+        </w:tc>
+      </w:tr>
+      <w:tr>
+        <w:tc>
+          <w:tcPr>
+            <w:tcW w:type="dxa" w:w="3024"/>
+            <w:shd w:val="clear" w:color="auto" w:fill="F7FAFB"/>
+          </w:tcPr>
+          <w:p>
+            <w:pPr>
+              <w:spacing w:after="40"/>
+            </w:pPr>
+            <w:r/>
+            <w:r>
+              <w:rPr>
+                <w:b/>
+                <w:sz w:val="20"/>
+              </w:rPr>
+              <w:t>What is the weather tomorrow?</w:t>
+            </w:r>
+          </w:p>
+        </w:tc>
+        <w:tc>
+          <w:tcPr>
+            <w:tcW w:type="dxa" w:w="1872"/>
+            <w:shd w:val="clear" w:color="auto" w:fill="F7FAFB"/>
+          </w:tcPr>
+          <w:p>
+            <w:pPr>
+              <w:spacing w:after="40"/>
+            </w:pPr>
+            <w:r/>
+            <w:r>
+              <w:rPr>
+                <w:b w:val="0"/>
+                <w:sz w:val="20"/>
+              </w:rPr>
+              <w:t>unknown</w:t>
+            </w:r>
+          </w:p>
+        </w:tc>
+        <w:tc>
+          <w:tcPr>
+            <w:tcW w:type="dxa" w:w="4608"/>
+            <w:shd w:val="clear" w:color="auto" w:fill="F7FAFB"/>
+          </w:tcPr>
+          <w:p>
+            <w:pPr>
+              <w:spacing w:after="40"/>
+            </w:pPr>
+            <w:r/>
+            <w:r>
+              <w:rPr>
+                <w:b w:val="0"/>
+                <w:sz w:val="20"/>
+              </w:rPr>
+              <w:t>A polite list of what it can help with</w:t>
+            </w:r>
+          </w:p>
+        </w:tc>
+      </w:tr>
+    </w:tbl>
+    <w:p>
+      <w:pPr>
+        <w:spacing w:after="80"/>
+      </w:pPr>
+    </w:p>
+    <w:p>
+      <w:pPr>
+        <w:pStyle w:val="Heading2"/>
+        <w:spacing w:before="200" w:after="120"/>
+      </w:pPr>
+      <w:r>
+        <w:rPr>
+          <w:color w:val="17324D"/>
+        </w:rPr>
+        <w:t>14.6 Proof the numbers survive translation</w:t>
+      </w:r>
+    </w:p>
+    <w:p>
+      <w:pPr>
+        <w:spacing w:after="120"/>
+      </w:pPr>
+      <w:r>
+        <w:rPr>
+          <w:b w:val="0"/>
+          <w:i w:val="0"/>
+          <w:sz w:val="22"/>
+        </w:rPr>
+        <w:t>This is the result that matters most. The owner asked in isiZulu, and the model replied in isiZulu - but every single figure came from Python and was passed through untouched:</w:t>
+      </w:r>
+    </w:p>
+    <w:tbl>
+      <w:tblPr>
+        <w:tblW w:type="auto" w:w="0"/>
+        <w:tblLook w:firstColumn="1" w:firstRow="1" w:lastColumn="0" w:lastRow="0" w:noHBand="0" w:noVBand="1" w:val="04A0"/>
+      </w:tblPr>
+      <w:tblGrid>
+        <w:gridCol w:w="9792"/>
+      </w:tblGrid>
+      <w:tr>
+        <w:tc>
+          <w:tcPr>
+            <w:tcW w:type="dxa" w:w="9792"/>
+            <w:shd w:val="clear" w:color="auto" w:fill="F4F4F4"/>
+          </w:tcPr>
+          <w:p>
+            <w:pPr>
+              <w:spacing w:after="0"/>
+            </w:pPr>
+            <w:r/>
+            <w:r>
+              <w:rPr>
+                <w:rFonts w:ascii="Consolas" w:hAnsi="Consolas"/>
+                <w:sz w:val="18"/>
+              </w:rPr>
+              <w:t xml:space="preserve">  Owner:   Yini esiphelile?</w:t>
+            </w:r>
+          </w:p>
+          <w:p>
+            <w:pPr>
+              <w:spacing w:after="0"/>
+            </w:pPr>
+            <w:r>
+              <w:rPr>
+                <w:rFonts w:ascii="Consolas" w:hAnsi="Consolas"/>
+                <w:sz w:val="18"/>
+              </w:rPr>
+              <w:t xml:space="preserve">  KasiBiz: Uphakathi kwezimpahla eziphelile, lezi zinto zibalulekile:</w:t>
+            </w:r>
+          </w:p>
+          <w:p>
+            <w:pPr>
+              <w:spacing w:after="0"/>
+            </w:pPr>
+            <w:r>
+              <w:rPr>
+                <w:rFonts w:ascii="Consolas" w:hAnsi="Consolas"/>
+                <w:sz w:val="18"/>
+              </w:rPr>
+            </w:r>
+          </w:p>
+          <w:p>
+            <w:pPr>
+              <w:spacing w:after="0"/>
+            </w:pPr>
+            <w:r>
+              <w:rPr>
+                <w:rFonts w:ascii="Consolas" w:hAnsi="Consolas"/>
+                <w:sz w:val="18"/>
+              </w:rPr>
+              <w:t xml:space="preserve">    1. Paraffin 1L: 0 ... uku-oda 9 ngentengo ka-R234.00, inzuzo ka-R72.00.</w:t>
+            </w:r>
+          </w:p>
+          <w:p>
+            <w:pPr>
+              <w:spacing w:after="0"/>
+            </w:pPr>
+            <w:r>
+              <w:rPr>
+                <w:rFonts w:ascii="Consolas" w:hAnsi="Consolas"/>
+                <w:sz w:val="18"/>
+              </w:rPr>
+              <w:t xml:space="preserve">    2. Candles 6-pack: 1 ... uku-oda 8 ngentengo ka-R144.00, inzuzo ka-R56.00.</w:t>
+            </w:r>
+          </w:p>
+          <w:p>
+            <w:pPr>
+              <w:spacing w:after="0"/>
+            </w:pPr>
+            <w:r>
+              <w:rPr>
+                <w:rFonts w:ascii="Consolas" w:hAnsi="Consolas"/>
+                <w:sz w:val="18"/>
+              </w:rPr>
+              <w:t xml:space="preserve">    3. Milk 1L: 2 ... uku-oda 16 ngentengo ka-R280.00, inzuzo ka-R88.00.</w:t>
+            </w:r>
+          </w:p>
+          <w:p>
+            <w:pPr>
+              <w:spacing w:after="0"/>
+            </w:pPr>
+            <w:r>
+              <w:rPr>
+                <w:rFonts w:ascii="Consolas" w:hAnsi="Consolas"/>
+                <w:sz w:val="18"/>
+              </w:rPr>
+            </w:r>
+          </w:p>
+          <w:p>
+            <w:pPr>
+              <w:spacing w:after="0"/>
+            </w:pPr>
+            <w:r>
+              <w:rPr>
+                <w:rFonts w:ascii="Consolas" w:hAnsi="Consolas"/>
+                <w:sz w:val="18"/>
+              </w:rPr>
+              <w:t xml:space="preserve">  Thatha isinyathelo namuhla.</w:t>
+            </w:r>
+          </w:p>
+        </w:tc>
+      </w:tr>
+    </w:tbl>
+    <w:p>
+      <w:pPr>
+        <w:spacing w:after="80"/>
+      </w:pPr>
+    </w:p>
+    <w:p>
+      <w:pPr>
+        <w:spacing w:after="120"/>
+      </w:pPr>
+      <w:r>
+        <w:rPr>
+          <w:b w:val="0"/>
+          <w:i w:val="0"/>
+          <w:sz w:val="22"/>
+        </w:rPr>
+        <w:t>Compare those figures against the worked example in 14.4. They match exactly. The language changed; the arithmetic did not.</w:t>
+      </w:r>
+    </w:p>
+    <w:tbl>
+      <w:tblPr>
+        <w:tblW w:type="auto" w:w="0"/>
+        <w:tblLook w:firstColumn="1" w:firstRow="1" w:lastColumn="0" w:lastRow="0" w:noHBand="0" w:noVBand="1" w:val="04A0"/>
+      </w:tblPr>
+      <w:tblGrid>
+        <w:gridCol w:w="9792"/>
+      </w:tblGrid>
+      <w:tr>
+        <w:tc>
+          <w:tcPr>
+            <w:tcW w:type="dxa" w:w="9792"/>
+            <w:shd w:val="clear" w:color="auto" w:fill="FFF4DB"/>
+          </w:tcPr>
+          <w:p>
+            <w:pPr>
+              <w:spacing w:after="40"/>
+            </w:pPr>
+            <w:r>
+              <w:rPr>
+                <w:b/>
+                <w:color w:val="9A6200"/>
+                <w:sz w:val="21"/>
+              </w:rPr>
+              <w:t>STILL NEEDS A NATIVE SPEAKER</w:t>
+            </w:r>
+          </w:p>
+          <w:p>
+            <w:pPr>
+              <w:spacing w:after="0"/>
+            </w:pPr>
+            <w:r>
+              <w:rPr>
+                <w:i/>
+                <w:sz w:val="21"/>
+              </w:rPr>
+              <w:t>The isiZulu is understandable but not perfect - the model used 'usuku' (day) where 'kusele' (remaining) would be natural. The keyword lists for isiZulu and Sesotho also need review. This remains open issue M9 and should be booked with a native speaker before any pilot.</w:t>
+            </w:r>
+          </w:p>
+        </w:tc>
+      </w:tr>
+    </w:tbl>
+    <w:p>
+      <w:pPr>
+        <w:spacing w:after="80"/>
+      </w:pPr>
+    </w:p>
+    <w:p>
+      <w:pPr>
+        <w:pStyle w:val="Heading2"/>
+        <w:spacing w:before="200" w:after="120"/>
+      </w:pPr>
+      <w:r>
+        <w:rPr>
+          <w:color w:val="17324D"/>
+        </w:rPr>
+        <w:t>14.7 What happens when OpenAI is unavailable</w:t>
+      </w:r>
+    </w:p>
+    <w:p>
+      <w:pPr>
+        <w:spacing w:after="120"/>
+      </w:pPr>
+      <w:r>
+        <w:rPr>
+          <w:b w:val="0"/>
+          <w:i w:val="0"/>
+          <w:sz w:val="22"/>
+        </w:rPr>
+        <w:t>If the API key is missing, the account is out of credit, or the internet is down, the agent does not fail. It returns the plain facts instead:</w:t>
+      </w:r>
+    </w:p>
+    <w:tbl>
+      <w:tblPr>
+        <w:tblW w:type="auto" w:w="0"/>
+        <w:tblLook w:firstColumn="1" w:firstRow="1" w:lastColumn="0" w:lastRow="0" w:noHBand="0" w:noVBand="1" w:val="04A0"/>
+      </w:tblPr>
+      <w:tblGrid>
+        <w:gridCol w:w="9792"/>
+      </w:tblGrid>
+      <w:tr>
+        <w:tc>
+          <w:tcPr>
+            <w:tcW w:type="dxa" w:w="9792"/>
+            <w:shd w:val="clear" w:color="auto" w:fill="F4F4F4"/>
+          </w:tcPr>
+          <w:p>
+            <w:pPr>
+              <w:spacing w:after="0"/>
+            </w:pPr>
+            <w:r/>
+            <w:r>
+              <w:rPr>
+                <w:rFonts w:ascii="Consolas" w:hAnsi="Consolas"/>
+                <w:sz w:val="18"/>
+              </w:rPr>
+              <w:t xml:space="preserve">  3 product(s) are running low, most urgent first:</w:t>
+            </w:r>
+          </w:p>
+          <w:p>
+            <w:pPr>
+              <w:spacing w:after="0"/>
+            </w:pPr>
+            <w:r>
+              <w:rPr>
+                <w:rFonts w:ascii="Consolas" w:hAnsi="Consolas"/>
+                <w:sz w:val="18"/>
+              </w:rPr>
+              <w:t xml:space="preserve">    - Paraffin 1L: 0 left (alert level 3) - OUT OF STOCK. Order 9 more</w:t>
+            </w:r>
+          </w:p>
+          <w:p>
+            <w:pPr>
+              <w:spacing w:after="0"/>
+            </w:pPr>
+            <w:r>
+              <w:rPr>
+                <w:rFonts w:ascii="Consolas" w:hAnsi="Consolas"/>
+                <w:sz w:val="18"/>
+              </w:rPr>
+              <w:t xml:space="preserve">      for R234.00, which should bring in R72.00 profit.</w:t>
+            </w:r>
+          </w:p>
+        </w:tc>
+      </w:tr>
+    </w:tbl>
+    <w:p>
+      <w:pPr>
+        <w:spacing w:after="80"/>
+      </w:pPr>
+    </w:p>
+    <w:p>
+      <w:pPr>
+        <w:spacing w:after="120"/>
+      </w:pPr>
+      <w:r>
+        <w:rPr>
+          <w:b w:val="0"/>
+          <w:i w:val="0"/>
+          <w:sz w:val="22"/>
+        </w:rPr>
+        <w:t>Less friendly, but complete and correct. There are tests that deliberately break the language model and confirm the owner still gets a usable answer.</w:t>
+      </w:r>
+    </w:p>
+    <w:tbl>
+      <w:tblPr>
+        <w:tblW w:type="auto" w:w="0"/>
+        <w:tblLook w:firstColumn="1" w:firstRow="1" w:lastColumn="0" w:lastRow="0" w:noHBand="0" w:noVBand="1" w:val="04A0"/>
+      </w:tblPr>
+      <w:tblGrid>
+        <w:gridCol w:w="9792"/>
+      </w:tblGrid>
+      <w:tr>
+        <w:tc>
+          <w:tcPr>
+            <w:tcW w:type="dxa" w:w="9792"/>
+            <w:shd w:val="clear" w:color="auto" w:fill="EAF6F3"/>
+          </w:tcPr>
+          <w:p>
+            <w:pPr>
+              <w:spacing w:after="40"/>
+            </w:pPr>
+            <w:r>
+              <w:rPr>
+                <w:b/>
+                <w:color w:val="129B8E"/>
+                <w:sz w:val="21"/>
+              </w:rPr>
+              <w:t>PLAIN ENGLISH - Say this to management</w:t>
+            </w:r>
+          </w:p>
+          <w:p>
+            <w:pPr>
+              <w:spacing w:after="0"/>
+            </w:pPr>
+            <w:r>
+              <w:rPr>
+                <w:i/>
+                <w:sz w:val="21"/>
+              </w:rPr>
+              <w:t>"If our AI provider goes down, or we run out of credit, the shop owner still gets their reorder list. They lose the friendly wording, not the information. For a business tool someone depends on daily, that difference matters."</w:t>
+            </w:r>
+          </w:p>
+        </w:tc>
+      </w:tr>
+    </w:tbl>
+    <w:p>
+      <w:pPr>
+        <w:spacing w:after="80"/>
+      </w:pPr>
+    </w:p>
+    <w:p>
+      <w:pPr>
+        <w:pStyle w:val="Heading2"/>
+        <w:spacing w:before="200" w:after="120"/>
+      </w:pPr>
+      <w:r>
+        <w:rPr>
+          <w:color w:val="17324D"/>
+        </w:rPr>
+        <w:t>14.8 Testing</w:t>
+      </w:r>
+    </w:p>
+    <w:tbl>
+      <w:tblPr>
+        <w:tblStyle w:val="TableGrid"/>
+        <w:tblW w:type="auto" w:w="0"/>
+        <w:tblLook w:firstColumn="1" w:firstRow="1" w:lastColumn="0" w:lastRow="0" w:noHBand="0" w:noVBand="1" w:val="04A0"/>
+      </w:tblPr>
+      <w:tblGrid>
+        <w:gridCol w:w="3264"/>
+        <w:gridCol w:w="3264"/>
+        <w:gridCol w:w="3264"/>
+      </w:tblGrid>
+      <w:tr>
+        <w:tc>
+          <w:tcPr>
+            <w:tcW w:type="dxa" w:w="3744"/>
+            <w:shd w:val="clear" w:color="auto" w:fill="17324D"/>
+          </w:tcPr>
+          <w:p>
+            <w:pPr>
+              <w:spacing w:after="40"/>
+            </w:pPr>
+            <w:r/>
+            <w:r>
+              <w:rPr>
+                <w:b/>
+                <w:color w:val="FFFFFF"/>
+                <w:sz w:val="20"/>
+              </w:rPr>
+              <w:t>Suite</w:t>
+            </w:r>
+          </w:p>
+        </w:tc>
+        <w:tc>
+          <w:tcPr>
+            <w:tcW w:type="dxa" w:w="2016"/>
+            <w:shd w:val="clear" w:color="auto" w:fill="17324D"/>
+          </w:tcPr>
+          <w:p>
+            <w:pPr>
+              <w:spacing w:after="40"/>
+            </w:pPr>
+            <w:r/>
+            <w:r>
+              <w:rPr>
+                <w:b/>
+                <w:color w:val="FFFFFF"/>
+                <w:sz w:val="20"/>
+              </w:rPr>
+              <w:t>Tests</w:t>
+            </w:r>
+          </w:p>
+        </w:tc>
+        <w:tc>
+          <w:tcPr>
+            <w:tcW w:type="dxa" w:w="3744"/>
+            <w:shd w:val="clear" w:color="auto" w:fill="17324D"/>
+          </w:tcPr>
+          <w:p>
+            <w:pPr>
+              <w:spacing w:after="40"/>
+            </w:pPr>
+            <w:r/>
+            <w:r>
+              <w:rPr>
+                <w:b/>
+                <w:color w:val="FFFFFF"/>
+                <w:sz w:val="20"/>
+              </w:rPr>
+              <w:t>Needs internet or a key?</w:t>
+            </w:r>
+          </w:p>
+        </w:tc>
+      </w:tr>
+      <w:tr>
+        <w:tc>
+          <w:tcPr>
+            <w:tcW w:type="dxa" w:w="3744"/>
+          </w:tcPr>
+          <w:p>
+            <w:pPr>
+              <w:spacing w:after="40"/>
+            </w:pPr>
+            <w:r/>
+            <w:r>
+              <w:rPr>
+                <w:b/>
+                <w:sz w:val="20"/>
+              </w:rPr>
+              <w:t>tests/test_database.py</w:t>
+            </w:r>
+          </w:p>
+        </w:tc>
+        <w:tc>
+          <w:tcPr>
+            <w:tcW w:type="dxa" w:w="2016"/>
+          </w:tcPr>
+          <w:p>
+            <w:pPr>
+              <w:spacing w:after="40"/>
+            </w:pPr>
+            <w:r/>
+            <w:r>
+              <w:rPr>
+                <w:b w:val="0"/>
+                <w:sz w:val="20"/>
+              </w:rPr>
+              <w:t>53</w:t>
+            </w:r>
+          </w:p>
+        </w:tc>
+        <w:tc>
+          <w:tcPr>
+            <w:tcW w:type="dxa" w:w="3744"/>
+          </w:tcPr>
+          <w:p>
+            <w:pPr>
+              <w:spacing w:after="40"/>
+            </w:pPr>
+            <w:r/>
+            <w:r>
+              <w:rPr>
+                <w:b w:val="0"/>
+                <w:sz w:val="20"/>
+              </w:rPr>
+              <w:t>No</w:t>
+            </w:r>
+          </w:p>
+        </w:tc>
+      </w:tr>
+      <w:tr>
+        <w:tc>
+          <w:tcPr>
+            <w:tcW w:type="dxa" w:w="3744"/>
+            <w:shd w:val="clear" w:color="auto" w:fill="F7FAFB"/>
+          </w:tcPr>
+          <w:p>
+            <w:pPr>
+              <w:spacing w:after="40"/>
+            </w:pPr>
+            <w:r/>
+            <w:r>
+              <w:rPr>
+                <w:b/>
+                <w:sz w:val="20"/>
+              </w:rPr>
+              <w:t>tests/test_inventory_service.py</w:t>
+            </w:r>
+          </w:p>
+        </w:tc>
+        <w:tc>
+          <w:tcPr>
+            <w:tcW w:type="dxa" w:w="2016"/>
+            <w:shd w:val="clear" w:color="auto" w:fill="F7FAFB"/>
+          </w:tcPr>
+          <w:p>
+            <w:pPr>
+              <w:spacing w:after="40"/>
+            </w:pPr>
+            <w:r/>
+            <w:r>
+              <w:rPr>
+                <w:b w:val="0"/>
+                <w:sz w:val="20"/>
+              </w:rPr>
+              <w:t>43</w:t>
+            </w:r>
+          </w:p>
+        </w:tc>
+        <w:tc>
+          <w:tcPr>
+            <w:tcW w:type="dxa" w:w="3744"/>
+            <w:shd w:val="clear" w:color="auto" w:fill="F7FAFB"/>
+          </w:tcPr>
+          <w:p>
+            <w:pPr>
+              <w:spacing w:after="40"/>
+            </w:pPr>
+            <w:r/>
+            <w:r>
+              <w:rPr>
+                <w:b w:val="0"/>
+                <w:sz w:val="20"/>
+              </w:rPr>
+              <w:t>No</w:t>
+            </w:r>
+          </w:p>
+        </w:tc>
+      </w:tr>
+      <w:tr>
+        <w:tc>
+          <w:tcPr>
+            <w:tcW w:type="dxa" w:w="3744"/>
+          </w:tcPr>
+          <w:p>
+            <w:pPr>
+              <w:spacing w:after="40"/>
+            </w:pPr>
+            <w:r/>
+            <w:r>
+              <w:rPr>
+                <w:b/>
+                <w:sz w:val="20"/>
+              </w:rPr>
+              <w:t>tests/test_stock_agent.py</w:t>
+            </w:r>
+          </w:p>
+        </w:tc>
+        <w:tc>
+          <w:tcPr>
+            <w:tcW w:type="dxa" w:w="2016"/>
+          </w:tcPr>
+          <w:p>
+            <w:pPr>
+              <w:spacing w:after="40"/>
+            </w:pPr>
+            <w:r/>
+            <w:r>
+              <w:rPr>
+                <w:b w:val="0"/>
+                <w:sz w:val="20"/>
+              </w:rPr>
+              <w:t>30</w:t>
+            </w:r>
+          </w:p>
+        </w:tc>
+        <w:tc>
+          <w:tcPr>
+            <w:tcW w:type="dxa" w:w="3744"/>
+          </w:tcPr>
+          <w:p>
+            <w:pPr>
+              <w:spacing w:after="40"/>
+            </w:pPr>
+            <w:r/>
+            <w:r>
+              <w:rPr>
+                <w:b w:val="0"/>
+                <w:sz w:val="20"/>
+              </w:rPr>
+              <w:t>No</w:t>
+            </w:r>
+          </w:p>
+        </w:tc>
+      </w:tr>
+      <w:tr>
+        <w:tc>
+          <w:tcPr>
+            <w:tcW w:type="dxa" w:w="3744"/>
+            <w:shd w:val="clear" w:color="auto" w:fill="F7FAFB"/>
+          </w:tcPr>
+          <w:p>
+            <w:pPr>
+              <w:spacing w:after="40"/>
+            </w:pPr>
+            <w:r/>
+            <w:r>
+              <w:rPr>
+                <w:b/>
+                <w:sz w:val="20"/>
+              </w:rPr>
+              <w:t>tests/test_llm_connection.py</w:t>
+            </w:r>
+          </w:p>
+        </w:tc>
+        <w:tc>
+          <w:tcPr>
+            <w:tcW w:type="dxa" w:w="2016"/>
+            <w:shd w:val="clear" w:color="auto" w:fill="F7FAFB"/>
+          </w:tcPr>
+          <w:p>
+            <w:pPr>
+              <w:spacing w:after="40"/>
+            </w:pPr>
+            <w:r/>
+            <w:r>
+              <w:rPr>
+                <w:b w:val="0"/>
+                <w:sz w:val="20"/>
+              </w:rPr>
+              <w:t>3</w:t>
+            </w:r>
+          </w:p>
+        </w:tc>
+        <w:tc>
+          <w:tcPr>
+            <w:tcW w:type="dxa" w:w="3744"/>
+            <w:shd w:val="clear" w:color="auto" w:fill="F7FAFB"/>
+          </w:tcPr>
+          <w:p>
+            <w:pPr>
+              <w:spacing w:after="40"/>
+            </w:pPr>
+            <w:r/>
+            <w:r>
+              <w:rPr>
+                <w:b w:val="0"/>
+                <w:sz w:val="20"/>
+              </w:rPr>
+              <w:t>Yes - live API</w:t>
+            </w:r>
+          </w:p>
+        </w:tc>
+      </w:tr>
+      <w:tr>
+        <w:tc>
+          <w:tcPr>
+            <w:tcW w:type="dxa" w:w="3744"/>
+          </w:tcPr>
+          <w:p>
+            <w:pPr>
+              <w:spacing w:after="40"/>
+            </w:pPr>
+            <w:r/>
+            <w:r>
+              <w:rPr>
+                <w:b/>
+                <w:sz w:val="20"/>
+              </w:rPr>
+              <w:t>TOTAL</w:t>
+            </w:r>
+          </w:p>
+        </w:tc>
+        <w:tc>
+          <w:tcPr>
+            <w:tcW w:type="dxa" w:w="2016"/>
+          </w:tcPr>
+          <w:p>
+            <w:pPr>
+              <w:spacing w:after="40"/>
+            </w:pPr>
+            <w:r/>
+            <w:r>
+              <w:rPr>
+                <w:b w:val="0"/>
+                <w:sz w:val="20"/>
+              </w:rPr>
+              <w:t>129 passing</w:t>
+            </w:r>
+          </w:p>
+        </w:tc>
+        <w:tc>
+          <w:tcPr>
+            <w:tcW w:type="dxa" w:w="3744"/>
+          </w:tcPr>
+          <w:p>
+            <w:pPr>
+              <w:spacing w:after="40"/>
+            </w:pPr>
+            <w:r/>
+            <w:r>
+              <w:rPr>
+                <w:b w:val="0"/>
+                <w:sz w:val="20"/>
+              </w:rPr>
+            </w:r>
+          </w:p>
+        </w:tc>
+      </w:tr>
+    </w:tbl>
+    <w:p>
+      <w:pPr>
+        <w:spacing w:after="80"/>
+      </w:pPr>
+    </w:p>
+    <w:p>
+      <w:pPr>
+        <w:spacing w:after="120"/>
+      </w:pPr>
+      <w:r>
+        <w:rPr>
+          <w:b w:val="0"/>
+          <w:i w:val="0"/>
+          <w:sz w:val="22"/>
+        </w:rPr>
+        <w:t>The agent tests use a fake language model, so the whole suite is free, offline and runs in seconds. One test deliberately uses a lying model that claims there are 500 loaves, and proves the audited facts still record zero.</w:t>
+      </w:r>
+    </w:p>
+    <w:tbl>
+      <w:tblPr>
+        <w:tblW w:type="auto" w:w="0"/>
+        <w:tblLook w:firstColumn="1" w:firstRow="1" w:lastColumn="0" w:lastRow="0" w:noHBand="0" w:noVBand="1" w:val="04A0"/>
+      </w:tblPr>
+      <w:tblGrid>
+        <w:gridCol w:w="9792"/>
+      </w:tblGrid>
+      <w:tr>
+        <w:tc>
+          <w:tcPr>
+            <w:tcW w:type="dxa" w:w="9792"/>
+            <w:shd w:val="clear" w:color="auto" w:fill="F4F4F4"/>
+          </w:tcPr>
+          <w:p>
+            <w:pPr>
+              <w:spacing w:after="0"/>
+            </w:pPr>
+            <w:r/>
+            <w:r>
+              <w:rPr>
+                <w:rFonts w:ascii="Consolas" w:hAnsi="Consolas"/>
+                <w:sz w:val="18"/>
+              </w:rPr>
+              <w:t>python -m pytest tests/ -q                        # all 129 tests</w:t>
+            </w:r>
+          </w:p>
+          <w:p>
+            <w:pPr>
+              <w:spacing w:after="0"/>
+            </w:pPr>
+            <w:r>
+              <w:rPr>
+                <w:rFonts w:ascii="Consolas" w:hAnsi="Consolas"/>
+                <w:sz w:val="18"/>
+              </w:rPr>
+              <w:t>python scripts/stock_agent_demo.py                # facts only, free, no AI</w:t>
+            </w:r>
+          </w:p>
+          <w:p>
+            <w:pPr>
+              <w:spacing w:after="0"/>
+            </w:pPr>
+            <w:r>
+              <w:rPr>
+                <w:rFonts w:ascii="Consolas" w:hAnsi="Consolas"/>
+                <w:sz w:val="18"/>
+              </w:rPr>
+              <w:t>python scripts/stock_agent_demo.py --ai           # same facts, AI phrasing</w:t>
+            </w:r>
+          </w:p>
+          <w:p>
+            <w:pPr>
+              <w:spacing w:after="0"/>
+            </w:pPr>
+            <w:r>
+              <w:rPr>
+                <w:rFonts w:ascii="Consolas" w:hAnsi="Consolas"/>
+                <w:sz w:val="18"/>
+              </w:rPr>
+              <w:t>python scripts/stock_agent_demo.py --chat --ai    # ask your own questions</w:t>
+            </w:r>
+          </w:p>
+        </w:tc>
+      </w:tr>
+    </w:tbl>
+    <w:p>
+      <w:pPr>
+        <w:spacing w:after="80"/>
+      </w:pPr>
+    </w:p>
+    <w:p>
+      <w:pPr>
+        <w:pStyle w:val="Heading2"/>
+        <w:spacing w:before="200" w:after="120"/>
+      </w:pPr>
+      <w:r>
+        <w:rPr>
+          <w:color w:val="17324D"/>
+        </w:rPr>
+        <w:t>14.9 What Day 7 does NOT include</w:t>
+      </w:r>
+    </w:p>
+    <w:p>
+      <w:pPr>
+        <w:pStyle w:val="ListBullet"/>
+        <w:spacing w:after="60"/>
+      </w:pPr>
+      <w:r>
+        <w:rPr>
+          <w:sz w:val="22"/>
+        </w:rPr>
+        <w:t>No sales history, so reorder quantities are a rule of thumb, not a forecast.</w:t>
+      </w:r>
+    </w:p>
+    <w:p>
+      <w:pPr>
+        <w:pStyle w:val="ListBullet"/>
+        <w:spacing w:after="60"/>
+      </w:pPr>
+      <w:r>
+        <w:rPr>
+          <w:sz w:val="22"/>
+        </w:rPr>
+        <w:t>No ability to place an order - it tells the owner what to buy, it does not buy it.</w:t>
+      </w:r>
+    </w:p>
+    <w:p>
+      <w:pPr>
+        <w:pStyle w:val="ListBullet"/>
+        <w:spacing w:after="60"/>
+      </w:pPr>
+      <w:r>
+        <w:rPr>
+          <w:sz w:val="22"/>
+        </w:rPr>
+        <w:t>No supplier information, prices or lead times.</w:t>
+      </w:r>
+    </w:p>
+    <w:p>
+      <w:pPr>
+        <w:pStyle w:val="ListBullet"/>
+        <w:spacing w:after="60"/>
+      </w:pPr>
+      <w:r>
+        <w:rPr>
+          <w:sz w:val="22"/>
+        </w:rPr>
+        <w:t>No user interface - still Python only.</w:t>
+      </w:r>
+    </w:p>
+    <w:p>
+      <w:pPr>
+        <w:pStyle w:val="ListBullet"/>
+        <w:spacing w:after="60"/>
+      </w:pPr>
+      <w:r>
+        <w:rPr>
+          <w:sz w:val="22"/>
+        </w:rPr>
+        <w:t>No memory of the previous question in a conversation.</w:t>
+      </w:r>
+    </w:p>
+    <w:p>
+      <w:pPr>
+        <w:pStyle w:val="ListBullet"/>
+        <w:spacing w:after="60"/>
+      </w:pPr>
+      <w:r>
+        <w:rPr>
+          <w:sz w:val="22"/>
+        </w:rPr>
+        <w:t>The Task Coordinator still does not exist; this agent is called directly.</w:t>
+      </w:r>
+    </w:p>
+    <w:p>
+      <w:pPr>
+        <w:spacing w:after="120"/>
+      </w:pPr>
+    </w:p>
+    <w:tbl>
+      <w:tblPr>
+        <w:tblW w:type="auto" w:w="0"/>
+        <w:tblLook w:firstColumn="1" w:firstRow="1" w:lastColumn="0" w:lastRow="0" w:noHBand="0" w:noVBand="1" w:val="04A0"/>
+      </w:tblPr>
+      <w:tblGrid>
+        <w:gridCol w:w="9792"/>
+      </w:tblGrid>
+      <w:tr>
+        <w:tc>
+          <w:tcPr>
+            <w:tcW w:type="dxa" w:w="9792"/>
+            <w:shd w:val="clear" w:color="auto" w:fill="EAF6F3"/>
+          </w:tcPr>
+          <w:p>
+            <w:pPr>
+              <w:spacing w:after="40"/>
+            </w:pPr>
+            <w:r>
+              <w:rPr>
+                <w:b/>
+                <w:color w:val="129B8E"/>
+                <w:sz w:val="21"/>
+              </w:rPr>
+              <w:t>PLAIN ENGLISH - Say this to management</w:t>
+            </w:r>
+          </w:p>
+          <w:p>
+            <w:pPr>
+              <w:spacing w:after="0"/>
+            </w:pPr>
+            <w:r>
+              <w:rPr>
+                <w:i/>
+                <w:sz w:val="21"/>
+              </w:rPr>
+              <w:t>"The shop owner can now ask, in their own language, what is running out and what they should buy - and get an exact answer with the cost of the order and the profit it should bring. What is still missing is a screen to ask it on, and sales history to make the quantities smarter."</w:t>
+            </w:r>
+          </w:p>
+        </w:tc>
+      </w:tr>
+    </w:tbl>
+    <w:p>
+      <w:pPr>
+        <w:spacing w:after="80"/>
+      </w:pPr>
+    </w:p>
+    <w:p>
+      <w:pPr>
+        <w:spacing w:after="120"/>
+      </w:pPr>
+    </w:p>
+    <w:p>
+      <w:pPr>
+        <w:spacing w:after="120"/>
+      </w:pPr>
+      <w:r>
+        <w:rPr>
+          <w:b w:val="0"/>
+          <w:i/>
+          <w:color w:val="5A5A5A"/>
+          <w:sz w:val="20"/>
+        </w:rPr>
+        <w:t>End of Day 7 addendum - handbook version 1.2, 08 September 2026.</w:t>
+      </w:r>
+    </w:p>
+    <w:p>
+      <w:r>
+        <w:br w:type="page"/>
+      </w:r>
+    </w:p>
+    <w:p>
+      <w:pPr>
+        <w:pStyle w:val="Heading1"/>
+        <w:spacing w:before="280" w:after="120"/>
+      </w:pPr>
+      <w:r>
+        <w:rPr>
+          <w:color w:val="129B8E"/>
+        </w:rPr>
+        <w:t>15. Technical Addendum - Day 8: The Pricing Helper</w:t>
+      </w:r>
+    </w:p>
+    <w:p>
+      <w:pPr>
+        <w:spacing w:after="200"/>
+      </w:pPr>
+      <w:r>
+        <w:rPr>
+          <w:b w:val="0"/>
+          <w:i w:val="0"/>
+          <w:sz w:val="22"/>
+        </w:rPr>
+        <w:t>Completed Thursday, 10 September 2026. The Pricing Helper answers the question a shop owner asks more often than any other: what should I charge for this? It also teaches the one piece of business arithmetic that quietly costs township shops the most money.</w:t>
+      </w:r>
+    </w:p>
+    <w:p>
+      <w:pPr>
+        <w:pStyle w:val="Heading2"/>
+        <w:spacing w:before="200" w:after="120"/>
+      </w:pPr>
+      <w:r>
+        <w:rPr>
+          <w:color w:val="17324D"/>
+        </w:rPr>
+        <w:t>15.1 Markup is not margin - the idea that saves shops money</w:t>
+      </w:r>
+    </w:p>
+    <w:p>
+      <w:pPr>
+        <w:spacing w:after="120"/>
+      </w:pPr>
+      <w:r>
+        <w:rPr>
+          <w:b w:val="0"/>
+          <w:i w:val="0"/>
+          <w:sz w:val="22"/>
+        </w:rPr>
+        <w:t>This is the most valuable thing in Day 8, and it is worth being able to explain from memory.</w:t>
+      </w:r>
+    </w:p>
+    <w:p>
+      <w:pPr>
+        <w:spacing w:after="80"/>
+      </w:pPr>
+      <w:r>
+        <w:rPr>
+          <w:b/>
+          <w:i w:val="0"/>
+          <w:sz w:val="22"/>
+        </w:rPr>
+        <w:t>You buy a loaf for R15.00 and sell it for R20.00. Your profit is R5.00.</w:t>
+      </w:r>
+    </w:p>
+    <w:tbl>
+      <w:tblPr>
+        <w:tblStyle w:val="TableGrid"/>
+        <w:tblW w:type="auto" w:w="0"/>
+        <w:tblLook w:firstColumn="1" w:firstRow="1" w:lastColumn="0" w:lastRow="0" w:noHBand="0" w:noVBand="1" w:val="04A0"/>
+      </w:tblPr>
+      <w:tblGrid>
+        <w:gridCol w:w="2448"/>
+        <w:gridCol w:w="2448"/>
+        <w:gridCol w:w="2448"/>
+        <w:gridCol w:w="2448"/>
+      </w:tblGrid>
+      <w:tr>
+        <w:tc>
+          <w:tcPr>
+            <w:tcW w:type="dxa" w:w="1872"/>
+            <w:shd w:val="clear" w:color="auto" w:fill="17324D"/>
+          </w:tcPr>
+          <w:p>
+            <w:pPr>
+              <w:spacing w:after="40"/>
+            </w:pPr>
+            <w:r/>
+            <w:r>
+              <w:rPr>
+                <w:b/>
+                <w:color w:val="FFFFFF"/>
+                <w:sz w:val="20"/>
+              </w:rPr>
+              <w:t>Measure</w:t>
+            </w:r>
+          </w:p>
+        </w:tc>
+        <w:tc>
+          <w:tcPr>
+            <w:tcW w:type="dxa" w:w="2448"/>
+            <w:shd w:val="clear" w:color="auto" w:fill="17324D"/>
+          </w:tcPr>
+          <w:p>
+            <w:pPr>
+              <w:spacing w:after="40"/>
+            </w:pPr>
+            <w:r/>
+            <w:r>
+              <w:rPr>
+                <w:b/>
+                <w:color w:val="FFFFFF"/>
+                <w:sz w:val="20"/>
+              </w:rPr>
+              <w:t>Calculation</w:t>
+            </w:r>
+          </w:p>
+        </w:tc>
+        <w:tc>
+          <w:tcPr>
+            <w:tcW w:type="dxa" w:w="1728"/>
+            <w:shd w:val="clear" w:color="auto" w:fill="17324D"/>
+          </w:tcPr>
+          <w:p>
+            <w:pPr>
+              <w:spacing w:after="40"/>
+            </w:pPr>
+            <w:r/>
+            <w:r>
+              <w:rPr>
+                <w:b/>
+                <w:color w:val="FFFFFF"/>
+                <w:sz w:val="20"/>
+              </w:rPr>
+              <w:t>Answer</w:t>
+            </w:r>
+          </w:p>
+        </w:tc>
+        <w:tc>
+          <w:tcPr>
+            <w:tcW w:type="dxa" w:w="3456"/>
+            <w:shd w:val="clear" w:color="auto" w:fill="17324D"/>
+          </w:tcPr>
+          <w:p>
+            <w:pPr>
+              <w:spacing w:after="40"/>
+            </w:pPr>
+            <w:r/>
+            <w:r>
+              <w:rPr>
+                <w:b/>
+                <w:color w:val="FFFFFF"/>
+                <w:sz w:val="20"/>
+              </w:rPr>
+              <w:t>Measured against</w:t>
+            </w:r>
+          </w:p>
+        </w:tc>
+      </w:tr>
+      <w:tr>
+        <w:tc>
+          <w:tcPr>
+            <w:tcW w:type="dxa" w:w="1872"/>
+          </w:tcPr>
+          <w:p>
+            <w:pPr>
+              <w:spacing w:after="40"/>
+            </w:pPr>
+            <w:r/>
+            <w:r>
+              <w:rPr>
+                <w:b/>
+                <w:sz w:val="20"/>
+              </w:rPr>
+              <w:t>MARKUP</w:t>
+            </w:r>
+          </w:p>
+        </w:tc>
+        <w:tc>
+          <w:tcPr>
+            <w:tcW w:type="dxa" w:w="2448"/>
+          </w:tcPr>
+          <w:p>
+            <w:pPr>
+              <w:spacing w:after="40"/>
+            </w:pPr>
+            <w:r/>
+            <w:r>
+              <w:rPr>
+                <w:b w:val="0"/>
+                <w:sz w:val="20"/>
+              </w:rPr>
+              <w:t>R5.00 / R15.00</w:t>
+            </w:r>
+          </w:p>
+        </w:tc>
+        <w:tc>
+          <w:tcPr>
+            <w:tcW w:type="dxa" w:w="1728"/>
+          </w:tcPr>
+          <w:p>
+            <w:pPr>
+              <w:spacing w:after="40"/>
+            </w:pPr>
+            <w:r/>
+            <w:r>
+              <w:rPr>
+                <w:b w:val="0"/>
+                <w:sz w:val="20"/>
+              </w:rPr>
+              <w:t>33.33%</w:t>
+            </w:r>
+          </w:p>
+        </w:tc>
+        <w:tc>
+          <w:tcPr>
+            <w:tcW w:type="dxa" w:w="3456"/>
+          </w:tcPr>
+          <w:p>
+            <w:pPr>
+              <w:spacing w:after="40"/>
+            </w:pPr>
+            <w:r/>
+            <w:r>
+              <w:rPr>
+                <w:b w:val="0"/>
+                <w:sz w:val="20"/>
+              </w:rPr>
+              <w:t>What you PAID</w:t>
+            </w:r>
+          </w:p>
+        </w:tc>
+      </w:tr>
+      <w:tr>
+        <w:tc>
+          <w:tcPr>
+            <w:tcW w:type="dxa" w:w="1872"/>
+            <w:shd w:val="clear" w:color="auto" w:fill="F7FAFB"/>
+          </w:tcPr>
+          <w:p>
+            <w:pPr>
+              <w:spacing w:after="40"/>
+            </w:pPr>
+            <w:r/>
+            <w:r>
+              <w:rPr>
+                <w:b/>
+                <w:sz w:val="20"/>
+              </w:rPr>
+              <w:t>MARGIN</w:t>
+            </w:r>
+          </w:p>
+        </w:tc>
+        <w:tc>
+          <w:tcPr>
+            <w:tcW w:type="dxa" w:w="2448"/>
+            <w:shd w:val="clear" w:color="auto" w:fill="F7FAFB"/>
+          </w:tcPr>
+          <w:p>
+            <w:pPr>
+              <w:spacing w:after="40"/>
+            </w:pPr>
+            <w:r/>
+            <w:r>
+              <w:rPr>
+                <w:b w:val="0"/>
+                <w:sz w:val="20"/>
+              </w:rPr>
+              <w:t>R5.00 / R20.00</w:t>
+            </w:r>
+          </w:p>
+        </w:tc>
+        <w:tc>
+          <w:tcPr>
+            <w:tcW w:type="dxa" w:w="1728"/>
+            <w:shd w:val="clear" w:color="auto" w:fill="F7FAFB"/>
+          </w:tcPr>
+          <w:p>
+            <w:pPr>
+              <w:spacing w:after="40"/>
+            </w:pPr>
+            <w:r/>
+            <w:r>
+              <w:rPr>
+                <w:b w:val="0"/>
+                <w:sz w:val="20"/>
+              </w:rPr>
+              <w:t>25.00%</w:t>
+            </w:r>
+          </w:p>
+        </w:tc>
+        <w:tc>
+          <w:tcPr>
+            <w:tcW w:type="dxa" w:w="3456"/>
+            <w:shd w:val="clear" w:color="auto" w:fill="F7FAFB"/>
+          </w:tcPr>
+          <w:p>
+            <w:pPr>
+              <w:spacing w:after="40"/>
+            </w:pPr>
+            <w:r/>
+            <w:r>
+              <w:rPr>
+                <w:b w:val="0"/>
+                <w:sz w:val="20"/>
+              </w:rPr>
+              <w:t>What you CHARGE</w:t>
+            </w:r>
+          </w:p>
+        </w:tc>
+      </w:tr>
+    </w:tbl>
+    <w:p>
+      <w:pPr>
+        <w:spacing w:after="80"/>
+      </w:pPr>
+    </w:p>
+    <w:p>
+      <w:pPr>
+        <w:spacing w:after="120"/>
+      </w:pPr>
+      <w:r>
+        <w:rPr>
+          <w:b w:val="0"/>
+          <w:i w:val="0"/>
+          <w:sz w:val="22"/>
+        </w:rPr>
+        <w:t>Same R5.00 profit. Two completely different percentages. A shop owner who believes a 33% markup gives them a 33% margin is systematically charging too little on every item they sell, and will never understand why the money does not add up at month end.</w:t>
+      </w:r>
+    </w:p>
+    <w:p>
+      <w:pPr>
+        <w:spacing w:after="160"/>
+      </w:pPr>
+      <w:r>
+        <w:rPr>
+          <w:b w:val="0"/>
+          <w:i w:val="0"/>
+          <w:sz w:val="22"/>
+        </w:rPr>
+        <w:t>KasiBiz therefore reports BOTH numbers on every single price it touches, and the language model is instructed to explain the difference in one line whenever both appear.</w:t>
+      </w:r>
+    </w:p>
+    <w:tbl>
+      <w:tblPr>
+        <w:tblW w:type="auto" w:w="0"/>
+        <w:tblLook w:firstColumn="1" w:firstRow="1" w:lastColumn="0" w:lastRow="0" w:noHBand="0" w:noVBand="1" w:val="04A0"/>
+      </w:tblPr>
+      <w:tblGrid>
+        <w:gridCol w:w="9792"/>
+      </w:tblGrid>
+      <w:tr>
+        <w:tc>
+          <w:tcPr>
+            <w:tcW w:type="dxa" w:w="9792"/>
+            <w:shd w:val="clear" w:color="auto" w:fill="EAF6F3"/>
+          </w:tcPr>
+          <w:p>
+            <w:pPr>
+              <w:spacing w:after="40"/>
+            </w:pPr>
+            <w:r>
+              <w:rPr>
+                <w:b/>
+                <w:color w:val="129B8E"/>
+                <w:sz w:val="21"/>
+              </w:rPr>
+              <w:t>PLAIN ENGLISH - Say this to management</w:t>
+            </w:r>
+          </w:p>
+          <w:p>
+            <w:pPr>
+              <w:spacing w:after="0"/>
+            </w:pPr>
+            <w:r>
+              <w:rPr>
+                <w:i/>
+                <w:sz w:val="21"/>
+              </w:rPr>
+              <w:t>"There is one arithmetic mistake that quietly costs small shops more than anything else: confusing markup with margin. They sound the same and they are not. Our product shows both numbers every time and explains the difference in the owner's own language. That single feature could be worth more to a shop than everything else we build."</w:t>
+            </w:r>
+          </w:p>
+        </w:tc>
+      </w:tr>
+    </w:tbl>
+    <w:p>
+      <w:pPr>
+        <w:spacing w:after="80"/>
+      </w:pPr>
+    </w:p>
+    <w:p>
+      <w:pPr>
+        <w:pStyle w:val="Heading2"/>
+        <w:spacing w:before="200" w:after="120"/>
+      </w:pPr>
+      <w:r>
+        <w:rPr>
+          <w:color w:val="17324D"/>
+        </w:rPr>
+        <w:t>15.2 What the Pricing Helper calculates</w:t>
+      </w:r>
+    </w:p>
+    <w:tbl>
+      <w:tblPr>
+        <w:tblStyle w:val="TableGrid"/>
+        <w:tblW w:type="auto" w:w="0"/>
+        <w:tblLook w:firstColumn="1" w:firstRow="1" w:lastColumn="0" w:lastRow="0" w:noHBand="0" w:noVBand="1" w:val="04A0"/>
+      </w:tblPr>
+      <w:tblGrid>
+        <w:gridCol w:w="3264"/>
+        <w:gridCol w:w="3264"/>
+        <w:gridCol w:w="3264"/>
+      </w:tblGrid>
+      <w:tr>
+        <w:tc>
+          <w:tcPr>
+            <w:tcW w:type="dxa" w:w="2592"/>
+            <w:shd w:val="clear" w:color="auto" w:fill="17324D"/>
+          </w:tcPr>
+          <w:p>
+            <w:pPr>
+              <w:spacing w:after="40"/>
+            </w:pPr>
+            <w:r/>
+            <w:r>
+              <w:rPr>
+                <w:b/>
+                <w:color w:val="FFFFFF"/>
+                <w:sz w:val="20"/>
+              </w:rPr>
+              <w:t>Function</w:t>
+            </w:r>
+          </w:p>
+        </w:tc>
+        <w:tc>
+          <w:tcPr>
+            <w:tcW w:type="dxa" w:w="3168"/>
+            <w:shd w:val="clear" w:color="auto" w:fill="17324D"/>
+          </w:tcPr>
+          <w:p>
+            <w:pPr>
+              <w:spacing w:after="40"/>
+            </w:pPr>
+            <w:r/>
+            <w:r>
+              <w:rPr>
+                <w:b/>
+                <w:color w:val="FFFFFF"/>
+                <w:sz w:val="20"/>
+              </w:rPr>
+              <w:t>Question it answers</w:t>
+            </w:r>
+          </w:p>
+        </w:tc>
+        <w:tc>
+          <w:tcPr>
+            <w:tcW w:type="dxa" w:w="3744"/>
+            <w:shd w:val="clear" w:color="auto" w:fill="17324D"/>
+          </w:tcPr>
+          <w:p>
+            <w:pPr>
+              <w:spacing w:after="40"/>
+            </w:pPr>
+            <w:r/>
+            <w:r>
+              <w:rPr>
+                <w:b/>
+                <w:color w:val="FFFFFF"/>
+                <w:sz w:val="20"/>
+              </w:rPr>
+              <w:t>Example</w:t>
+            </w:r>
+          </w:p>
+        </w:tc>
+      </w:tr>
+      <w:tr>
+        <w:tc>
+          <w:tcPr>
+            <w:tcW w:type="dxa" w:w="2592"/>
+          </w:tcPr>
+          <w:p>
+            <w:pPr>
+              <w:spacing w:after="40"/>
+            </w:pPr>
+            <w:r/>
+            <w:r>
+              <w:rPr>
+                <w:b/>
+                <w:sz w:val="20"/>
+              </w:rPr>
+              <w:t>suggest_price</w:t>
+            </w:r>
+          </w:p>
+        </w:tc>
+        <w:tc>
+          <w:tcPr>
+            <w:tcW w:type="dxa" w:w="3168"/>
+          </w:tcPr>
+          <w:p>
+            <w:pPr>
+              <w:spacing w:after="40"/>
+            </w:pPr>
+            <w:r/>
+            <w:r>
+              <w:rPr>
+                <w:b w:val="0"/>
+                <w:sz w:val="20"/>
+              </w:rPr>
+              <w:t>What should I charge?</w:t>
+            </w:r>
+          </w:p>
+        </w:tc>
+        <w:tc>
+          <w:tcPr>
+            <w:tcW w:type="dxa" w:w="3744"/>
+          </w:tcPr>
+          <w:p>
+            <w:pPr>
+              <w:spacing w:after="40"/>
+            </w:pPr>
+            <w:r/>
+            <w:r>
+              <w:rPr>
+                <w:b w:val="0"/>
+                <w:sz w:val="20"/>
+              </w:rPr>
+              <w:t>R15 cost + 35% markup = sell at R20.50</w:t>
+            </w:r>
+          </w:p>
+        </w:tc>
+      </w:tr>
+      <w:tr>
+        <w:tc>
+          <w:tcPr>
+            <w:tcW w:type="dxa" w:w="2592"/>
+            <w:shd w:val="clear" w:color="auto" w:fill="F7FAFB"/>
+          </w:tcPr>
+          <w:p>
+            <w:pPr>
+              <w:spacing w:after="40"/>
+            </w:pPr>
+            <w:r/>
+            <w:r>
+              <w:rPr>
+                <w:b/>
+                <w:sz w:val="20"/>
+              </w:rPr>
+              <w:t>price_for_target_margin</w:t>
+            </w:r>
+          </w:p>
+        </w:tc>
+        <w:tc>
+          <w:tcPr>
+            <w:tcW w:type="dxa" w:w="3168"/>
+            <w:shd w:val="clear" w:color="auto" w:fill="F7FAFB"/>
+          </w:tcPr>
+          <w:p>
+            <w:pPr>
+              <w:spacing w:after="40"/>
+            </w:pPr>
+            <w:r/>
+            <w:r>
+              <w:rPr>
+                <w:b w:val="0"/>
+                <w:sz w:val="20"/>
+              </w:rPr>
+              <w:t>What price gives me a 30% margin?</w:t>
+            </w:r>
+          </w:p>
+        </w:tc>
+        <w:tc>
+          <w:tcPr>
+            <w:tcW w:type="dxa" w:w="3744"/>
+            <w:shd w:val="clear" w:color="auto" w:fill="F7FAFB"/>
+          </w:tcPr>
+          <w:p>
+            <w:pPr>
+              <w:spacing w:after="40"/>
+            </w:pPr>
+            <w:r/>
+            <w:r>
+              <w:rPr>
+                <w:b w:val="0"/>
+                <w:sz w:val="20"/>
+              </w:rPr>
+              <w:t>R15 cost -&gt; charge R21.50</w:t>
+            </w:r>
+          </w:p>
+        </w:tc>
+      </w:tr>
+      <w:tr>
+        <w:tc>
+          <w:tcPr>
+            <w:tcW w:type="dxa" w:w="2592"/>
+          </w:tcPr>
+          <w:p>
+            <w:pPr>
+              <w:spacing w:after="40"/>
+            </w:pPr>
+            <w:r/>
+            <w:r>
+              <w:rPr>
+                <w:b/>
+                <w:sz w:val="20"/>
+              </w:rPr>
+              <w:t>suggest_price_options</w:t>
+            </w:r>
+          </w:p>
+        </w:tc>
+        <w:tc>
+          <w:tcPr>
+            <w:tcW w:type="dxa" w:w="3168"/>
+          </w:tcPr>
+          <w:p>
+            <w:pPr>
+              <w:spacing w:after="40"/>
+            </w:pPr>
+            <w:r/>
+            <w:r>
+              <w:rPr>
+                <w:b w:val="0"/>
+                <w:sz w:val="20"/>
+              </w:rPr>
+              <w:t>Give me choices, not one number</w:t>
+            </w:r>
+          </w:p>
+        </w:tc>
+        <w:tc>
+          <w:tcPr>
+            <w:tcW w:type="dxa" w:w="3744"/>
+          </w:tcPr>
+          <w:p>
+            <w:pPr>
+              <w:spacing w:after="40"/>
+            </w:pPr>
+            <w:r/>
+            <w:r>
+              <w:rPr>
+                <w:b w:val="0"/>
+                <w:sz w:val="20"/>
+              </w:rPr>
+              <w:t>Competitive / Recommended / Premium</w:t>
+            </w:r>
+          </w:p>
+        </w:tc>
+      </w:tr>
+      <w:tr>
+        <w:tc>
+          <w:tcPr>
+            <w:tcW w:type="dxa" w:w="2592"/>
+            <w:shd w:val="clear" w:color="auto" w:fill="F7FAFB"/>
+          </w:tcPr>
+          <w:p>
+            <w:pPr>
+              <w:spacing w:after="40"/>
+            </w:pPr>
+            <w:r/>
+            <w:r>
+              <w:rPr>
+                <w:b/>
+                <w:sz w:val="20"/>
+              </w:rPr>
+              <w:t>analyse</w:t>
+            </w:r>
+          </w:p>
+        </w:tc>
+        <w:tc>
+          <w:tcPr>
+            <w:tcW w:type="dxa" w:w="3168"/>
+            <w:shd w:val="clear" w:color="auto" w:fill="F7FAFB"/>
+          </w:tcPr>
+          <w:p>
+            <w:pPr>
+              <w:spacing w:after="40"/>
+            </w:pPr>
+            <w:r/>
+            <w:r>
+              <w:rPr>
+                <w:b w:val="0"/>
+                <w:sz w:val="20"/>
+              </w:rPr>
+              <w:t>Am I making money on this?</w:t>
+            </w:r>
+          </w:p>
+        </w:tc>
+        <w:tc>
+          <w:tcPr>
+            <w:tcW w:type="dxa" w:w="3744"/>
+            <w:shd w:val="clear" w:color="auto" w:fill="F7FAFB"/>
+          </w:tcPr>
+          <w:p>
+            <w:pPr>
+              <w:spacing w:after="40"/>
+            </w:pPr>
+            <w:r/>
+            <w:r>
+              <w:rPr>
+                <w:b w:val="0"/>
+                <w:sz w:val="20"/>
+              </w:rPr>
+              <w:t>Profit, markup, margin and a verdict</w:t>
+            </w:r>
+          </w:p>
+        </w:tc>
+      </w:tr>
+      <w:tr>
+        <w:tc>
+          <w:tcPr>
+            <w:tcW w:type="dxa" w:w="2592"/>
+          </w:tcPr>
+          <w:p>
+            <w:pPr>
+              <w:spacing w:after="40"/>
+            </w:pPr>
+            <w:r/>
+            <w:r>
+              <w:rPr>
+                <w:b/>
+                <w:sz w:val="20"/>
+              </w:rPr>
+              <w:t>review_all</w:t>
+            </w:r>
+          </w:p>
+        </w:tc>
+        <w:tc>
+          <w:tcPr>
+            <w:tcW w:type="dxa" w:w="3168"/>
+          </w:tcPr>
+          <w:p>
+            <w:pPr>
+              <w:spacing w:after="40"/>
+            </w:pPr>
+            <w:r/>
+            <w:r>
+              <w:rPr>
+                <w:b w:val="0"/>
+                <w:sz w:val="20"/>
+              </w:rPr>
+              <w:t>Are all my prices right?</w:t>
+            </w:r>
+          </w:p>
+        </w:tc>
+        <w:tc>
+          <w:tcPr>
+            <w:tcW w:type="dxa" w:w="3744"/>
+          </w:tcPr>
+          <w:p>
+            <w:pPr>
+              <w:spacing w:after="40"/>
+            </w:pPr>
+            <w:r/>
+            <w:r>
+              <w:rPr>
+                <w:b w:val="0"/>
+                <w:sz w:val="20"/>
+              </w:rPr>
+              <w:t>Every product ranked, problems first</w:t>
+            </w:r>
+          </w:p>
+        </w:tc>
+      </w:tr>
+      <w:tr>
+        <w:tc>
+          <w:tcPr>
+            <w:tcW w:type="dxa" w:w="2592"/>
+            <w:shd w:val="clear" w:color="auto" w:fill="F7FAFB"/>
+          </w:tcPr>
+          <w:p>
+            <w:pPr>
+              <w:spacing w:after="40"/>
+            </w:pPr>
+            <w:r/>
+            <w:r>
+              <w:rPr>
+                <w:b/>
+                <w:sz w:val="20"/>
+              </w:rPr>
+              <w:t>price_change_impact</w:t>
+            </w:r>
+          </w:p>
+        </w:tc>
+        <w:tc>
+          <w:tcPr>
+            <w:tcW w:type="dxa" w:w="3168"/>
+            <w:shd w:val="clear" w:color="auto" w:fill="F7FAFB"/>
+          </w:tcPr>
+          <w:p>
+            <w:pPr>
+              <w:spacing w:after="40"/>
+            </w:pPr>
+            <w:r/>
+            <w:r>
+              <w:rPr>
+                <w:b w:val="0"/>
+                <w:sz w:val="20"/>
+              </w:rPr>
+              <w:t>What if I charge R22 instead?</w:t>
+            </w:r>
+          </w:p>
+        </w:tc>
+        <w:tc>
+          <w:tcPr>
+            <w:tcW w:type="dxa" w:w="3744"/>
+            <w:shd w:val="clear" w:color="auto" w:fill="F7FAFB"/>
+          </w:tcPr>
+          <w:p>
+            <w:pPr>
+              <w:spacing w:after="40"/>
+            </w:pPr>
+            <w:r/>
+            <w:r>
+              <w:rPr>
+                <w:b w:val="0"/>
+                <w:sz w:val="20"/>
+              </w:rPr>
+              <w:t>Extra profit per sale and across stock</w:t>
+            </w:r>
+          </w:p>
+        </w:tc>
+      </w:tr>
+      <w:tr>
+        <w:tc>
+          <w:tcPr>
+            <w:tcW w:type="dxa" w:w="2592"/>
+          </w:tcPr>
+          <w:p>
+            <w:pPr>
+              <w:spacing w:after="40"/>
+            </w:pPr>
+            <w:r/>
+            <w:r>
+              <w:rPr>
+                <w:b/>
+                <w:sz w:val="20"/>
+              </w:rPr>
+              <w:t>apply_suggested_price</w:t>
+            </w:r>
+          </w:p>
+        </w:tc>
+        <w:tc>
+          <w:tcPr>
+            <w:tcW w:type="dxa" w:w="3168"/>
+          </w:tcPr>
+          <w:p>
+            <w:pPr>
+              <w:spacing w:after="40"/>
+            </w:pPr>
+            <w:r/>
+            <w:r>
+              <w:rPr>
+                <w:b w:val="0"/>
+                <w:sz w:val="20"/>
+              </w:rPr>
+              <w:t>Save that new price</w:t>
+            </w:r>
+          </w:p>
+        </w:tc>
+        <w:tc>
+          <w:tcPr>
+            <w:tcW w:type="dxa" w:w="3744"/>
+          </w:tcPr>
+          <w:p>
+            <w:pPr>
+              <w:spacing w:after="40"/>
+            </w:pPr>
+            <w:r/>
+            <w:r>
+              <w:rPr>
+                <w:b w:val="0"/>
+                <w:sz w:val="20"/>
+              </w:rPr>
+              <w:t>Writes it back to the database</w:t>
+            </w:r>
+          </w:p>
+        </w:tc>
+      </w:tr>
+    </w:tbl>
+    <w:p>
+      <w:pPr>
+        <w:spacing w:after="80"/>
+      </w:pPr>
+    </w:p>
+    <w:p>
+      <w:pPr>
+        <w:pStyle w:val="Heading2"/>
+        <w:spacing w:before="200" w:after="120"/>
+      </w:pPr>
+      <w:r>
+        <w:rPr>
+          <w:color w:val="17324D"/>
+        </w:rPr>
+        <w:t>15.3 Prices are rounded to real money</w:t>
+      </w:r>
+    </w:p>
+    <w:p>
+      <w:pPr>
+        <w:spacing w:after="120"/>
+      </w:pPr>
+      <w:r>
+        <w:rPr>
+          <w:b w:val="0"/>
+          <w:i w:val="0"/>
+          <w:sz w:val="22"/>
+        </w:rPr>
+        <w:t>A calculation might produce R20.25 or R19.87. In a shop that takes cash, those are awkward prices, and coins below 10c no longer circulate in South Africa. Every suggested price is therefore rounded to the nearest 50c, and the helper tells the owner it has done so.</w:t>
+      </w:r>
+    </w:p>
+    <w:tbl>
+      <w:tblPr>
+        <w:tblW w:type="auto" w:w="0"/>
+        <w:tblLook w:firstColumn="1" w:firstRow="1" w:lastColumn="0" w:lastRow="0" w:noHBand="0" w:noVBand="1" w:val="04A0"/>
+      </w:tblPr>
+      <w:tblGrid>
+        <w:gridCol w:w="9792"/>
+      </w:tblGrid>
+      <w:tr>
+        <w:tc>
+          <w:tcPr>
+            <w:tcW w:type="dxa" w:w="9792"/>
+            <w:shd w:val="clear" w:color="auto" w:fill="F4F4F4"/>
+          </w:tcPr>
+          <w:p>
+            <w:pPr>
+              <w:spacing w:after="0"/>
+            </w:pPr>
+            <w:r/>
+            <w:r>
+              <w:rPr>
+                <w:rFonts w:ascii="Consolas" w:hAnsi="Consolas"/>
+                <w:sz w:val="18"/>
+              </w:rPr>
+              <w:t xml:space="preserve">  If a loaf costs you R15.00:</w:t>
+            </w:r>
+          </w:p>
+          <w:p>
+            <w:pPr>
+              <w:spacing w:after="0"/>
+            </w:pPr>
+            <w:r>
+              <w:rPr>
+                <w:rFonts w:ascii="Consolas" w:hAnsi="Consolas"/>
+                <w:sz w:val="18"/>
+              </w:rPr>
+            </w:r>
+          </w:p>
+          <w:p>
+            <w:pPr>
+              <w:spacing w:after="0"/>
+            </w:pPr>
+            <w:r>
+              <w:rPr>
+                <w:rFonts w:ascii="Consolas" w:hAnsi="Consolas"/>
+                <w:sz w:val="18"/>
+              </w:rPr>
+              <w:t xml:space="preserve">  OPTION          MARKUP     EXACT  YOU CHARGE   PROFIT   MARGIN</w:t>
+            </w:r>
+          </w:p>
+          <w:p>
+            <w:pPr>
+              <w:spacing w:after="0"/>
+            </w:pPr>
+            <w:r>
+              <w:rPr>
+                <w:rFonts w:ascii="Consolas" w:hAnsi="Consolas"/>
+                <w:sz w:val="18"/>
+              </w:rPr>
+              <w:t xml:space="preserve">  Competitive     20.00%    R18.00      R18.00    R3.00   16.67%</w:t>
+            </w:r>
+          </w:p>
+          <w:p>
+            <w:pPr>
+              <w:spacing w:after="0"/>
+            </w:pPr>
+            <w:r>
+              <w:rPr>
+                <w:rFonts w:ascii="Consolas" w:hAnsi="Consolas"/>
+                <w:sz w:val="18"/>
+              </w:rPr>
+              <w:t xml:space="preserve">  Recommended     35.00%    R20.25      R20.50    R5.50   26.83%</w:t>
+            </w:r>
+          </w:p>
+          <w:p>
+            <w:pPr>
+              <w:spacing w:after="0"/>
+            </w:pPr>
+            <w:r>
+              <w:rPr>
+                <w:rFonts w:ascii="Consolas" w:hAnsi="Consolas"/>
+                <w:sz w:val="18"/>
+              </w:rPr>
+              <w:t xml:space="preserve">  Premium         50.00%    R22.50      R22.50    R7.50   33.33%</w:t>
+            </w:r>
+          </w:p>
+        </w:tc>
+      </w:tr>
+    </w:tbl>
+    <w:p>
+      <w:pPr>
+        <w:spacing w:after="80"/>
+      </w:pPr>
+    </w:p>
+    <w:p>
+      <w:pPr>
+        <w:spacing w:after="160"/>
+      </w:pPr>
+      <w:r>
+        <w:rPr>
+          <w:b w:val="0"/>
+          <w:i w:val="0"/>
+          <w:sz w:val="22"/>
+        </w:rPr>
+        <w:t>Note that the helper reports the ACTUAL markup and margin after rounding, not the requested one. Asking for 35% and being told 36.67% is honest; quoting 35% when the real figure is different would not be.</w:t>
+      </w:r>
+    </w:p>
+    <w:p>
+      <w:pPr>
+        <w:pStyle w:val="Heading2"/>
+        <w:spacing w:before="200" w:after="120"/>
+      </w:pPr>
+      <w:r>
+        <w:rPr>
+          <w:color w:val="17324D"/>
+        </w:rPr>
+        <w:t>15.4 The price health check is category-aware</w:t>
+      </w:r>
+    </w:p>
+    <w:p>
+      <w:pPr>
+        <w:spacing w:after="120"/>
+      </w:pPr>
+      <w:r>
+        <w:rPr>
+          <w:b w:val="0"/>
+          <w:i w:val="0"/>
+          <w:sz w:val="22"/>
+        </w:rPr>
+        <w:t>A single 'minimum healthy margin' rule would have been wrong. Airtime is sold at roughly 5% margin by every shop in the country. Flagging it as underpriced would destroy the owner's trust in the whole tool.</w:t>
+      </w:r>
+    </w:p>
+    <w:tbl>
+      <w:tblPr>
+        <w:tblStyle w:val="TableGrid"/>
+        <w:tblW w:type="auto" w:w="0"/>
+        <w:tblLook w:firstColumn="1" w:firstRow="1" w:lastColumn="0" w:lastRow="0" w:noHBand="0" w:noVBand="1" w:val="04A0"/>
+      </w:tblPr>
+      <w:tblGrid>
+        <w:gridCol w:w="4896"/>
+        <w:gridCol w:w="4896"/>
+      </w:tblGrid>
+      <w:tr>
+        <w:tc>
+          <w:tcPr>
+            <w:tcW w:type="dxa" w:w="3744"/>
+            <w:shd w:val="clear" w:color="auto" w:fill="17324D"/>
+          </w:tcPr>
+          <w:p>
+            <w:pPr>
+              <w:spacing w:after="40"/>
+            </w:pPr>
+            <w:r/>
+            <w:r>
+              <w:rPr>
+                <w:b/>
+                <w:color w:val="FFFFFF"/>
+                <w:sz w:val="20"/>
+              </w:rPr>
+              <w:t>Category</w:t>
+            </w:r>
+          </w:p>
+        </w:tc>
+        <w:tc>
+          <w:tcPr>
+            <w:tcW w:type="dxa" w:w="5760"/>
+            <w:shd w:val="clear" w:color="auto" w:fill="17324D"/>
+          </w:tcPr>
+          <w:p>
+            <w:pPr>
+              <w:spacing w:after="40"/>
+            </w:pPr>
+            <w:r/>
+            <w:r>
+              <w:rPr>
+                <w:b/>
+                <w:color w:val="FFFFFF"/>
+                <w:sz w:val="20"/>
+              </w:rPr>
+              <w:t>Minimum healthy margin</w:t>
+            </w:r>
+          </w:p>
+        </w:tc>
+      </w:tr>
+      <w:tr>
+        <w:tc>
+          <w:tcPr>
+            <w:tcW w:type="dxa" w:w="3744"/>
+          </w:tcPr>
+          <w:p>
+            <w:pPr>
+              <w:spacing w:after="40"/>
+            </w:pPr>
+            <w:r/>
+            <w:r>
+              <w:rPr>
+                <w:b/>
+                <w:sz w:val="20"/>
+              </w:rPr>
+              <w:t>Airtime</w:t>
+            </w:r>
+          </w:p>
+        </w:tc>
+        <w:tc>
+          <w:tcPr>
+            <w:tcW w:type="dxa" w:w="5760"/>
+          </w:tcPr>
+          <w:p>
+            <w:pPr>
+              <w:spacing w:after="40"/>
+            </w:pPr>
+            <w:r/>
+            <w:r>
+              <w:rPr>
+                <w:b w:val="0"/>
+                <w:sz w:val="20"/>
+              </w:rPr>
+              <w:t>3%</w:t>
+            </w:r>
+          </w:p>
+        </w:tc>
+      </w:tr>
+      <w:tr>
+        <w:tc>
+          <w:tcPr>
+            <w:tcW w:type="dxa" w:w="3744"/>
+            <w:shd w:val="clear" w:color="auto" w:fill="F7FAFB"/>
+          </w:tcPr>
+          <w:p>
+            <w:pPr>
+              <w:spacing w:after="40"/>
+            </w:pPr>
+            <w:r/>
+            <w:r>
+              <w:rPr>
+                <w:b/>
+                <w:sz w:val="20"/>
+              </w:rPr>
+              <w:t>Staples</w:t>
+            </w:r>
+          </w:p>
+        </w:tc>
+        <w:tc>
+          <w:tcPr>
+            <w:tcW w:type="dxa" w:w="5760"/>
+            <w:shd w:val="clear" w:color="auto" w:fill="F7FAFB"/>
+          </w:tcPr>
+          <w:p>
+            <w:pPr>
+              <w:spacing w:after="40"/>
+            </w:pPr>
+            <w:r/>
+            <w:r>
+              <w:rPr>
+                <w:b w:val="0"/>
+                <w:sz w:val="20"/>
+              </w:rPr>
+              <w:t>10%</w:t>
+            </w:r>
+          </w:p>
+        </w:tc>
+      </w:tr>
+      <w:tr>
+        <w:tc>
+          <w:tcPr>
+            <w:tcW w:type="dxa" w:w="3744"/>
+          </w:tcPr>
+          <w:p>
+            <w:pPr>
+              <w:spacing w:after="40"/>
+            </w:pPr>
+            <w:r/>
+            <w:r>
+              <w:rPr>
+                <w:b/>
+                <w:sz w:val="20"/>
+              </w:rPr>
+              <w:t>Bakery / Dairy</w:t>
+            </w:r>
+          </w:p>
+        </w:tc>
+        <w:tc>
+          <w:tcPr>
+            <w:tcW w:type="dxa" w:w="5760"/>
+          </w:tcPr>
+          <w:p>
+            <w:pPr>
+              <w:spacing w:after="40"/>
+            </w:pPr>
+            <w:r/>
+            <w:r>
+              <w:rPr>
+                <w:b w:val="0"/>
+                <w:sz w:val="20"/>
+              </w:rPr>
+              <w:t>12%</w:t>
+            </w:r>
+          </w:p>
+        </w:tc>
+      </w:tr>
+      <w:tr>
+        <w:tc>
+          <w:tcPr>
+            <w:tcW w:type="dxa" w:w="3744"/>
+            <w:shd w:val="clear" w:color="auto" w:fill="F7FAFB"/>
+          </w:tcPr>
+          <w:p>
+            <w:pPr>
+              <w:spacing w:after="40"/>
+            </w:pPr>
+            <w:r/>
+            <w:r>
+              <w:rPr>
+                <w:b/>
+                <w:sz w:val="20"/>
+              </w:rPr>
+              <w:t>Groceries</w:t>
+            </w:r>
+          </w:p>
+        </w:tc>
+        <w:tc>
+          <w:tcPr>
+            <w:tcW w:type="dxa" w:w="5760"/>
+            <w:shd w:val="clear" w:color="auto" w:fill="F7FAFB"/>
+          </w:tcPr>
+          <w:p>
+            <w:pPr>
+              <w:spacing w:after="40"/>
+            </w:pPr>
+            <w:r/>
+            <w:r>
+              <w:rPr>
+                <w:b w:val="0"/>
+                <w:sz w:val="20"/>
+              </w:rPr>
+              <w:t>15%</w:t>
+            </w:r>
+          </w:p>
+        </w:tc>
+      </w:tr>
+      <w:tr>
+        <w:tc>
+          <w:tcPr>
+            <w:tcW w:type="dxa" w:w="3744"/>
+          </w:tcPr>
+          <w:p>
+            <w:pPr>
+              <w:spacing w:after="40"/>
+            </w:pPr>
+            <w:r/>
+            <w:r>
+              <w:rPr>
+                <w:b/>
+                <w:sz w:val="20"/>
+              </w:rPr>
+              <w:t>Cold Drinks / Household</w:t>
+            </w:r>
+          </w:p>
+        </w:tc>
+        <w:tc>
+          <w:tcPr>
+            <w:tcW w:type="dxa" w:w="5760"/>
+          </w:tcPr>
+          <w:p>
+            <w:pPr>
+              <w:spacing w:after="40"/>
+            </w:pPr>
+            <w:r/>
+            <w:r>
+              <w:rPr>
+                <w:b w:val="0"/>
+                <w:sz w:val="20"/>
+              </w:rPr>
+              <w:t>18%</w:t>
+            </w:r>
+          </w:p>
+        </w:tc>
+      </w:tr>
+      <w:tr>
+        <w:tc>
+          <w:tcPr>
+            <w:tcW w:type="dxa" w:w="3744"/>
+            <w:shd w:val="clear" w:color="auto" w:fill="F7FAFB"/>
+          </w:tcPr>
+          <w:p>
+            <w:pPr>
+              <w:spacing w:after="40"/>
+            </w:pPr>
+            <w:r/>
+            <w:r>
+              <w:rPr>
+                <w:b/>
+                <w:sz w:val="20"/>
+              </w:rPr>
+              <w:t>Snacks</w:t>
+            </w:r>
+          </w:p>
+        </w:tc>
+        <w:tc>
+          <w:tcPr>
+            <w:tcW w:type="dxa" w:w="5760"/>
+            <w:shd w:val="clear" w:color="auto" w:fill="F7FAFB"/>
+          </w:tcPr>
+          <w:p>
+            <w:pPr>
+              <w:spacing w:after="40"/>
+            </w:pPr>
+            <w:r/>
+            <w:r>
+              <w:rPr>
+                <w:b w:val="0"/>
+                <w:sz w:val="20"/>
+              </w:rPr>
+              <w:t>20%</w:t>
+            </w:r>
+          </w:p>
+        </w:tc>
+      </w:tr>
+      <w:tr>
+        <w:tc>
+          <w:tcPr>
+            <w:tcW w:type="dxa" w:w="3744"/>
+          </w:tcPr>
+          <w:p>
+            <w:pPr>
+              <w:spacing w:after="40"/>
+            </w:pPr>
+            <w:r/>
+            <w:r>
+              <w:rPr>
+                <w:b/>
+                <w:sz w:val="20"/>
+              </w:rPr>
+              <w:t>Anything else</w:t>
+            </w:r>
+          </w:p>
+        </w:tc>
+        <w:tc>
+          <w:tcPr>
+            <w:tcW w:type="dxa" w:w="5760"/>
+          </w:tcPr>
+          <w:p>
+            <w:pPr>
+              <w:spacing w:after="40"/>
+            </w:pPr>
+            <w:r/>
+            <w:r>
+              <w:rPr>
+                <w:b w:val="0"/>
+                <w:sz w:val="20"/>
+              </w:rPr>
+              <w:t>15%</w:t>
+            </w:r>
+          </w:p>
+        </w:tc>
+      </w:tr>
+    </w:tbl>
+    <w:p>
+      <w:pPr>
+        <w:spacing w:after="80"/>
+      </w:pPr>
+    </w:p>
+    <w:p>
+      <w:pPr>
+        <w:spacing w:after="80"/>
+      </w:pPr>
+      <w:r>
+        <w:rPr>
+          <w:b w:val="0"/>
+          <w:i w:val="0"/>
+          <w:sz w:val="22"/>
+        </w:rPr>
+        <w:t>Four verdicts are possible:</w:t>
+      </w:r>
+    </w:p>
+    <w:tbl>
+      <w:tblPr>
+        <w:tblStyle w:val="TableGrid"/>
+        <w:tblW w:type="auto" w:w="0"/>
+        <w:tblLook w:firstColumn="1" w:firstRow="1" w:lastColumn="0" w:lastRow="0" w:noHBand="0" w:noVBand="1" w:val="04A0"/>
+      </w:tblPr>
+      <w:tblGrid>
+        <w:gridCol w:w="3264"/>
+        <w:gridCol w:w="3264"/>
+        <w:gridCol w:w="3264"/>
+      </w:tblGrid>
+      <w:tr>
+        <w:tc>
+          <w:tcPr>
+            <w:tcW w:type="dxa" w:w="1872"/>
+            <w:shd w:val="clear" w:color="auto" w:fill="17324D"/>
+          </w:tcPr>
+          <w:p>
+            <w:pPr>
+              <w:spacing w:after="40"/>
+            </w:pPr>
+            <w:r/>
+            <w:r>
+              <w:rPr>
+                <w:b/>
+                <w:color w:val="FFFFFF"/>
+                <w:sz w:val="20"/>
+              </w:rPr>
+              <w:t>Verdict</w:t>
+            </w:r>
+          </w:p>
+        </w:tc>
+        <w:tc>
+          <w:tcPr>
+            <w:tcW w:type="dxa" w:w="2736"/>
+            <w:shd w:val="clear" w:color="auto" w:fill="17324D"/>
+          </w:tcPr>
+          <w:p>
+            <w:pPr>
+              <w:spacing w:after="40"/>
+            </w:pPr>
+            <w:r/>
+            <w:r>
+              <w:rPr>
+                <w:b/>
+                <w:color w:val="FFFFFF"/>
+                <w:sz w:val="20"/>
+              </w:rPr>
+              <w:t>Condition</w:t>
+            </w:r>
+          </w:p>
+        </w:tc>
+        <w:tc>
+          <w:tcPr>
+            <w:tcW w:type="dxa" w:w="4896"/>
+            <w:shd w:val="clear" w:color="auto" w:fill="17324D"/>
+          </w:tcPr>
+          <w:p>
+            <w:pPr>
+              <w:spacing w:after="40"/>
+            </w:pPr>
+            <w:r/>
+            <w:r>
+              <w:rPr>
+                <w:b/>
+                <w:color w:val="FFFFFF"/>
+                <w:sz w:val="20"/>
+              </w:rPr>
+              <w:t>What the owner is told</w:t>
+            </w:r>
+          </w:p>
+        </w:tc>
+      </w:tr>
+      <w:tr>
+        <w:tc>
+          <w:tcPr>
+            <w:tcW w:type="dxa" w:w="1872"/>
+          </w:tcPr>
+          <w:p>
+            <w:pPr>
+              <w:spacing w:after="40"/>
+            </w:pPr>
+            <w:r/>
+            <w:r>
+              <w:rPr>
+                <w:b/>
+                <w:sz w:val="20"/>
+              </w:rPr>
+              <w:t>LOSING MONEY</w:t>
+            </w:r>
+          </w:p>
+        </w:tc>
+        <w:tc>
+          <w:tcPr>
+            <w:tcW w:type="dxa" w:w="2736"/>
+          </w:tcPr>
+          <w:p>
+            <w:pPr>
+              <w:spacing w:after="40"/>
+            </w:pPr>
+            <w:r/>
+            <w:r>
+              <w:rPr>
+                <w:b w:val="0"/>
+                <w:sz w:val="20"/>
+              </w:rPr>
+              <w:t>Selling below cost</w:t>
+            </w:r>
+          </w:p>
+        </w:tc>
+        <w:tc>
+          <w:tcPr>
+            <w:tcW w:type="dxa" w:w="4896"/>
+          </w:tcPr>
+          <w:p>
+            <w:pPr>
+              <w:spacing w:after="40"/>
+            </w:pPr>
+            <w:r/>
+            <w:r>
+              <w:rPr>
+                <w:b w:val="0"/>
+                <w:sz w:val="20"/>
+              </w:rPr>
+              <w:t>You lose money on every one you sell. Raise this price today.</w:t>
+            </w:r>
+          </w:p>
+        </w:tc>
+      </w:tr>
+      <w:tr>
+        <w:tc>
+          <w:tcPr>
+            <w:tcW w:type="dxa" w:w="1872"/>
+            <w:shd w:val="clear" w:color="auto" w:fill="F7FAFB"/>
+          </w:tcPr>
+          <w:p>
+            <w:pPr>
+              <w:spacing w:after="40"/>
+            </w:pPr>
+            <w:r/>
+            <w:r>
+              <w:rPr>
+                <w:b/>
+                <w:sz w:val="20"/>
+              </w:rPr>
+              <w:t>TOO CHEAP</w:t>
+            </w:r>
+          </w:p>
+        </w:tc>
+        <w:tc>
+          <w:tcPr>
+            <w:tcW w:type="dxa" w:w="2736"/>
+            <w:shd w:val="clear" w:color="auto" w:fill="F7FAFB"/>
+          </w:tcPr>
+          <w:p>
+            <w:pPr>
+              <w:spacing w:after="40"/>
+            </w:pPr>
+            <w:r/>
+            <w:r>
+              <w:rPr>
+                <w:b w:val="0"/>
+                <w:sz w:val="20"/>
+              </w:rPr>
+              <w:t>Margin below the category minimum</w:t>
+            </w:r>
+          </w:p>
+        </w:tc>
+        <w:tc>
+          <w:tcPr>
+            <w:tcW w:type="dxa" w:w="4896"/>
+            <w:shd w:val="clear" w:color="auto" w:fill="F7FAFB"/>
+          </w:tcPr>
+          <w:p>
+            <w:pPr>
+              <w:spacing w:after="40"/>
+            </w:pPr>
+            <w:r/>
+            <w:r>
+              <w:rPr>
+                <w:b w:val="0"/>
+                <w:sz w:val="20"/>
+              </w:rPr>
+              <w:t>You are making very little on this. A small increase adds up fast.</w:t>
+            </w:r>
+          </w:p>
+        </w:tc>
+      </w:tr>
+      <w:tr>
+        <w:tc>
+          <w:tcPr>
+            <w:tcW w:type="dxa" w:w="1872"/>
+          </w:tcPr>
+          <w:p>
+            <w:pPr>
+              <w:spacing w:after="40"/>
+            </w:pPr>
+            <w:r/>
+            <w:r>
+              <w:rPr>
+                <w:b/>
+                <w:sz w:val="20"/>
+              </w:rPr>
+              <w:t>HEALTHY</w:t>
+            </w:r>
+          </w:p>
+        </w:tc>
+        <w:tc>
+          <w:tcPr>
+            <w:tcW w:type="dxa" w:w="2736"/>
+          </w:tcPr>
+          <w:p>
+            <w:pPr>
+              <w:spacing w:after="40"/>
+            </w:pPr>
+            <w:r/>
+            <w:r>
+              <w:rPr>
+                <w:b w:val="0"/>
+                <w:sz w:val="20"/>
+              </w:rPr>
+              <w:t>Within the normal band</w:t>
+            </w:r>
+          </w:p>
+        </w:tc>
+        <w:tc>
+          <w:tcPr>
+            <w:tcW w:type="dxa" w:w="4896"/>
+          </w:tcPr>
+          <w:p>
+            <w:pPr>
+              <w:spacing w:after="40"/>
+            </w:pPr>
+            <w:r/>
+            <w:r>
+              <w:rPr>
+                <w:b w:val="0"/>
+                <w:sz w:val="20"/>
+              </w:rPr>
+              <w:t>This price is working for you.</w:t>
+            </w:r>
+          </w:p>
+        </w:tc>
+      </w:tr>
+      <w:tr>
+        <w:tc>
+          <w:tcPr>
+            <w:tcW w:type="dxa" w:w="1872"/>
+            <w:shd w:val="clear" w:color="auto" w:fill="F7FAFB"/>
+          </w:tcPr>
+          <w:p>
+            <w:pPr>
+              <w:spacing w:after="40"/>
+            </w:pPr>
+            <w:r/>
+            <w:r>
+              <w:rPr>
+                <w:b/>
+                <w:sz w:val="20"/>
+              </w:rPr>
+              <w:t>VERY HIGH</w:t>
+            </w:r>
+          </w:p>
+        </w:tc>
+        <w:tc>
+          <w:tcPr>
+            <w:tcW w:type="dxa" w:w="2736"/>
+            <w:shd w:val="clear" w:color="auto" w:fill="F7FAFB"/>
+          </w:tcPr>
+          <w:p>
+            <w:pPr>
+              <w:spacing w:after="40"/>
+            </w:pPr>
+            <w:r/>
+            <w:r>
+              <w:rPr>
+                <w:b w:val="0"/>
+                <w:sz w:val="20"/>
+              </w:rPr>
+              <w:t>Margin above 60%</w:t>
+            </w:r>
+          </w:p>
+        </w:tc>
+        <w:tc>
+          <w:tcPr>
+            <w:tcW w:type="dxa" w:w="4896"/>
+            <w:shd w:val="clear" w:color="auto" w:fill="F7FAFB"/>
+          </w:tcPr>
+          <w:p>
+            <w:pPr>
+              <w:spacing w:after="40"/>
+            </w:pPr>
+            <w:r/>
+            <w:r>
+              <w:rPr>
+                <w:b w:val="0"/>
+                <w:sz w:val="20"/>
+              </w:rPr>
+              <w:t>Good profit, but check nearby shops so customers do not go elsewhere.</w:t>
+            </w:r>
+          </w:p>
+        </w:tc>
+      </w:tr>
+    </w:tbl>
+    <w:p>
+      <w:pPr>
+        <w:spacing w:after="80"/>
+      </w:pPr>
+    </w:p>
+    <w:p>
+      <w:pPr>
+        <w:spacing w:after="160"/>
+      </w:pPr>
+      <w:r>
+        <w:rPr>
+          <w:b w:val="0"/>
+          <w:i w:val="0"/>
+          <w:sz w:val="22"/>
+        </w:rPr>
+        <w:t>Running this across the live 20-product shop gave an average margin of 24.88% with zero products flagged - and airtime correctly left alone at 5%.</w:t>
+      </w:r>
+    </w:p>
+    <w:p>
+      <w:pPr>
+        <w:pStyle w:val="Heading2"/>
+        <w:spacing w:before="200" w:after="120"/>
+      </w:pPr>
+      <w:r>
+        <w:rPr>
+          <w:color w:val="17324D"/>
+        </w:rPr>
+        <w:t>15.5 Reading Rand amounts out of ordinary speech</w:t>
+      </w:r>
+    </w:p>
+    <w:p>
+      <w:pPr>
+        <w:spacing w:after="80"/>
+      </w:pPr>
+      <w:r>
+        <w:rPr>
+          <w:b w:val="0"/>
+          <w:i w:val="0"/>
+          <w:sz w:val="22"/>
+        </w:rPr>
+        <w:t>The owner does not fill in a form. They type a sentence. The agent pulls the numbers out itself:</w:t>
+      </w:r>
+    </w:p>
+    <w:tbl>
+      <w:tblPr>
+        <w:tblW w:type="auto" w:w="0"/>
+        <w:tblLook w:firstColumn="1" w:firstRow="1" w:lastColumn="0" w:lastRow="0" w:noHBand="0" w:noVBand="1" w:val="04A0"/>
+      </w:tblPr>
+      <w:tblGrid>
+        <w:gridCol w:w="9792"/>
+      </w:tblGrid>
+      <w:tr>
+        <w:tc>
+          <w:tcPr>
+            <w:tcW w:type="dxa" w:w="9792"/>
+            <w:shd w:val="clear" w:color="auto" w:fill="F4F4F4"/>
+          </w:tcPr>
+          <w:p>
+            <w:pPr>
+              <w:spacing w:after="0"/>
+            </w:pPr>
+            <w:r/>
+            <w:r>
+              <w:rPr>
+                <w:rFonts w:ascii="Consolas" w:hAnsi="Consolas"/>
+                <w:sz w:val="18"/>
+              </w:rPr>
+              <w:t xml:space="preserve">  "I buy bread for R15, what should I sell it for?"</w:t>
+            </w:r>
+          </w:p>
+          <w:p>
+            <w:pPr>
+              <w:spacing w:after="0"/>
+            </w:pPr>
+            <w:r>
+              <w:rPr>
+                <w:rFonts w:ascii="Consolas" w:hAnsi="Consolas"/>
+                <w:sz w:val="18"/>
+              </w:rPr>
+              <w:t xml:space="preserve">        -&gt; cost = R15.00, intent = suggest_price</w:t>
+            </w:r>
+          </w:p>
+          <w:p>
+            <w:pPr>
+              <w:spacing w:after="0"/>
+            </w:pPr>
+            <w:r>
+              <w:rPr>
+                <w:rFonts w:ascii="Consolas" w:hAnsi="Consolas"/>
+                <w:sz w:val="18"/>
+              </w:rPr>
+            </w:r>
+          </w:p>
+          <w:p>
+            <w:pPr>
+              <w:spacing w:after="0"/>
+            </w:pPr>
+            <w:r>
+              <w:rPr>
+                <w:rFonts w:ascii="Consolas" w:hAnsi="Consolas"/>
+                <w:sz w:val="18"/>
+              </w:rPr>
+              <w:t xml:space="preserve">  "add 40% to r15"</w:t>
+            </w:r>
+          </w:p>
+          <w:p>
+            <w:pPr>
+              <w:spacing w:after="0"/>
+            </w:pPr>
+            <w:r>
+              <w:rPr>
+                <w:rFonts w:ascii="Consolas" w:hAnsi="Consolas"/>
+                <w:sz w:val="18"/>
+              </w:rPr>
+              <w:t xml:space="preserve">        -&gt; cost = R15.00, markup = 40%   (the 40 is NOT read as R40)</w:t>
+            </w:r>
+          </w:p>
+          <w:p>
+            <w:pPr>
+              <w:spacing w:after="0"/>
+            </w:pPr>
+            <w:r>
+              <w:rPr>
+                <w:rFonts w:ascii="Consolas" w:hAnsi="Consolas"/>
+                <w:sz w:val="18"/>
+              </w:rPr>
+            </w:r>
+          </w:p>
+          <w:p>
+            <w:pPr>
+              <w:spacing w:after="0"/>
+            </w:pPr>
+            <w:r>
+              <w:rPr>
+                <w:rFonts w:ascii="Consolas" w:hAnsi="Consolas"/>
+                <w:sz w:val="18"/>
+              </w:rPr>
+              <w:t xml:space="preserve">  "i buy for r15 and sell for r20, am i making profit"</w:t>
+            </w:r>
+          </w:p>
+          <w:p>
+            <w:pPr>
+              <w:spacing w:after="0"/>
+            </w:pPr>
+            <w:r>
+              <w:rPr>
+                <w:rFonts w:ascii="Consolas" w:hAnsi="Consolas"/>
+                <w:sz w:val="18"/>
+              </w:rPr>
+              <w:t xml:space="preserve">        -&gt; cost = R15.00, selling = R20.00, intent = check_price</w:t>
+            </w:r>
+          </w:p>
+        </w:tc>
+      </w:tr>
+    </w:tbl>
+    <w:p>
+      <w:pPr>
+        <w:spacing w:after="80"/>
+      </w:pPr>
+    </w:p>
+    <w:p>
+      <w:pPr>
+        <w:spacing w:after="160"/>
+      </w:pPr>
+      <w:r>
+        <w:rPr>
+          <w:b w:val="0"/>
+          <w:i w:val="0"/>
+          <w:sz w:val="22"/>
+        </w:rPr>
+        <w:t>Keeping percentages and Rand amounts apart is a small detail that would have caused wrong prices, so there are tests specifically for it.</w:t>
+      </w:r>
+    </w:p>
+    <w:p>
+      <w:pPr>
+        <w:pStyle w:val="Heading2"/>
+        <w:spacing w:before="200" w:after="120"/>
+      </w:pPr>
+      <w:r>
+        <w:rPr>
+          <w:color w:val="17324D"/>
+        </w:rPr>
+        <w:t>15.6 The LLM explaining the numbers</w:t>
+      </w:r>
+    </w:p>
+    <w:p>
+      <w:pPr>
+        <w:spacing w:after="120"/>
+      </w:pPr>
+      <w:r>
+        <w:rPr>
+          <w:b w:val="0"/>
+          <w:i w:val="0"/>
+          <w:sz w:val="22"/>
+        </w:rPr>
+        <w:t>Day 8's second requirement was to let the language model explain the pricing in simple terms. This is the same figures as the table in 15.3, put into words:</w:t>
+      </w:r>
+    </w:p>
+    <w:tbl>
+      <w:tblPr>
+        <w:tblW w:type="auto" w:w="0"/>
+        <w:tblLook w:firstColumn="1" w:firstRow="1" w:lastColumn="0" w:lastRow="0" w:noHBand="0" w:noVBand="1" w:val="04A0"/>
+      </w:tblPr>
+      <w:tblGrid>
+        <w:gridCol w:w="9792"/>
+      </w:tblGrid>
+      <w:tr>
+        <w:tc>
+          <w:tcPr>
+            <w:tcW w:type="dxa" w:w="9792"/>
+            <w:shd w:val="clear" w:color="auto" w:fill="F4F4F4"/>
+          </w:tcPr>
+          <w:p>
+            <w:pPr>
+              <w:spacing w:after="0"/>
+            </w:pPr>
+            <w:r/>
+            <w:r>
+              <w:rPr>
+                <w:rFonts w:ascii="Consolas" w:hAnsi="Consolas"/>
+                <w:sz w:val="18"/>
+              </w:rPr>
+              <w:t xml:space="preserve">  OWNER:   I buy bread for R15, what should I sell it for?</w:t>
+            </w:r>
+          </w:p>
+          <w:p>
+            <w:pPr>
+              <w:spacing w:after="0"/>
+            </w:pPr>
+            <w:r>
+              <w:rPr>
+                <w:rFonts w:ascii="Consolas" w:hAnsi="Consolas"/>
+                <w:sz w:val="18"/>
+              </w:rPr>
+            </w:r>
+          </w:p>
+          <w:p>
+            <w:pPr>
+              <w:spacing w:after="0"/>
+            </w:pPr>
+            <w:r>
+              <w:rPr>
+                <w:rFonts w:ascii="Consolas" w:hAnsi="Consolas"/>
+                <w:sz w:val="18"/>
+              </w:rPr>
+              <w:t xml:space="preserve">  KASIBIZ: Hey friend! So, you buy bread for R15. If you sell it for R20.50,</w:t>
+            </w:r>
+          </w:p>
+          <w:p>
+            <w:pPr>
+              <w:spacing w:after="0"/>
+            </w:pPr>
+            <w:r>
+              <w:rPr>
+                <w:rFonts w:ascii="Consolas" w:hAnsi="Consolas"/>
+                <w:sz w:val="18"/>
+              </w:rPr>
+              <w:t xml:space="preserve">           you make R5.50 profit on each loaf. That's a 36.67% markup, which</w:t>
+            </w:r>
+          </w:p>
+          <w:p>
+            <w:pPr>
+              <w:spacing w:after="0"/>
+            </w:pPr>
+            <w:r>
+              <w:rPr>
+                <w:rFonts w:ascii="Consolas" w:hAnsi="Consolas"/>
+                <w:sz w:val="18"/>
+              </w:rPr>
+              <w:t xml:space="preserve">           means you're adding a bit more than a third to what you paid.</w:t>
+            </w:r>
+          </w:p>
+          <w:p>
+            <w:pPr>
+              <w:spacing w:after="0"/>
+            </w:pPr>
+            <w:r>
+              <w:rPr>
+                <w:rFonts w:ascii="Consolas" w:hAnsi="Consolas"/>
+                <w:sz w:val="18"/>
+              </w:rPr>
+            </w:r>
+          </w:p>
+          <w:p>
+            <w:pPr>
+              <w:spacing w:after="0"/>
+            </w:pPr>
+            <w:r>
+              <w:rPr>
+                <w:rFonts w:ascii="Consolas" w:hAnsi="Consolas"/>
+                <w:sz w:val="18"/>
+              </w:rPr>
+              <w:t xml:space="preserve">           If you want to be competitive, you could sell it for R18.00 and</w:t>
+            </w:r>
+          </w:p>
+          <w:p>
+            <w:pPr>
+              <w:spacing w:after="0"/>
+            </w:pPr>
+            <w:r>
+              <w:rPr>
+                <w:rFonts w:ascii="Consolas" w:hAnsi="Consolas"/>
+                <w:sz w:val="18"/>
+              </w:rPr>
+              <w:t xml:space="preserve">           make R3.00 profit. Or, if you want to go premium, sell it for</w:t>
+            </w:r>
+          </w:p>
+          <w:p>
+            <w:pPr>
+              <w:spacing w:after="0"/>
+            </w:pPr>
+            <w:r>
+              <w:rPr>
+                <w:rFonts w:ascii="Consolas" w:hAnsi="Consolas"/>
+                <w:sz w:val="18"/>
+              </w:rPr>
+              <w:t xml:space="preserve">           R22.50 and make R7.50 profit.</w:t>
+            </w:r>
+          </w:p>
+          <w:p>
+            <w:pPr>
+              <w:spacing w:after="0"/>
+            </w:pPr>
+            <w:r>
+              <w:rPr>
+                <w:rFonts w:ascii="Consolas" w:hAnsi="Consolas"/>
+                <w:sz w:val="18"/>
+              </w:rPr>
+            </w:r>
+          </w:p>
+          <w:p>
+            <w:pPr>
+              <w:spacing w:after="0"/>
+            </w:pPr>
+            <w:r>
+              <w:rPr>
+                <w:rFonts w:ascii="Consolas" w:hAnsi="Consolas"/>
+                <w:sz w:val="18"/>
+              </w:rPr>
+              <w:t xml:space="preserve">           Just remember, markup is about what you paid, and margin is about</w:t>
+            </w:r>
+          </w:p>
+          <w:p>
+            <w:pPr>
+              <w:spacing w:after="0"/>
+            </w:pPr>
+            <w:r>
+              <w:rPr>
+                <w:rFonts w:ascii="Consolas" w:hAnsi="Consolas"/>
+                <w:sz w:val="18"/>
+              </w:rPr>
+              <w:t xml:space="preserve">           what you charge.</w:t>
+            </w:r>
+          </w:p>
+        </w:tc>
+      </w:tr>
+    </w:tbl>
+    <w:p>
+      <w:pPr>
+        <w:spacing w:after="80"/>
+      </w:pPr>
+    </w:p>
+    <w:p>
+      <w:pPr>
+        <w:spacing w:after="160"/>
+      </w:pPr>
+      <w:r>
+        <w:rPr>
+          <w:b w:val="0"/>
+          <w:i w:val="0"/>
+          <w:sz w:val="22"/>
+        </w:rPr>
+        <w:t>On the shop-wide review the model produced an even better line: "the average margin is 24.88%. This means that for every R100 you charge your customers, you keep about R24.88 as profit after covering your costs." That is a textbook explanation of margin that no one had to write.</w:t>
+      </w:r>
+    </w:p>
+    <w:tbl>
+      <w:tblPr>
+        <w:tblW w:type="auto" w:w="0"/>
+        <w:tblLook w:firstColumn="1" w:firstRow="1" w:lastColumn="0" w:lastRow="0" w:noHBand="0" w:noVBand="1" w:val="04A0"/>
+      </w:tblPr>
+      <w:tblGrid>
+        <w:gridCol w:w="9792"/>
+      </w:tblGrid>
+      <w:tr>
+        <w:tc>
+          <w:tcPr>
+            <w:tcW w:type="dxa" w:w="9792"/>
+            <w:shd w:val="clear" w:color="auto" w:fill="EAF6F3"/>
+          </w:tcPr>
+          <w:p>
+            <w:pPr>
+              <w:spacing w:after="40"/>
+            </w:pPr>
+            <w:r>
+              <w:rPr>
+                <w:b/>
+                <w:color w:val="129B8E"/>
+                <w:sz w:val="21"/>
+              </w:rPr>
+              <w:t>WHY THIS IS THE RIGHT USE OF AI</w:t>
+            </w:r>
+          </w:p>
+          <w:p>
+            <w:pPr>
+              <w:spacing w:after="0"/>
+            </w:pPr>
+            <w:r>
+              <w:rPr>
+                <w:i/>
+                <w:sz w:val="21"/>
+              </w:rPr>
+              <w:t>The model is not being trusted with the arithmetic - it is being trusted with the teaching. It turned a percentage into 'for every R100 you charge, you keep R24.88', which is exactly what a business coach would say. That is genuinely hard to write by hand for every possible number, and genuinely easy for a language model.</w:t>
+            </w:r>
+          </w:p>
+        </w:tc>
+      </w:tr>
+    </w:tbl>
+    <w:p>
+      <w:pPr>
+        <w:spacing w:after="80"/>
+      </w:pPr>
+    </w:p>
+    <w:p>
+      <w:pPr>
+        <w:pStyle w:val="Heading2"/>
+        <w:spacing w:before="200" w:after="120"/>
+      </w:pPr>
+      <w:r>
+        <w:rPr>
+          <w:color w:val="17324D"/>
+        </w:rPr>
+        <w:t>15.7 Bug found and fixed today</w:t>
+      </w:r>
+    </w:p>
+    <w:p>
+      <w:pPr>
+        <w:spacing w:after="120"/>
+      </w:pPr>
+      <w:r>
+        <w:rPr>
+          <w:b w:val="0"/>
+          <w:i w:val="0"/>
+          <w:sz w:val="22"/>
+        </w:rPr>
+        <w:t>The first run answered an isiZulu question in English. The cause was that the calculated facts are always written in English, and the model followed the language of the facts rather than the language of the question.</w:t>
+      </w:r>
+    </w:p>
+    <w:p>
+      <w:pPr>
+        <w:spacing w:after="120"/>
+      </w:pPr>
+      <w:r>
+        <w:rPr>
+          <w:b w:val="0"/>
+          <w:i w:val="0"/>
+          <w:sz w:val="22"/>
+        </w:rPr>
+        <w:t>The fix was to move the language instruction to the top of the prompt, state that it overrides everything else, and explicitly tell the model that the English facts are for reading, not for copying. After the fix:</w:t>
+      </w:r>
+    </w:p>
+    <w:tbl>
+      <w:tblPr>
+        <w:tblW w:type="auto" w:w="0"/>
+        <w:tblLook w:firstColumn="1" w:firstRow="1" w:lastColumn="0" w:lastRow="0" w:noHBand="0" w:noVBand="1" w:val="04A0"/>
+      </w:tblPr>
+      <w:tblGrid>
+        <w:gridCol w:w="9792"/>
+      </w:tblGrid>
+      <w:tr>
+        <w:tc>
+          <w:tcPr>
+            <w:tcW w:type="dxa" w:w="9792"/>
+            <w:shd w:val="clear" w:color="auto" w:fill="F4F4F4"/>
+          </w:tcPr>
+          <w:p>
+            <w:pPr>
+              <w:spacing w:after="0"/>
+            </w:pPr>
+            <w:r/>
+            <w:r>
+              <w:rPr>
+                <w:rFonts w:ascii="Consolas" w:hAnsi="Consolas"/>
+                <w:sz w:val="18"/>
+              </w:rPr>
+              <w:t xml:space="preserve">  OWNER:   Ngingayithengisa ngamalini into engiyithenge nge-R20?</w:t>
+            </w:r>
+          </w:p>
+          <w:p>
+            <w:pPr>
+              <w:spacing w:after="0"/>
+            </w:pPr>
+            <w:r>
+              <w:rPr>
+                <w:rFonts w:ascii="Consolas" w:hAnsi="Consolas"/>
+                <w:sz w:val="18"/>
+              </w:rPr>
+            </w:r>
+          </w:p>
+          <w:p>
+            <w:pPr>
+              <w:spacing w:after="0"/>
+            </w:pPr>
+            <w:r>
+              <w:rPr>
+                <w:rFonts w:ascii="Consolas" w:hAnsi="Consolas"/>
+                <w:sz w:val="18"/>
+              </w:rPr>
+              <w:t xml:space="preserve">  KASIBIZ: Uma uthenga into nge-R20, ungayithengisa ngama-R27. Lokhu</w:t>
+            </w:r>
+          </w:p>
+          <w:p>
+            <w:pPr>
+              <w:spacing w:after="0"/>
+            </w:pPr>
+            <w:r>
+              <w:rPr>
+                <w:rFonts w:ascii="Consolas" w:hAnsi="Consolas"/>
+                <w:sz w:val="18"/>
+              </w:rPr>
+              <w:t xml:space="preserve">           kuzokwenza ukuthi uzuze ama-R7.00 ngalinye. Lokhu kuhlanganisa</w:t>
+            </w:r>
+          </w:p>
+          <w:p>
+            <w:pPr>
+              <w:spacing w:after="0"/>
+            </w:pPr>
+            <w:r>
+              <w:rPr>
+                <w:rFonts w:ascii="Consolas" w:hAnsi="Consolas"/>
+                <w:sz w:val="18"/>
+              </w:rPr>
+              <w:t xml:space="preserve">           i-markup engu-35% (okukhuluma ngentengo oyithengile) kanye</w:t>
+            </w:r>
+          </w:p>
+          <w:p>
+            <w:pPr>
+              <w:spacing w:after="0"/>
+            </w:pPr>
+            <w:r>
+              <w:rPr>
+                <w:rFonts w:ascii="Consolas" w:hAnsi="Consolas"/>
+                <w:sz w:val="18"/>
+              </w:rPr>
+              <w:t xml:space="preserve">           ne-margin engu-25.93% (okukhuluma ngentengo oyithengisayo).</w:t>
+            </w:r>
+          </w:p>
+        </w:tc>
+      </w:tr>
+    </w:tbl>
+    <w:p>
+      <w:pPr>
+        <w:spacing w:after="80"/>
+      </w:pPr>
+    </w:p>
+    <w:p>
+      <w:pPr>
+        <w:spacing w:after="120"/>
+      </w:pPr>
+      <w:r>
+        <w:rPr>
+          <w:b w:val="0"/>
+          <w:i w:val="0"/>
+          <w:sz w:val="22"/>
+        </w:rPr>
+        <w:t>Every figure matches the Python calculation, and the model even explained markup versus margin correctly in isiZulu - markup relating to the price you bought at, margin to the price you sell at.</w:t>
+      </w:r>
+    </w:p>
+    <w:tbl>
+      <w:tblPr>
+        <w:tblW w:type="auto" w:w="0"/>
+        <w:tblLook w:firstColumn="1" w:firstRow="1" w:lastColumn="0" w:lastRow="0" w:noHBand="0" w:noVBand="1" w:val="04A0"/>
+      </w:tblPr>
+      <w:tblGrid>
+        <w:gridCol w:w="9792"/>
+      </w:tblGrid>
+      <w:tr>
+        <w:tc>
+          <w:tcPr>
+            <w:tcW w:type="dxa" w:w="9792"/>
+            <w:shd w:val="clear" w:color="auto" w:fill="FFF4DB"/>
+          </w:tcPr>
+          <w:p>
+            <w:pPr>
+              <w:spacing w:after="40"/>
+            </w:pPr>
+            <w:r>
+              <w:rPr>
+                <w:b/>
+                <w:color w:val="9A6200"/>
+                <w:sz w:val="21"/>
+              </w:rPr>
+              <w:t>LESSON WORTH KEEPING</w:t>
+            </w:r>
+          </w:p>
+          <w:p>
+            <w:pPr>
+              <w:spacing w:after="0"/>
+            </w:pPr>
+            <w:r>
+              <w:rPr>
+                <w:i/>
+                <w:sz w:val="21"/>
+              </w:rPr>
+              <w:t>Order matters in a system prompt. An instruction buried in the middle of a list gets overridden by the surrounding context. Rules that must never be broken belong at the top, stated as absolute.</w:t>
+            </w:r>
+          </w:p>
+        </w:tc>
+      </w:tr>
+    </w:tbl>
+    <w:p>
+      <w:pPr>
+        <w:spacing w:after="80"/>
+      </w:pPr>
+    </w:p>
+    <w:p>
+      <w:pPr>
+        <w:pStyle w:val="Heading2"/>
+        <w:spacing w:before="200" w:after="120"/>
+      </w:pPr>
+      <w:r>
+        <w:rPr>
+          <w:color w:val="17324D"/>
+        </w:rPr>
+        <w:t>15.8 Testing</w:t>
+      </w:r>
+    </w:p>
+    <w:tbl>
+      <w:tblPr>
+        <w:tblStyle w:val="TableGrid"/>
+        <w:tblW w:type="auto" w:w="0"/>
+        <w:tblLook w:firstColumn="1" w:firstRow="1" w:lastColumn="0" w:lastRow="0" w:noHBand="0" w:noVBand="1" w:val="04A0"/>
+      </w:tblPr>
+      <w:tblGrid>
+        <w:gridCol w:w="3264"/>
+        <w:gridCol w:w="3264"/>
+        <w:gridCol w:w="3264"/>
+      </w:tblGrid>
+      <w:tr>
+        <w:tc>
+          <w:tcPr>
+            <w:tcW w:type="dxa" w:w="3744"/>
+            <w:shd w:val="clear" w:color="auto" w:fill="17324D"/>
+          </w:tcPr>
+          <w:p>
+            <w:pPr>
+              <w:spacing w:after="40"/>
+            </w:pPr>
+            <w:r/>
+            <w:r>
+              <w:rPr>
+                <w:b/>
+                <w:color w:val="FFFFFF"/>
+                <w:sz w:val="20"/>
+              </w:rPr>
+              <w:t>Suite</w:t>
+            </w:r>
+          </w:p>
+        </w:tc>
+        <w:tc>
+          <w:tcPr>
+            <w:tcW w:type="dxa" w:w="2016"/>
+            <w:shd w:val="clear" w:color="auto" w:fill="17324D"/>
+          </w:tcPr>
+          <w:p>
+            <w:pPr>
+              <w:spacing w:after="40"/>
+            </w:pPr>
+            <w:r/>
+            <w:r>
+              <w:rPr>
+                <w:b/>
+                <w:color w:val="FFFFFF"/>
+                <w:sz w:val="20"/>
+              </w:rPr>
+              <w:t>Tests</w:t>
+            </w:r>
+          </w:p>
+        </w:tc>
+        <w:tc>
+          <w:tcPr>
+            <w:tcW w:type="dxa" w:w="3744"/>
+            <w:shd w:val="clear" w:color="auto" w:fill="17324D"/>
+          </w:tcPr>
+          <w:p>
+            <w:pPr>
+              <w:spacing w:after="40"/>
+            </w:pPr>
+            <w:r/>
+            <w:r>
+              <w:rPr>
+                <w:b/>
+                <w:color w:val="FFFFFF"/>
+                <w:sz w:val="20"/>
+              </w:rPr>
+              <w:t>Needs internet or a key?</w:t>
+            </w:r>
+          </w:p>
+        </w:tc>
+      </w:tr>
+      <w:tr>
+        <w:tc>
+          <w:tcPr>
+            <w:tcW w:type="dxa" w:w="3744"/>
+          </w:tcPr>
+          <w:p>
+            <w:pPr>
+              <w:spacing w:after="40"/>
+            </w:pPr>
+            <w:r/>
+            <w:r>
+              <w:rPr>
+                <w:b/>
+                <w:sz w:val="20"/>
+              </w:rPr>
+              <w:t>tests/test_database.py</w:t>
+            </w:r>
+          </w:p>
+        </w:tc>
+        <w:tc>
+          <w:tcPr>
+            <w:tcW w:type="dxa" w:w="2016"/>
+          </w:tcPr>
+          <w:p>
+            <w:pPr>
+              <w:spacing w:after="40"/>
+            </w:pPr>
+            <w:r/>
+            <w:r>
+              <w:rPr>
+                <w:b w:val="0"/>
+                <w:sz w:val="20"/>
+              </w:rPr>
+              <w:t>53</w:t>
+            </w:r>
+          </w:p>
+        </w:tc>
+        <w:tc>
+          <w:tcPr>
+            <w:tcW w:type="dxa" w:w="3744"/>
+          </w:tcPr>
+          <w:p>
+            <w:pPr>
+              <w:spacing w:after="40"/>
+            </w:pPr>
+            <w:r/>
+            <w:r>
+              <w:rPr>
+                <w:b w:val="0"/>
+                <w:sz w:val="20"/>
+              </w:rPr>
+              <w:t>No</w:t>
+            </w:r>
+          </w:p>
+        </w:tc>
+      </w:tr>
+      <w:tr>
+        <w:tc>
+          <w:tcPr>
+            <w:tcW w:type="dxa" w:w="3744"/>
+            <w:shd w:val="clear" w:color="auto" w:fill="F7FAFB"/>
+          </w:tcPr>
+          <w:p>
+            <w:pPr>
+              <w:spacing w:after="40"/>
+            </w:pPr>
+            <w:r/>
+            <w:r>
+              <w:rPr>
+                <w:b/>
+                <w:sz w:val="20"/>
+              </w:rPr>
+              <w:t>tests/test_inventory_service.py</w:t>
+            </w:r>
+          </w:p>
+        </w:tc>
+        <w:tc>
+          <w:tcPr>
+            <w:tcW w:type="dxa" w:w="2016"/>
+            <w:shd w:val="clear" w:color="auto" w:fill="F7FAFB"/>
+          </w:tcPr>
+          <w:p>
+            <w:pPr>
+              <w:spacing w:after="40"/>
+            </w:pPr>
+            <w:r/>
+            <w:r>
+              <w:rPr>
+                <w:b w:val="0"/>
+                <w:sz w:val="20"/>
+              </w:rPr>
+              <w:t>43</w:t>
+            </w:r>
+          </w:p>
+        </w:tc>
+        <w:tc>
+          <w:tcPr>
+            <w:tcW w:type="dxa" w:w="3744"/>
+            <w:shd w:val="clear" w:color="auto" w:fill="F7FAFB"/>
+          </w:tcPr>
+          <w:p>
+            <w:pPr>
+              <w:spacing w:after="40"/>
+            </w:pPr>
+            <w:r/>
+            <w:r>
+              <w:rPr>
+                <w:b w:val="0"/>
+                <w:sz w:val="20"/>
+              </w:rPr>
+              <w:t>No</w:t>
+            </w:r>
+          </w:p>
+        </w:tc>
+      </w:tr>
+      <w:tr>
+        <w:tc>
+          <w:tcPr>
+            <w:tcW w:type="dxa" w:w="3744"/>
+          </w:tcPr>
+          <w:p>
+            <w:pPr>
+              <w:spacing w:after="40"/>
+            </w:pPr>
+            <w:r/>
+            <w:r>
+              <w:rPr>
+                <w:b/>
+                <w:sz w:val="20"/>
+              </w:rPr>
+              <w:t>tests/test_stock_agent.py</w:t>
+            </w:r>
+          </w:p>
+        </w:tc>
+        <w:tc>
+          <w:tcPr>
+            <w:tcW w:type="dxa" w:w="2016"/>
+          </w:tcPr>
+          <w:p>
+            <w:pPr>
+              <w:spacing w:after="40"/>
+            </w:pPr>
+            <w:r/>
+            <w:r>
+              <w:rPr>
+                <w:b w:val="0"/>
+                <w:sz w:val="20"/>
+              </w:rPr>
+              <w:t>30</w:t>
+            </w:r>
+          </w:p>
+        </w:tc>
+        <w:tc>
+          <w:tcPr>
+            <w:tcW w:type="dxa" w:w="3744"/>
+          </w:tcPr>
+          <w:p>
+            <w:pPr>
+              <w:spacing w:after="40"/>
+            </w:pPr>
+            <w:r/>
+            <w:r>
+              <w:rPr>
+                <w:b w:val="0"/>
+                <w:sz w:val="20"/>
+              </w:rPr>
+              <w:t>No</w:t>
+            </w:r>
+          </w:p>
+        </w:tc>
+      </w:tr>
+      <w:tr>
+        <w:tc>
+          <w:tcPr>
+            <w:tcW w:type="dxa" w:w="3744"/>
+            <w:shd w:val="clear" w:color="auto" w:fill="F7FAFB"/>
+          </w:tcPr>
+          <w:p>
+            <w:pPr>
+              <w:spacing w:after="40"/>
+            </w:pPr>
+            <w:r/>
+            <w:r>
+              <w:rPr>
+                <w:b/>
+                <w:sz w:val="20"/>
+              </w:rPr>
+              <w:t>tests/test_pricing_service.py</w:t>
+            </w:r>
+          </w:p>
+        </w:tc>
+        <w:tc>
+          <w:tcPr>
+            <w:tcW w:type="dxa" w:w="2016"/>
+            <w:shd w:val="clear" w:color="auto" w:fill="F7FAFB"/>
+          </w:tcPr>
+          <w:p>
+            <w:pPr>
+              <w:spacing w:after="40"/>
+            </w:pPr>
+            <w:r/>
+            <w:r>
+              <w:rPr>
+                <w:b w:val="0"/>
+                <w:sz w:val="20"/>
+              </w:rPr>
+              <w:t>60</w:t>
+            </w:r>
+          </w:p>
+        </w:tc>
+        <w:tc>
+          <w:tcPr>
+            <w:tcW w:type="dxa" w:w="3744"/>
+            <w:shd w:val="clear" w:color="auto" w:fill="F7FAFB"/>
+          </w:tcPr>
+          <w:p>
+            <w:pPr>
+              <w:spacing w:after="40"/>
+            </w:pPr>
+            <w:r/>
+            <w:r>
+              <w:rPr>
+                <w:b w:val="0"/>
+                <w:sz w:val="20"/>
+              </w:rPr>
+              <w:t>No</w:t>
+            </w:r>
+          </w:p>
+        </w:tc>
+      </w:tr>
+      <w:tr>
+        <w:tc>
+          <w:tcPr>
+            <w:tcW w:type="dxa" w:w="3744"/>
+          </w:tcPr>
+          <w:p>
+            <w:pPr>
+              <w:spacing w:after="40"/>
+            </w:pPr>
+            <w:r/>
+            <w:r>
+              <w:rPr>
+                <w:b/>
+                <w:sz w:val="20"/>
+              </w:rPr>
+              <w:t>tests/test_pricing_agent.py</w:t>
+            </w:r>
+          </w:p>
+        </w:tc>
+        <w:tc>
+          <w:tcPr>
+            <w:tcW w:type="dxa" w:w="2016"/>
+          </w:tcPr>
+          <w:p>
+            <w:pPr>
+              <w:spacing w:after="40"/>
+            </w:pPr>
+            <w:r/>
+            <w:r>
+              <w:rPr>
+                <w:b w:val="0"/>
+                <w:sz w:val="20"/>
+              </w:rPr>
+              <w:t>45</w:t>
+            </w:r>
+          </w:p>
+        </w:tc>
+        <w:tc>
+          <w:tcPr>
+            <w:tcW w:type="dxa" w:w="3744"/>
+          </w:tcPr>
+          <w:p>
+            <w:pPr>
+              <w:spacing w:after="40"/>
+            </w:pPr>
+            <w:r/>
+            <w:r>
+              <w:rPr>
+                <w:b w:val="0"/>
+                <w:sz w:val="20"/>
+              </w:rPr>
+              <w:t>No</w:t>
+            </w:r>
+          </w:p>
+        </w:tc>
+      </w:tr>
+      <w:tr>
+        <w:tc>
+          <w:tcPr>
+            <w:tcW w:type="dxa" w:w="3744"/>
+            <w:shd w:val="clear" w:color="auto" w:fill="F7FAFB"/>
+          </w:tcPr>
+          <w:p>
+            <w:pPr>
+              <w:spacing w:after="40"/>
+            </w:pPr>
+            <w:r/>
+            <w:r>
+              <w:rPr>
+                <w:b/>
+                <w:sz w:val="20"/>
+              </w:rPr>
+              <w:t>tests/test_llm_connection.py</w:t>
+            </w:r>
+          </w:p>
+        </w:tc>
+        <w:tc>
+          <w:tcPr>
+            <w:tcW w:type="dxa" w:w="2016"/>
+            <w:shd w:val="clear" w:color="auto" w:fill="F7FAFB"/>
+          </w:tcPr>
+          <w:p>
+            <w:pPr>
+              <w:spacing w:after="40"/>
+            </w:pPr>
+            <w:r/>
+            <w:r>
+              <w:rPr>
+                <w:b w:val="0"/>
+                <w:sz w:val="20"/>
+              </w:rPr>
+              <w:t>3</w:t>
+            </w:r>
+          </w:p>
+        </w:tc>
+        <w:tc>
+          <w:tcPr>
+            <w:tcW w:type="dxa" w:w="3744"/>
+            <w:shd w:val="clear" w:color="auto" w:fill="F7FAFB"/>
+          </w:tcPr>
+          <w:p>
+            <w:pPr>
+              <w:spacing w:after="40"/>
+            </w:pPr>
+            <w:r/>
+            <w:r>
+              <w:rPr>
+                <w:b w:val="0"/>
+                <w:sz w:val="20"/>
+              </w:rPr>
+              <w:t>Yes - live API</w:t>
+            </w:r>
+          </w:p>
+        </w:tc>
+      </w:tr>
+      <w:tr>
+        <w:tc>
+          <w:tcPr>
+            <w:tcW w:type="dxa" w:w="3744"/>
+          </w:tcPr>
+          <w:p>
+            <w:pPr>
+              <w:spacing w:after="40"/>
+            </w:pPr>
+            <w:r/>
+            <w:r>
+              <w:rPr>
+                <w:b/>
+                <w:sz w:val="20"/>
+              </w:rPr>
+              <w:t>TOTAL</w:t>
+            </w:r>
+          </w:p>
+        </w:tc>
+        <w:tc>
+          <w:tcPr>
+            <w:tcW w:type="dxa" w:w="2016"/>
+          </w:tcPr>
+          <w:p>
+            <w:pPr>
+              <w:spacing w:after="40"/>
+            </w:pPr>
+            <w:r/>
+            <w:r>
+              <w:rPr>
+                <w:b w:val="0"/>
+                <w:sz w:val="20"/>
+              </w:rPr>
+              <w:t>234 passing</w:t>
+            </w:r>
+          </w:p>
+        </w:tc>
+        <w:tc>
+          <w:tcPr>
+            <w:tcW w:type="dxa" w:w="3744"/>
+          </w:tcPr>
+          <w:p>
+            <w:pPr>
+              <w:spacing w:after="40"/>
+            </w:pPr>
+            <w:r/>
+            <w:r>
+              <w:rPr>
+                <w:b w:val="0"/>
+                <w:sz w:val="20"/>
+              </w:rPr>
+            </w:r>
+          </w:p>
+        </w:tc>
+      </w:tr>
+    </w:tbl>
+    <w:p>
+      <w:pPr>
+        <w:spacing w:after="80"/>
+      </w:pPr>
+    </w:p>
+    <w:tbl>
+      <w:tblPr>
+        <w:tblW w:type="auto" w:w="0"/>
+        <w:tblLook w:firstColumn="1" w:firstRow="1" w:lastColumn="0" w:lastRow="0" w:noHBand="0" w:noVBand="1" w:val="04A0"/>
+      </w:tblPr>
+      <w:tblGrid>
+        <w:gridCol w:w="9792"/>
+      </w:tblGrid>
+      <w:tr>
+        <w:tc>
+          <w:tcPr>
+            <w:tcW w:type="dxa" w:w="9792"/>
+            <w:shd w:val="clear" w:color="auto" w:fill="F4F4F4"/>
+          </w:tcPr>
+          <w:p>
+            <w:pPr>
+              <w:spacing w:after="0"/>
+            </w:pPr>
+            <w:r/>
+            <w:r>
+              <w:rPr>
+                <w:rFonts w:ascii="Consolas" w:hAnsi="Consolas"/>
+                <w:sz w:val="18"/>
+              </w:rPr>
+              <w:t>python -m pytest tests/ -q                    # all 234 tests</w:t>
+            </w:r>
+          </w:p>
+          <w:p>
+            <w:pPr>
+              <w:spacing w:after="0"/>
+            </w:pPr>
+            <w:r>
+              <w:rPr>
+                <w:rFonts w:ascii="Consolas" w:hAnsi="Consolas"/>
+                <w:sz w:val="18"/>
+              </w:rPr>
+              <w:t>python scripts/pricing_demo.py                # the maths, free, no AI</w:t>
+            </w:r>
+          </w:p>
+          <w:p>
+            <w:pPr>
+              <w:spacing w:after="0"/>
+            </w:pPr>
+            <w:r>
+              <w:rPr>
+                <w:rFonts w:ascii="Consolas" w:hAnsi="Consolas"/>
+                <w:sz w:val="18"/>
+              </w:rPr>
+              <w:t>python scripts/pricing_demo.py --ai           # same figures, AI explains</w:t>
+            </w:r>
+          </w:p>
+          <w:p>
+            <w:pPr>
+              <w:spacing w:after="0"/>
+            </w:pPr>
+            <w:r>
+              <w:rPr>
+                <w:rFonts w:ascii="Consolas" w:hAnsi="Consolas"/>
+                <w:sz w:val="18"/>
+              </w:rPr>
+              <w:t>python scripts/pricing_demo.py --chat --ai    # ask your own pricing questions</w:t>
+            </w:r>
+          </w:p>
+        </w:tc>
+      </w:tr>
+    </w:tbl>
+    <w:p>
+      <w:pPr>
+        <w:spacing w:after="80"/>
+      </w:pPr>
+    </w:p>
+    <w:p>
+      <w:pPr>
+        <w:pStyle w:val="Heading2"/>
+        <w:spacing w:before="200" w:after="120"/>
+      </w:pPr>
+      <w:r>
+        <w:rPr>
+          <w:color w:val="17324D"/>
+        </w:rPr>
+        <w:t>15.9 What Day 8 does NOT include</w:t>
+      </w:r>
+    </w:p>
+    <w:p>
+      <w:pPr>
+        <w:pStyle w:val="ListBullet"/>
+        <w:spacing w:after="60"/>
+      </w:pPr>
+      <w:r>
+        <w:rPr>
+          <w:sz w:val="22"/>
+        </w:rPr>
+        <w:t>No competitor prices - it does not know what the shop down the road charges.</w:t>
+      </w:r>
+    </w:p>
+    <w:p>
+      <w:pPr>
+        <w:pStyle w:val="ListBullet"/>
+        <w:spacing w:after="60"/>
+      </w:pPr>
+      <w:r>
+        <w:rPr>
+          <w:sz w:val="22"/>
+        </w:rPr>
+        <w:t>No demand modelling - it cannot say whether raising a price will lose customers.</w:t>
+      </w:r>
+    </w:p>
+    <w:p>
+      <w:pPr>
+        <w:pStyle w:val="ListBullet"/>
+        <w:spacing w:after="60"/>
+      </w:pPr>
+      <w:r>
+        <w:rPr>
+          <w:sz w:val="22"/>
+        </w:rPr>
+        <w:t>No VAT calculations. This is deliberate: most spaza shops are below the VAT registration threshold, and giving wrong tax advice would be worse than giving none. The agent is instructed to refer VAT questions to SARS.</w:t>
+      </w:r>
+    </w:p>
+    <w:p>
+      <w:pPr>
+        <w:pStyle w:val="ListBullet"/>
+        <w:spacing w:after="60"/>
+      </w:pPr>
+      <w:r>
+        <w:rPr>
+          <w:sz w:val="22"/>
+        </w:rPr>
+        <w:t>No bulk or wholesale pricing tiers.</w:t>
+      </w:r>
+    </w:p>
+    <w:p>
+      <w:pPr>
+        <w:pStyle w:val="ListBullet"/>
+        <w:spacing w:after="60"/>
+      </w:pPr>
+      <w:r>
+        <w:rPr>
+          <w:sz w:val="22"/>
+        </w:rPr>
+        <w:t>No automatic price updates - it recommends, the owner decides.</w:t>
+      </w:r>
+    </w:p>
+    <w:p>
+      <w:pPr>
+        <w:pStyle w:val="ListBullet"/>
+        <w:spacing w:after="60"/>
+      </w:pPr>
+      <w:r>
+        <w:rPr>
+          <w:sz w:val="22"/>
+        </w:rPr>
+        <w:t>No sales history, so it cannot yet say which prices actually sell best.</w:t>
+      </w:r>
+    </w:p>
+    <w:p>
+      <w:pPr>
+        <w:spacing w:after="120"/>
+      </w:pPr>
+    </w:p>
+    <w:tbl>
+      <w:tblPr>
+        <w:tblW w:type="auto" w:w="0"/>
+        <w:tblLook w:firstColumn="1" w:firstRow="1" w:lastColumn="0" w:lastRow="0" w:noHBand="0" w:noVBand="1" w:val="04A0"/>
+      </w:tblPr>
+      <w:tblGrid>
+        <w:gridCol w:w="9792"/>
+      </w:tblGrid>
+      <w:tr>
+        <w:tc>
+          <w:tcPr>
+            <w:tcW w:type="dxa" w:w="9792"/>
+            <w:shd w:val="clear" w:color="auto" w:fill="EAF6F3"/>
+          </w:tcPr>
+          <w:p>
+            <w:pPr>
+              <w:spacing w:after="40"/>
+            </w:pPr>
+            <w:r>
+              <w:rPr>
+                <w:b/>
+                <w:color w:val="129B8E"/>
+                <w:sz w:val="21"/>
+              </w:rPr>
+              <w:t>PLAIN ENGLISH - Say this to management</w:t>
+            </w:r>
+          </w:p>
+          <w:p>
+            <w:pPr>
+              <w:spacing w:after="0"/>
+            </w:pPr>
+            <w:r>
+              <w:rPr>
+                <w:i/>
+                <w:sz w:val="21"/>
+              </w:rPr>
+              <w:t>"The owner can now ask what to charge for anything and get three sensible prices, rounded to real cash amounts, with the profit on each one spelled out in their own language. The tool also checks every existing price in the shop and flags anything sold at a loss. What it cannot yet do is tell them what the competition charges, or whether a price rise will cost them customers."</w:t>
+            </w:r>
+          </w:p>
+        </w:tc>
+      </w:tr>
+    </w:tbl>
+    <w:p>
+      <w:pPr>
+        <w:spacing w:after="80"/>
+      </w:pPr>
+    </w:p>
+    <w:p>
+      <w:pPr>
+        <w:spacing w:after="120"/>
+      </w:pPr>
+    </w:p>
+    <w:p>
+      <w:pPr>
+        <w:spacing w:after="120"/>
+      </w:pPr>
+      <w:r>
+        <w:rPr>
+          <w:b w:val="0"/>
+          <w:i/>
+          <w:color w:val="5A5A5A"/>
+          <w:sz w:val="20"/>
+        </w:rPr>
+        <w:t>End of Day 8 addendum - handbook version 1.3, 10 September 2026.</w:t>
       </w:r>
     </w:p>
     <w:sectPr>

--- a/docs/KasiBiz_System_Handbook.docx
+++ b/docs/KasiBiz_System_Handbook.docx
@@ -327,7 +327,7 @@
                 <w:b w:val="0"/>
                 <w:sz w:val="20"/>
               </w:rPr>
-              <w:t>1.3</w:t>
+              <w:t>1.4</w:t>
             </w:r>
           </w:p>
         </w:tc>
@@ -1472,7 +1472,7 @@
                 <w:b w:val="0"/>
                 <w:sz w:val="20"/>
               </w:rPr>
-              <w:t>~45%</w:t>
+              <w:t>~55%</w:t>
             </w:r>
           </w:p>
         </w:tc>
@@ -3428,9 +3428,11 @@
             <w:r/>
             <w:r>
               <w:rPr>
-                <w:sz w:val="20"/>
-              </w:rPr>
-              <w:t>EMPTY - 0 bytes</w:t>
+                <w:b w:val="0"/>
+                <w:color w:val="129B8E"/>
+                <w:sz w:val="20"/>
+              </w:rPr>
+              <w:t>WORKING - Day 9</w:t>
             </w:r>
           </w:p>
         </w:tc>
@@ -3706,9 +3708,11 @@
             <w:r/>
             <w:r>
               <w:rPr>
-                <w:sz w:val="20"/>
-              </w:rPr>
-              <w:t>EMPTY - 0 bytes</w:t>
+                <w:b w:val="0"/>
+                <w:color w:val="129B8E"/>
+                <w:sz w:val="20"/>
+              </w:rPr>
+              <w:t>WORKING - Day 9</w:t>
             </w:r>
           </w:p>
         </w:tc>
@@ -10540,6 +10544,62 @@
                 <w:sz w:val="20"/>
               </w:rPr>
               <w:t>A local file path - created automatically</w:t>
+            </w:r>
+          </w:p>
+        </w:tc>
+      </w:tr>
+      <w:tr>
+        <w:tc>
+          <w:tcPr>
+            <w:tcW w:type="dxa" w:w="3264"/>
+          </w:tcPr>
+          <w:p>
+            <w:pPr>
+              <w:spacing w:after="40"/>
+            </w:pPr>
+            <w:r/>
+            <w:r>
+              <w:rPr>
+                <w:b/>
+                <w:sz w:val="20"/>
+              </w:rPr>
+              <w:t>SHOP_NAME</w:t>
+            </w:r>
+          </w:p>
+        </w:tc>
+        <w:tc>
+          <w:tcPr>
+            <w:tcW w:type="dxa" w:w="3264"/>
+          </w:tcPr>
+          <w:p>
+            <w:pPr>
+              <w:spacing w:after="40"/>
+            </w:pPr>
+            <w:r/>
+            <w:r>
+              <w:rPr>
+                <w:b w:val="0"/>
+                <w:sz w:val="20"/>
+              </w:rPr>
+              <w:t>No</w:t>
+            </w:r>
+          </w:p>
+        </w:tc>
+        <w:tc>
+          <w:tcPr>
+            <w:tcW w:type="dxa" w:w="3264"/>
+          </w:tcPr>
+          <w:p>
+            <w:pPr>
+              <w:spacing w:after="40"/>
+            </w:pPr>
+            <w:r/>
+            <w:r>
+              <w:rPr>
+                <w:b w:val="0"/>
+                <w:sz w:val="20"/>
+              </w:rPr>
+              <w:t>Optional - names the shop in adverts</w:t>
             </w:r>
           </w:p>
         </w:tc>
@@ -14698,7 +14758,7 @@
                 <w:b w:val="0"/>
                 <w:sz w:val="20"/>
               </w:rPr>
-              <w:t>~45%</w:t>
+              <w:t>~55%</w:t>
             </w:r>
           </w:p>
         </w:tc>
@@ -14775,7 +14835,7 @@
                 <w:b w:val="0"/>
                 <w:sz w:val="20"/>
               </w:rPr>
-              <w:t>Full review of every file in the repository. Confirmed the working LLM connection path. Created the live .env file with a real OpenAI key. Removed the .env.example template. Removed all remaining .env.example references from config.py, README.md and .gitignore. Created this System Handbook. DAY 6 (Stock Database): wrote app/database/schema.sql (products table, case-insensitive unique name index, auto updated_at trigger, low_stock_products view). Wrote app/database/sqlite_db.py with full add/view/update/delete plus adjust_stock, set_stock, low-stock alerts and stock valuation. Money stored as integer cents, never float. Added 53 tests (all passing, 56 total). Added scripts/db_demo.py walkthrough and seeded data/products.csv with 20 real spaza products. Added the six missing __init__.py files and tests/conftest.py, removing the sys.path hack requirement. Fixed the kasibiz.dbgit typo in the live .env. DAY 7 (Stock Agent): built app/services/inventory_service.py - the reorder rules, urgency classification, reorder quantities, order costs and expected profit, all in pure Python. Built app/agents/inventory_agent.py - the Stock Agent, which understands a question, fetches exact facts from the service, then asks the LLM only to phrase them. Added 73 tests (129 total, all passing) and scripts/stock_agent_demo.py. Verified an isiZulu answer in which every Rand figure was still exactly correct. DAY 8 (Pricing Helper): built app/services/pricing_service.py - markup and margin calculations, price suggestions, working backwards from a target margin, practical 50c cash rounding, category-aware price health checks and price-change what-ifs. Built app/agents/pricing_agent.py, which reads Rand amounts out of plain questions and lets the LLM explain the figures in simple terms. Added 105 tests (234 total, all passing) and scripts/pricing_demo.py. Found and fixed a bug where isiZulu questions were being answered in English.</w:t>
+              <w:t>Full review of every file in the repository. Confirmed the working LLM connection path. Created the live .env file with a real OpenAI key. Removed the .env.example template. Removed all remaining .env.example references from config.py, README.md and .gitignore. Created this System Handbook. DAY 6 (Stock Database): wrote app/database/schema.sql (products table, case-insensitive unique name index, auto updated_at trigger, low_stock_products view). Wrote app/database/sqlite_db.py with full add/view/update/delete plus adjust_stock, set_stock, low-stock alerts and stock valuation. Money stored as integer cents, never float. Added 53 tests (all passing, 56 total). Added scripts/db_demo.py walkthrough and seeded data/products.csv with 20 real spaza products. Added the six missing __init__.py files and tests/conftest.py, removing the sys.path hack requirement. Fixed the kasibiz.dbgit typo in the live .env. DAY 7 (Stock Agent): built app/services/inventory_service.py - the reorder rules, urgency classification, reorder quantities, order costs and expected profit, all in pure Python. Built app/agents/inventory_agent.py - the Stock Agent, which understands a question, fetches exact facts from the service, then asks the LLM only to phrase them. Added 73 tests (129 total, all passing) and scripts/stock_agent_demo.py. Verified an isiZulu answer in which every Rand figure was still exactly correct. DAY 8 (Pricing Helper): built app/services/pricing_service.py - markup and margin calculations, price suggestions, working backwards from a target margin, practical 50c cash rounding, category-aware price health checks and price-change what-ifs. Built app/agents/pricing_agent.py, which reads Rand amounts out of plain questions and lets the LLM explain the figures in simple terms. Added 105 tests (234 total, all passing) and scripts/pricing_demo.py. Found and fixed a bug where isiZulu questions were being answered in English. DAY 9 (Marketing Agent): built app/services/marketing_service.py - chooses what is worth promoting, works out discount and bundle maths, and refuses offers that would sell below cost or run the shop out of stock. Built app/agents/marketing_agent.py, which writes WhatsApp adverts, social captions and poster text in three formats and three languages, with plain templates as a fallback when the AI is unavailable. Added SHOP_NAME as an optional .env setting. Added 84 tests (318 total, all passing) and scripts/marketing_demo.py. Found and fixed two bugs during testing.</w:t>
             </w:r>
           </w:p>
         </w:tc>
@@ -15045,7 +15105,7 @@
                 <w:b w:val="0"/>
                 <w:sz w:val="20"/>
               </w:rPr>
-              <w:t>Day 9: the Sales Agent and Calculation Engine (record a sale, total, customer change), then the first Streamlit screen.</w:t>
+              <w:t>Day 10: the Sales Agent and Calculation Engine (record a sale, total, customer change), then the first Streamlit screen.</w:t>
             </w:r>
           </w:p>
         </w:tc>
@@ -15157,7 +15217,7 @@
                 <w:b w:val="0"/>
                 <w:sz w:val="20"/>
               </w:rPr>
-              <w:t>~45%</w:t>
+              <w:t>~55%</w:t>
             </w:r>
           </w:p>
         </w:tc>
@@ -15497,7 +15557,7 @@
                 <w:b w:val="0"/>
                 <w:sz w:val="20"/>
               </w:rPr>
-              <w:t>Day 9: the Sales Agent and Calculation Engine (record a sale, total, customer change), then the first Streamlit screen.</w:t>
+              <w:t>Day 10: the Sales Agent and Calculation Engine (record a sale, total, customer change), then the first Streamlit screen.</w:t>
             </w:r>
           </w:p>
         </w:tc>
@@ -26532,6 +26592,2970 @@
           <w:sz w:val="20"/>
         </w:rPr>
         <w:t>End of Day 8 addendum - handbook version 1.3, 10 September 2026.</w:t>
+      </w:r>
+    </w:p>
+    <w:p>
+      <w:r>
+        <w:br w:type="page"/>
+      </w:r>
+    </w:p>
+    <w:p>
+      <w:pPr>
+        <w:pStyle w:val="Heading1"/>
+        <w:spacing w:before="280" w:after="120"/>
+      </w:pPr>
+      <w:r>
+        <w:rPr>
+          <w:color w:val="129B8E"/>
+        </w:rPr>
+        <w:t>16. Technical Addendum - Day 9: The Marketing Agent</w:t>
+      </w:r>
+    </w:p>
+    <w:p>
+      <w:pPr>
+        <w:spacing w:after="200"/>
+      </w:pPr>
+      <w:r>
+        <w:rPr>
+          <w:b w:val="0"/>
+          <w:i w:val="0"/>
+          <w:sz w:val="22"/>
+        </w:rPr>
+        <w:t>Completed Thursday, 10 September 2026. The Marketing Agent writes WhatsApp adverts, social media captions and shop poster text. It is the first part of KasiBiz where the language model does genuinely creative work rather than just rephrasing, and that change needed a new kind of safety rail.</w:t>
+      </w:r>
+    </w:p>
+    <w:p>
+      <w:pPr>
+        <w:pStyle w:val="Heading2"/>
+        <w:spacing w:before="200" w:after="120"/>
+      </w:pPr>
+      <w:r>
+        <w:rPr>
+          <w:color w:val="17324D"/>
+        </w:rPr>
+        <w:t>16.1 A different role for the AI</w:t>
+      </w:r>
+    </w:p>
+    <w:p>
+      <w:pPr>
+        <w:spacing w:after="120"/>
+      </w:pPr>
+      <w:r>
+        <w:rPr>
+          <w:b w:val="0"/>
+          <w:i w:val="0"/>
+          <w:sz w:val="22"/>
+        </w:rPr>
+        <w:t>Every agent before this one used the language model as a translator. Day 9 uses it as a copywriter. The distinction is worth stating clearly because it changes what can go wrong.</w:t>
+      </w:r>
+    </w:p>
+    <w:tbl>
+      <w:tblPr>
+        <w:tblStyle w:val="TableGrid"/>
+        <w:tblW w:type="auto" w:w="0"/>
+        <w:tblLook w:firstColumn="1" w:firstRow="1" w:lastColumn="0" w:lastRow="0" w:noHBand="0" w:noVBand="1" w:val="04A0"/>
+      </w:tblPr>
+      <w:tblGrid>
+        <w:gridCol w:w="3264"/>
+        <w:gridCol w:w="3264"/>
+        <w:gridCol w:w="3264"/>
+      </w:tblGrid>
+      <w:tr>
+        <w:tc>
+          <w:tcPr>
+            <w:tcW w:type="dxa" w:w="1872"/>
+            <w:shd w:val="clear" w:color="auto" w:fill="17324D"/>
+          </w:tcPr>
+          <w:p>
+            <w:pPr>
+              <w:spacing w:after="40"/>
+            </w:pPr>
+            <w:r/>
+            <w:r>
+              <w:rPr>
+                <w:b/>
+                <w:color w:val="FFFFFF"/>
+                <w:sz w:val="20"/>
+              </w:rPr>
+            </w:r>
+          </w:p>
+        </w:tc>
+        <w:tc>
+          <w:tcPr>
+            <w:tcW w:type="dxa" w:w="3600"/>
+            <w:shd w:val="clear" w:color="auto" w:fill="17324D"/>
+          </w:tcPr>
+          <w:p>
+            <w:pPr>
+              <w:spacing w:after="40"/>
+            </w:pPr>
+            <w:r/>
+            <w:r>
+              <w:rPr>
+                <w:b/>
+                <w:color w:val="FFFFFF"/>
+                <w:sz w:val="20"/>
+              </w:rPr>
+              <w:t>Stock and Pricing agents (Days 7-8)</w:t>
+            </w:r>
+          </w:p>
+        </w:tc>
+        <w:tc>
+          <w:tcPr>
+            <w:tcW w:type="dxa" w:w="4032"/>
+            <w:shd w:val="clear" w:color="auto" w:fill="17324D"/>
+          </w:tcPr>
+          <w:p>
+            <w:pPr>
+              <w:spacing w:after="40"/>
+            </w:pPr>
+            <w:r/>
+            <w:r>
+              <w:rPr>
+                <w:b/>
+                <w:color w:val="FFFFFF"/>
+                <w:sz w:val="20"/>
+              </w:rPr>
+              <w:t>Marketing agent (Day 9)</w:t>
+            </w:r>
+          </w:p>
+        </w:tc>
+      </w:tr>
+      <w:tr>
+        <w:tc>
+          <w:tcPr>
+            <w:tcW w:type="dxa" w:w="1872"/>
+          </w:tcPr>
+          <w:p>
+            <w:pPr>
+              <w:spacing w:after="40"/>
+            </w:pPr>
+            <w:r/>
+            <w:r>
+              <w:rPr>
+                <w:b/>
+                <w:sz w:val="20"/>
+              </w:rPr>
+              <w:t>The AI is a...</w:t>
+            </w:r>
+          </w:p>
+        </w:tc>
+        <w:tc>
+          <w:tcPr>
+            <w:tcW w:type="dxa" w:w="3600"/>
+          </w:tcPr>
+          <w:p>
+            <w:pPr>
+              <w:spacing w:after="40"/>
+            </w:pPr>
+            <w:r/>
+            <w:r>
+              <w:rPr>
+                <w:b w:val="0"/>
+                <w:sz w:val="20"/>
+              </w:rPr>
+              <w:t>Translator</w:t>
+            </w:r>
+          </w:p>
+        </w:tc>
+        <w:tc>
+          <w:tcPr>
+            <w:tcW w:type="dxa" w:w="4032"/>
+          </w:tcPr>
+          <w:p>
+            <w:pPr>
+              <w:spacing w:after="40"/>
+            </w:pPr>
+            <w:r/>
+            <w:r>
+              <w:rPr>
+                <w:b w:val="0"/>
+                <w:sz w:val="20"/>
+              </w:rPr>
+              <w:t>Copywriter</w:t>
+            </w:r>
+          </w:p>
+        </w:tc>
+      </w:tr>
+      <w:tr>
+        <w:tc>
+          <w:tcPr>
+            <w:tcW w:type="dxa" w:w="1872"/>
+            <w:shd w:val="clear" w:color="auto" w:fill="F7FAFB"/>
+          </w:tcPr>
+          <w:p>
+            <w:pPr>
+              <w:spacing w:after="40"/>
+            </w:pPr>
+            <w:r/>
+            <w:r>
+              <w:rPr>
+                <w:b/>
+                <w:sz w:val="20"/>
+              </w:rPr>
+              <w:t>Python decides</w:t>
+            </w:r>
+          </w:p>
+        </w:tc>
+        <w:tc>
+          <w:tcPr>
+            <w:tcW w:type="dxa" w:w="3600"/>
+            <w:shd w:val="clear" w:color="auto" w:fill="F7FAFB"/>
+          </w:tcPr>
+          <w:p>
+            <w:pPr>
+              <w:spacing w:after="40"/>
+            </w:pPr>
+            <w:r/>
+            <w:r>
+              <w:rPr>
+                <w:b w:val="0"/>
+                <w:sz w:val="20"/>
+              </w:rPr>
+              <w:t>The answer</w:t>
+            </w:r>
+          </w:p>
+        </w:tc>
+        <w:tc>
+          <w:tcPr>
+            <w:tcW w:type="dxa" w:w="4032"/>
+            <w:shd w:val="clear" w:color="auto" w:fill="F7FAFB"/>
+          </w:tcPr>
+          <w:p>
+            <w:pPr>
+              <w:spacing w:after="40"/>
+            </w:pPr>
+            <w:r/>
+            <w:r>
+              <w:rPr>
+                <w:b w:val="0"/>
+                <w:sz w:val="20"/>
+              </w:rPr>
+              <w:t>The facts and the limits</w:t>
+            </w:r>
+          </w:p>
+        </w:tc>
+      </w:tr>
+      <w:tr>
+        <w:tc>
+          <w:tcPr>
+            <w:tcW w:type="dxa" w:w="1872"/>
+          </w:tcPr>
+          <w:p>
+            <w:pPr>
+              <w:spacing w:after="40"/>
+            </w:pPr>
+            <w:r/>
+            <w:r>
+              <w:rPr>
+                <w:b/>
+                <w:sz w:val="20"/>
+              </w:rPr>
+              <w:t>The AI decides</w:t>
+            </w:r>
+          </w:p>
+        </w:tc>
+        <w:tc>
+          <w:tcPr>
+            <w:tcW w:type="dxa" w:w="3600"/>
+          </w:tcPr>
+          <w:p>
+            <w:pPr>
+              <w:spacing w:after="40"/>
+            </w:pPr>
+            <w:r/>
+            <w:r>
+              <w:rPr>
+                <w:b w:val="0"/>
+                <w:sz w:val="20"/>
+              </w:rPr>
+              <w:t>Only the wording</w:t>
+            </w:r>
+          </w:p>
+        </w:tc>
+        <w:tc>
+          <w:tcPr>
+            <w:tcW w:type="dxa" w:w="4032"/>
+          </w:tcPr>
+          <w:p>
+            <w:pPr>
+              <w:spacing w:after="40"/>
+            </w:pPr>
+            <w:r/>
+            <w:r>
+              <w:rPr>
+                <w:b w:val="0"/>
+                <w:sz w:val="20"/>
+              </w:rPr>
+              <w:t>The wording, the tone, the whole advert</w:t>
+            </w:r>
+          </w:p>
+        </w:tc>
+      </w:tr>
+      <w:tr>
+        <w:tc>
+          <w:tcPr>
+            <w:tcW w:type="dxa" w:w="1872"/>
+            <w:shd w:val="clear" w:color="auto" w:fill="F7FAFB"/>
+          </w:tcPr>
+          <w:p>
+            <w:pPr>
+              <w:spacing w:after="40"/>
+            </w:pPr>
+            <w:r/>
+            <w:r>
+              <w:rPr>
+                <w:b/>
+                <w:sz w:val="20"/>
+              </w:rPr>
+              <w:t>Main risk</w:t>
+            </w:r>
+          </w:p>
+        </w:tc>
+        <w:tc>
+          <w:tcPr>
+            <w:tcW w:type="dxa" w:w="3600"/>
+            <w:shd w:val="clear" w:color="auto" w:fill="F7FAFB"/>
+          </w:tcPr>
+          <w:p>
+            <w:pPr>
+              <w:spacing w:after="40"/>
+            </w:pPr>
+            <w:r/>
+            <w:r>
+              <w:rPr>
+                <w:b w:val="0"/>
+                <w:sz w:val="20"/>
+              </w:rPr>
+              <w:t>Saying a correct number badly</w:t>
+            </w:r>
+          </w:p>
+        </w:tc>
+        <w:tc>
+          <w:tcPr>
+            <w:tcW w:type="dxa" w:w="4032"/>
+            <w:shd w:val="clear" w:color="auto" w:fill="F7FAFB"/>
+          </w:tcPr>
+          <w:p>
+            <w:pPr>
+              <w:spacing w:after="40"/>
+            </w:pPr>
+            <w:r/>
+            <w:r>
+              <w:rPr>
+                <w:b w:val="0"/>
+                <w:sz w:val="20"/>
+              </w:rPr>
+              <w:t>Promising something the shop cannot deliver</w:t>
+            </w:r>
+          </w:p>
+        </w:tc>
+      </w:tr>
+      <w:tr>
+        <w:tc>
+          <w:tcPr>
+            <w:tcW w:type="dxa" w:w="1872"/>
+          </w:tcPr>
+          <w:p>
+            <w:pPr>
+              <w:spacing w:after="40"/>
+            </w:pPr>
+            <w:r/>
+            <w:r>
+              <w:rPr>
+                <w:b/>
+                <w:sz w:val="20"/>
+              </w:rPr>
+              <w:t>Temperature</w:t>
+            </w:r>
+          </w:p>
+        </w:tc>
+        <w:tc>
+          <w:tcPr>
+            <w:tcW w:type="dxa" w:w="3600"/>
+          </w:tcPr>
+          <w:p>
+            <w:pPr>
+              <w:spacing w:after="40"/>
+            </w:pPr>
+            <w:r/>
+            <w:r>
+              <w:rPr>
+                <w:b w:val="0"/>
+                <w:sz w:val="20"/>
+              </w:rPr>
+              <w:t>0.3 to 0.4 (predictable)</w:t>
+            </w:r>
+          </w:p>
+        </w:tc>
+        <w:tc>
+          <w:tcPr>
+            <w:tcW w:type="dxa" w:w="4032"/>
+          </w:tcPr>
+          <w:p>
+            <w:pPr>
+              <w:spacing w:after="40"/>
+            </w:pPr>
+            <w:r/>
+            <w:r>
+              <w:rPr>
+                <w:b w:val="0"/>
+                <w:sz w:val="20"/>
+              </w:rPr>
+              <w:t>0.85 (creative)</w:t>
+            </w:r>
+          </w:p>
+        </w:tc>
+      </w:tr>
+    </w:tbl>
+    <w:p>
+      <w:pPr>
+        <w:spacing w:after="80"/>
+      </w:pPr>
+    </w:p>
+    <w:tbl>
+      <w:tblPr>
+        <w:tblW w:type="auto" w:w="0"/>
+        <w:tblLook w:firstColumn="1" w:firstRow="1" w:lastColumn="0" w:lastRow="0" w:noHBand="0" w:noVBand="1" w:val="04A0"/>
+      </w:tblPr>
+      <w:tblGrid>
+        <w:gridCol w:w="9792"/>
+      </w:tblGrid>
+      <w:tr>
+        <w:tc>
+          <w:tcPr>
+            <w:tcW w:type="dxa" w:w="9792"/>
+            <w:shd w:val="clear" w:color="auto" w:fill="EAF6F3"/>
+          </w:tcPr>
+          <w:p>
+            <w:pPr>
+              <w:spacing w:after="40"/>
+            </w:pPr>
+            <w:r>
+              <w:rPr>
+                <w:b/>
+                <w:color w:val="129B8E"/>
+                <w:sz w:val="21"/>
+              </w:rPr>
+              <w:t>PLAIN ENGLISH - Say this to management</w:t>
+            </w:r>
+          </w:p>
+          <w:p>
+            <w:pPr>
+              <w:spacing w:after="0"/>
+            </w:pPr>
+            <w:r>
+              <w:rPr>
+                <w:i/>
+                <w:sz w:val="21"/>
+              </w:rPr>
+              <w:t>"Up to now the AI has been our translator - we worked out the answer and it said it nicely. For marketing it is genuinely our copywriter, inventing the words. So we changed the safety approach: instead of checking the answer, we control what the copywriter is allowed to know and allowed to offer."</w:t>
+            </w:r>
+          </w:p>
+        </w:tc>
+      </w:tr>
+    </w:tbl>
+    <w:p>
+      <w:pPr>
+        <w:spacing w:after="80"/>
+      </w:pPr>
+    </w:p>
+    <w:p>
+      <w:pPr>
+        <w:pStyle w:val="Heading2"/>
+        <w:spacing w:before="200" w:after="120"/>
+      </w:pPr>
+      <w:r>
+        <w:rPr>
+          <w:color w:val="17324D"/>
+        </w:rPr>
+        <w:t>16.2 The two adverts KasiBiz refuses to write</w:t>
+      </w:r>
+    </w:p>
+    <w:p>
+      <w:pPr>
+        <w:spacing w:after="120"/>
+      </w:pPr>
+      <w:r>
+        <w:rPr>
+          <w:b w:val="0"/>
+          <w:i w:val="0"/>
+          <w:sz w:val="22"/>
+        </w:rPr>
+        <w:t>The service decides the offer before a single word is written. Two situations stop the campaign completely:</w:t>
+      </w:r>
+    </w:p>
+    <w:tbl>
+      <w:tblPr>
+        <w:tblStyle w:val="TableGrid"/>
+        <w:tblW w:type="auto" w:w="0"/>
+        <w:tblLook w:firstColumn="1" w:firstRow="1" w:lastColumn="0" w:lastRow="0" w:noHBand="0" w:noVBand="1" w:val="04A0"/>
+      </w:tblPr>
+      <w:tblGrid>
+        <w:gridCol w:w="3264"/>
+        <w:gridCol w:w="3264"/>
+        <w:gridCol w:w="3264"/>
+      </w:tblGrid>
+      <w:tr>
+        <w:tc>
+          <w:tcPr>
+            <w:tcW w:type="dxa" w:w="2448"/>
+            <w:shd w:val="clear" w:color="auto" w:fill="17324D"/>
+          </w:tcPr>
+          <w:p>
+            <w:pPr>
+              <w:spacing w:after="40"/>
+            </w:pPr>
+            <w:r/>
+            <w:r>
+              <w:rPr>
+                <w:b/>
+                <w:color w:val="FFFFFF"/>
+                <w:sz w:val="20"/>
+              </w:rPr>
+              <w:t>Situation</w:t>
+            </w:r>
+          </w:p>
+        </w:tc>
+        <w:tc>
+          <w:tcPr>
+            <w:tcW w:type="dxa" w:w="3888"/>
+            <w:shd w:val="clear" w:color="auto" w:fill="17324D"/>
+          </w:tcPr>
+          <w:p>
+            <w:pPr>
+              <w:spacing w:after="40"/>
+            </w:pPr>
+            <w:r/>
+            <w:r>
+              <w:rPr>
+                <w:b/>
+                <w:color w:val="FFFFFF"/>
+                <w:sz w:val="20"/>
+              </w:rPr>
+              <w:t>Why it is blocked</w:t>
+            </w:r>
+          </w:p>
+        </w:tc>
+        <w:tc>
+          <w:tcPr>
+            <w:tcW w:type="dxa" w:w="3168"/>
+            <w:shd w:val="clear" w:color="auto" w:fill="17324D"/>
+          </w:tcPr>
+          <w:p>
+            <w:pPr>
+              <w:spacing w:after="40"/>
+            </w:pPr>
+            <w:r/>
+            <w:r>
+              <w:rPr>
+                <w:b/>
+                <w:color w:val="FFFFFF"/>
+                <w:sz w:val="20"/>
+              </w:rPr>
+              <w:t>What the owner is told</w:t>
+            </w:r>
+          </w:p>
+        </w:tc>
+      </w:tr>
+      <w:tr>
+        <w:tc>
+          <w:tcPr>
+            <w:tcW w:type="dxa" w:w="2448"/>
+          </w:tcPr>
+          <w:p>
+            <w:pPr>
+              <w:spacing w:after="40"/>
+            </w:pPr>
+            <w:r/>
+            <w:r>
+              <w:rPr>
+                <w:b/>
+                <w:sz w:val="20"/>
+              </w:rPr>
+              <w:t>The promotion price is below cost</w:t>
+            </w:r>
+          </w:p>
+        </w:tc>
+        <w:tc>
+          <w:tcPr>
+            <w:tcW w:type="dxa" w:w="3888"/>
+          </w:tcPr>
+          <w:p>
+            <w:pPr>
+              <w:spacing w:after="40"/>
+            </w:pPr>
+            <w:r/>
+            <w:r>
+              <w:rPr>
+                <w:b w:val="0"/>
+                <w:sz w:val="20"/>
+              </w:rPr>
+              <w:t>The shop would lose money on every sale, and a popular advert would make it worse</w:t>
+            </w:r>
+          </w:p>
+        </w:tc>
+        <w:tc>
+          <w:tcPr>
+            <w:tcW w:type="dxa" w:w="3168"/>
+          </w:tcPr>
+          <w:p>
+            <w:pPr>
+              <w:spacing w:after="40"/>
+            </w:pPr>
+            <w:r/>
+            <w:r>
+              <w:rPr>
+                <w:b w:val="0"/>
+                <w:sz w:val="20"/>
+              </w:rPr>
+              <w:t>Do not run this. You would lose money on every one you sell.</w:t>
+            </w:r>
+          </w:p>
+        </w:tc>
+      </w:tr>
+      <w:tr>
+        <w:tc>
+          <w:tcPr>
+            <w:tcW w:type="dxa" w:w="2448"/>
+            <w:shd w:val="clear" w:color="auto" w:fill="F7FAFB"/>
+          </w:tcPr>
+          <w:p>
+            <w:pPr>
+              <w:spacing w:after="40"/>
+            </w:pPr>
+            <w:r/>
+            <w:r>
+              <w:rPr>
+                <w:b/>
+                <w:sz w:val="20"/>
+              </w:rPr>
+              <w:t>Stock is at or near the reorder level</w:t>
+            </w:r>
+          </w:p>
+        </w:tc>
+        <w:tc>
+          <w:tcPr>
+            <w:tcW w:type="dxa" w:w="3888"/>
+            <w:shd w:val="clear" w:color="auto" w:fill="F7FAFB"/>
+          </w:tcPr>
+          <w:p>
+            <w:pPr>
+              <w:spacing w:after="40"/>
+            </w:pPr>
+            <w:r/>
+            <w:r>
+              <w:rPr>
+                <w:b w:val="0"/>
+                <w:sz w:val="20"/>
+              </w:rPr>
+              <w:t>Advertising something you then run out of loses customers rather than winning them</w:t>
+            </w:r>
+          </w:p>
+        </w:tc>
+        <w:tc>
+          <w:tcPr>
+            <w:tcW w:type="dxa" w:w="3168"/>
+            <w:shd w:val="clear" w:color="auto" w:fill="F7FAFB"/>
+          </w:tcPr>
+          <w:p>
+            <w:pPr>
+              <w:spacing w:after="40"/>
+            </w:pPr>
+            <w:r/>
+            <w:r>
+              <w:rPr>
+                <w:b w:val="0"/>
+                <w:sz w:val="20"/>
+              </w:rPr>
+              <w:t>Do not advertise this yet. You will run out and disappoint customers.</w:t>
+            </w:r>
+          </w:p>
+        </w:tc>
+      </w:tr>
+    </w:tbl>
+    <w:p>
+      <w:pPr>
+        <w:spacing w:after="80"/>
+      </w:pPr>
+    </w:p>
+    <w:p>
+      <w:pPr>
+        <w:spacing w:after="120"/>
+      </w:pPr>
+      <w:r>
+        <w:rPr>
+          <w:b w:val="0"/>
+          <w:i w:val="0"/>
+          <w:sz w:val="22"/>
+        </w:rPr>
+        <w:t>A third situation warns without blocking: if the margin is under 10% there is no room to discount, so the advert is written but the owner is cautioned not to promise unlimited quantities.</w:t>
+      </w:r>
+    </w:p>
+    <w:tbl>
+      <w:tblPr>
+        <w:tblW w:type="auto" w:w="0"/>
+        <w:tblLook w:firstColumn="1" w:firstRow="1" w:lastColumn="0" w:lastRow="0" w:noHBand="0" w:noVBand="1" w:val="04A0"/>
+      </w:tblPr>
+      <w:tblGrid>
+        <w:gridCol w:w="9792"/>
+      </w:tblGrid>
+      <w:tr>
+        <w:tc>
+          <w:tcPr>
+            <w:tcW w:type="dxa" w:w="9792"/>
+            <w:shd w:val="clear" w:color="auto" w:fill="FDECEC"/>
+          </w:tcPr>
+          <w:p>
+            <w:pPr>
+              <w:spacing w:after="40"/>
+            </w:pPr>
+            <w:r>
+              <w:rPr>
+                <w:b/>
+                <w:color w:val="B31B1B"/>
+                <w:sz w:val="21"/>
+              </w:rPr>
+              <w:t>THE IMPORTANT PART</w:t>
+            </w:r>
+          </w:p>
+          <w:p>
+            <w:pPr>
+              <w:spacing w:after="0"/>
+            </w:pPr>
+            <w:r>
+              <w:rPr>
+                <w:i/>
+                <w:sz w:val="21"/>
+              </w:rPr>
+              <w:t>In a blocked case the language model is never called at all. The offer does not reach the copywriter, so there is no chance of it being talked into writing the advert anyway. There is a test that proves the model is not invoked.</w:t>
+            </w:r>
+          </w:p>
+        </w:tc>
+      </w:tr>
+    </w:tbl>
+    <w:p>
+      <w:pPr>
+        <w:spacing w:after="80"/>
+      </w:pPr>
+    </w:p>
+    <w:p>
+      <w:pPr>
+        <w:pStyle w:val="Heading2"/>
+        <w:spacing w:before="200" w:after="120"/>
+      </w:pPr>
+      <w:r>
+        <w:rPr>
+          <w:color w:val="17324D"/>
+        </w:rPr>
+        <w:t>16.3 The copywriter never sees the cost price</w:t>
+      </w:r>
+    </w:p>
+    <w:p>
+      <w:pPr>
+        <w:spacing w:after="120"/>
+      </w:pPr>
+      <w:r>
+        <w:rPr>
+          <w:b w:val="0"/>
+          <w:i w:val="0"/>
+          <w:sz w:val="22"/>
+        </w:rPr>
+        <w:t>The factual brief handed to the language model contains the selling price, the promotion price, the saving and the stock level. It deliberately does NOT contain what the owner paid for the item.</w:t>
+      </w:r>
+    </w:p>
+    <w:p>
+      <w:pPr>
+        <w:spacing w:after="160"/>
+      </w:pPr>
+      <w:r>
+        <w:rPr>
+          <w:b w:val="0"/>
+          <w:i w:val="0"/>
+          <w:sz w:val="22"/>
+        </w:rPr>
+        <w:t>The reason is simple: an AI that knows the cost price could put it in an advert. "Was R15, now R18" would be commercially damaging and impossible to take back once it is on a WhatsApp status. There is a test asserting the cost price never appears in the prompt.</w:t>
+      </w:r>
+    </w:p>
+    <w:tbl>
+      <w:tblPr>
+        <w:tblW w:type="auto" w:w="0"/>
+        <w:tblLook w:firstColumn="1" w:firstRow="1" w:lastColumn="0" w:lastRow="0" w:noHBand="0" w:noVBand="1" w:val="04A0"/>
+      </w:tblPr>
+      <w:tblGrid>
+        <w:gridCol w:w="9792"/>
+      </w:tblGrid>
+      <w:tr>
+        <w:tc>
+          <w:tcPr>
+            <w:tcW w:type="dxa" w:w="9792"/>
+            <w:shd w:val="clear" w:color="auto" w:fill="EAF6F3"/>
+          </w:tcPr>
+          <w:p>
+            <w:pPr>
+              <w:spacing w:after="40"/>
+            </w:pPr>
+            <w:r>
+              <w:rPr>
+                <w:b/>
+                <w:color w:val="129B8E"/>
+                <w:sz w:val="21"/>
+              </w:rPr>
+              <w:t>PLAIN ENGLISH - Say this to management</w:t>
+            </w:r>
+          </w:p>
+          <w:p>
+            <w:pPr>
+              <w:spacing w:after="0"/>
+            </w:pPr>
+            <w:r>
+              <w:rPr>
+                <w:i/>
+                <w:sz w:val="21"/>
+              </w:rPr>
+              <w:t>"We never tell the AI what the shop paid for its stock. It only knows what customers pay. That way a slip of the pen can never reveal the owner's margins to the whole neighbourhood."</w:t>
+            </w:r>
+          </w:p>
+        </w:tc>
+      </w:tr>
+    </w:tbl>
+    <w:p>
+      <w:pPr>
+        <w:spacing w:after="80"/>
+      </w:pPr>
+    </w:p>
+    <w:p>
+      <w:pPr>
+        <w:pStyle w:val="Heading2"/>
+        <w:spacing w:before="200" w:after="120"/>
+      </w:pPr>
+      <w:r>
+        <w:rPr>
+          <w:color w:val="17324D"/>
+        </w:rPr>
+        <w:t>16.4 Choosing what is worth promoting</w:t>
+      </w:r>
+    </w:p>
+    <w:p>
+      <w:pPr>
+        <w:spacing w:after="80"/>
+      </w:pPr>
+      <w:r>
+        <w:rPr>
+          <w:b w:val="0"/>
+          <w:i w:val="0"/>
+          <w:sz w:val="22"/>
+        </w:rPr>
+        <w:t>The owner can simply ask "what should I promote this week?" and the service ranks products by two things multiplied together:</w:t>
+      </w:r>
+    </w:p>
+    <w:tbl>
+      <w:tblPr>
+        <w:tblW w:type="auto" w:w="0"/>
+        <w:tblLook w:firstColumn="1" w:firstRow="1" w:lastColumn="0" w:lastRow="0" w:noHBand="0" w:noVBand="1" w:val="04A0"/>
+      </w:tblPr>
+      <w:tblGrid>
+        <w:gridCol w:w="9792"/>
+      </w:tblGrid>
+      <w:tr>
+        <w:tc>
+          <w:tcPr>
+            <w:tcW w:type="dxa" w:w="9792"/>
+            <w:shd w:val="clear" w:color="auto" w:fill="F4F4F4"/>
+          </w:tcPr>
+          <w:p>
+            <w:pPr>
+              <w:spacing w:after="0"/>
+            </w:pPr>
+            <w:r/>
+            <w:r>
+              <w:rPr>
+                <w:rFonts w:ascii="Consolas" w:hAnsi="Consolas"/>
+                <w:sz w:val="18"/>
+              </w:rPr>
+              <w:t xml:space="preserve">  stock cover  =  quantity on hand / reorder alert level</w:t>
+            </w:r>
+          </w:p>
+          <w:p>
+            <w:pPr>
+              <w:spacing w:after="0"/>
+            </w:pPr>
+            <w:r>
+              <w:rPr>
+                <w:rFonts w:ascii="Consolas" w:hAnsi="Consolas"/>
+                <w:sz w:val="18"/>
+              </w:rPr>
+              <w:t xml:space="preserve">  score        =  stock cover  x  profit margin</w:t>
+            </w:r>
+          </w:p>
+          <w:p>
+            <w:pPr>
+              <w:spacing w:after="0"/>
+            </w:pPr>
+            <w:r>
+              <w:rPr>
+                <w:rFonts w:ascii="Consolas" w:hAnsi="Consolas"/>
+                <w:sz w:val="18"/>
+              </w:rPr>
+            </w:r>
+          </w:p>
+          <w:p>
+            <w:pPr>
+              <w:spacing w:after="0"/>
+            </w:pPr>
+            <w:r>
+              <w:rPr>
+                <w:rFonts w:ascii="Consolas" w:hAnsi="Consolas"/>
+                <w:sz w:val="18"/>
+              </w:rPr>
+              <w:t xml:space="preserve">  Excluded: anything below twice its alert level (would run out)</w:t>
+            </w:r>
+          </w:p>
+          <w:p>
+            <w:pPr>
+              <w:spacing w:after="0"/>
+            </w:pPr>
+            <w:r>
+              <w:rPr>
+                <w:rFonts w:ascii="Consolas" w:hAnsi="Consolas"/>
+                <w:sz w:val="18"/>
+              </w:rPr>
+              <w:t xml:space="preserve">  Excluded: anything making no profit (nothing to give away)</w:t>
+            </w:r>
+          </w:p>
+        </w:tc>
+      </w:tr>
+    </w:tbl>
+    <w:p>
+      <w:pPr>
+        <w:spacing w:after="80"/>
+      </w:pPr>
+    </w:p>
+    <w:p>
+      <w:pPr>
+        <w:spacing w:after="160"/>
+      </w:pPr>
+      <w:r>
+        <w:rPr>
+          <w:b w:val="0"/>
+          <w:i w:val="0"/>
+          <w:sz w:val="22"/>
+        </w:rPr>
+        <w:t>In plain terms: promote what you have plenty of and make good money on. That moves stock that is sitting still without putting fast sellers at risk.</w:t>
+      </w:r>
+    </w:p>
+    <w:p>
+      <w:pPr>
+        <w:pStyle w:val="Heading2"/>
+        <w:spacing w:before="200" w:after="120"/>
+      </w:pPr>
+      <w:r>
+        <w:rPr>
+          <w:color w:val="17324D"/>
+        </w:rPr>
+        <w:t>16.5 Offer types and the maths behind them</w:t>
+      </w:r>
+    </w:p>
+    <w:tbl>
+      <w:tblPr>
+        <w:tblStyle w:val="TableGrid"/>
+        <w:tblW w:type="auto" w:w="0"/>
+        <w:tblLook w:firstColumn="1" w:firstRow="1" w:lastColumn="0" w:lastRow="0" w:noHBand="0" w:noVBand="1" w:val="04A0"/>
+      </w:tblPr>
+      <w:tblGrid>
+        <w:gridCol w:w="3264"/>
+        <w:gridCol w:w="3264"/>
+        <w:gridCol w:w="3264"/>
+      </w:tblGrid>
+      <w:tr>
+        <w:tc>
+          <w:tcPr>
+            <w:tcW w:type="dxa" w:w="1728"/>
+            <w:shd w:val="clear" w:color="auto" w:fill="17324D"/>
+          </w:tcPr>
+          <w:p>
+            <w:pPr>
+              <w:spacing w:after="40"/>
+            </w:pPr>
+            <w:r/>
+            <w:r>
+              <w:rPr>
+                <w:b/>
+                <w:color w:val="FFFFFF"/>
+                <w:sz w:val="20"/>
+              </w:rPr>
+              <w:t>Offer</w:t>
+            </w:r>
+          </w:p>
+        </w:tc>
+        <w:tc>
+          <w:tcPr>
+            <w:tcW w:type="dxa" w:w="2880"/>
+            <w:shd w:val="clear" w:color="auto" w:fill="17324D"/>
+          </w:tcPr>
+          <w:p>
+            <w:pPr>
+              <w:spacing w:after="40"/>
+            </w:pPr>
+            <w:r/>
+            <w:r>
+              <w:rPr>
+                <w:b/>
+                <w:color w:val="FFFFFF"/>
+                <w:sz w:val="20"/>
+              </w:rPr>
+              <w:t>Example</w:t>
+            </w:r>
+          </w:p>
+        </w:tc>
+        <w:tc>
+          <w:tcPr>
+            <w:tcW w:type="dxa" w:w="4896"/>
+            <w:shd w:val="clear" w:color="auto" w:fill="17324D"/>
+          </w:tcPr>
+          <w:p>
+            <w:pPr>
+              <w:spacing w:after="40"/>
+            </w:pPr>
+            <w:r/>
+            <w:r>
+              <w:rPr>
+                <w:b/>
+                <w:color w:val="FFFFFF"/>
+                <w:sz w:val="20"/>
+              </w:rPr>
+              <w:t>What is calculated</w:t>
+            </w:r>
+          </w:p>
+        </w:tc>
+      </w:tr>
+      <w:tr>
+        <w:tc>
+          <w:tcPr>
+            <w:tcW w:type="dxa" w:w="1728"/>
+          </w:tcPr>
+          <w:p>
+            <w:pPr>
+              <w:spacing w:after="40"/>
+            </w:pPr>
+            <w:r/>
+            <w:r>
+              <w:rPr>
+                <w:b/>
+                <w:sz w:val="20"/>
+              </w:rPr>
+              <w:t>Straight</w:t>
+            </w:r>
+          </w:p>
+        </w:tc>
+        <w:tc>
+          <w:tcPr>
+            <w:tcW w:type="dxa" w:w="2880"/>
+          </w:tcPr>
+          <w:p>
+            <w:pPr>
+              <w:spacing w:after="40"/>
+            </w:pPr>
+            <w:r/>
+            <w:r>
+              <w:rPr>
+                <w:b w:val="0"/>
+                <w:sz w:val="20"/>
+              </w:rPr>
+              <w:t>White Bread at R20.00</w:t>
+            </w:r>
+          </w:p>
+        </w:tc>
+        <w:tc>
+          <w:tcPr>
+            <w:tcW w:type="dxa" w:w="4896"/>
+          </w:tcPr>
+          <w:p>
+            <w:pPr>
+              <w:spacing w:after="40"/>
+            </w:pPr>
+            <w:r/>
+            <w:r>
+              <w:rPr>
+                <w:b w:val="0"/>
+                <w:sz w:val="20"/>
+              </w:rPr>
+              <w:t>Profit per unit, stock available</w:t>
+            </w:r>
+          </w:p>
+        </w:tc>
+      </w:tr>
+      <w:tr>
+        <w:tc>
+          <w:tcPr>
+            <w:tcW w:type="dxa" w:w="1728"/>
+            <w:shd w:val="clear" w:color="auto" w:fill="F7FAFB"/>
+          </w:tcPr>
+          <w:p>
+            <w:pPr>
+              <w:spacing w:after="40"/>
+            </w:pPr>
+            <w:r/>
+            <w:r>
+              <w:rPr>
+                <w:b/>
+                <w:sz w:val="20"/>
+              </w:rPr>
+              <w:t>Percentage off</w:t>
+            </w:r>
+          </w:p>
+        </w:tc>
+        <w:tc>
+          <w:tcPr>
+            <w:tcW w:type="dxa" w:w="2880"/>
+            <w:shd w:val="clear" w:color="auto" w:fill="F7FAFB"/>
+          </w:tcPr>
+          <w:p>
+            <w:pPr>
+              <w:spacing w:after="40"/>
+            </w:pPr>
+            <w:r/>
+            <w:r>
+              <w:rPr>
+                <w:b w:val="0"/>
+                <w:sz w:val="20"/>
+              </w:rPr>
+              <w:t>10% off White Bread</w:t>
+            </w:r>
+          </w:p>
+        </w:tc>
+        <w:tc>
+          <w:tcPr>
+            <w:tcW w:type="dxa" w:w="4896"/>
+            <w:shd w:val="clear" w:color="auto" w:fill="F7FAFB"/>
+          </w:tcPr>
+          <w:p>
+            <w:pPr>
+              <w:spacing w:after="40"/>
+            </w:pPr>
+            <w:r/>
+            <w:r>
+              <w:rPr>
+                <w:b w:val="0"/>
+                <w:sz w:val="20"/>
+              </w:rPr>
+              <w:t>New price rounded to 50c, saving, remaining profit</w:t>
+            </w:r>
+          </w:p>
+        </w:tc>
+      </w:tr>
+      <w:tr>
+        <w:tc>
+          <w:tcPr>
+            <w:tcW w:type="dxa" w:w="1728"/>
+          </w:tcPr>
+          <w:p>
+            <w:pPr>
+              <w:spacing w:after="40"/>
+            </w:pPr>
+            <w:r/>
+            <w:r>
+              <w:rPr>
+                <w:b/>
+                <w:sz w:val="20"/>
+              </w:rPr>
+              <w:t>Fixed price</w:t>
+            </w:r>
+          </w:p>
+        </w:tc>
+        <w:tc>
+          <w:tcPr>
+            <w:tcW w:type="dxa" w:w="2880"/>
+          </w:tcPr>
+          <w:p>
+            <w:pPr>
+              <w:spacing w:after="40"/>
+            </w:pPr>
+            <w:r/>
+            <w:r>
+              <w:rPr>
+                <w:b w:val="0"/>
+                <w:sz w:val="20"/>
+              </w:rPr>
+              <w:t>White Bread at R17.50</w:t>
+            </w:r>
+          </w:p>
+        </w:tc>
+        <w:tc>
+          <w:tcPr>
+            <w:tcW w:type="dxa" w:w="4896"/>
+          </w:tcPr>
+          <w:p>
+            <w:pPr>
+              <w:spacing w:after="40"/>
+            </w:pPr>
+            <w:r/>
+            <w:r>
+              <w:rPr>
+                <w:b w:val="0"/>
+                <w:sz w:val="20"/>
+              </w:rPr>
+              <w:t>Implied discount, remaining profit</w:t>
+            </w:r>
+          </w:p>
+        </w:tc>
+      </w:tr>
+      <w:tr>
+        <w:tc>
+          <w:tcPr>
+            <w:tcW w:type="dxa" w:w="1728"/>
+            <w:shd w:val="clear" w:color="auto" w:fill="F7FAFB"/>
+          </w:tcPr>
+          <w:p>
+            <w:pPr>
+              <w:spacing w:after="40"/>
+            </w:pPr>
+            <w:r/>
+            <w:r>
+              <w:rPr>
+                <w:b/>
+                <w:sz w:val="20"/>
+              </w:rPr>
+              <w:t>Bundle</w:t>
+            </w:r>
+          </w:p>
+        </w:tc>
+        <w:tc>
+          <w:tcPr>
+            <w:tcW w:type="dxa" w:w="2880"/>
+            <w:shd w:val="clear" w:color="auto" w:fill="F7FAFB"/>
+          </w:tcPr>
+          <w:p>
+            <w:pPr>
+              <w:spacing w:after="40"/>
+            </w:pPr>
+            <w:r/>
+            <w:r>
+              <w:rPr>
+                <w:b w:val="0"/>
+                <w:sz w:val="20"/>
+              </w:rPr>
+              <w:t>2 White Bread for R35.00</w:t>
+            </w:r>
+          </w:p>
+        </w:tc>
+        <w:tc>
+          <w:tcPr>
+            <w:tcW w:type="dxa" w:w="4896"/>
+            <w:shd w:val="clear" w:color="auto" w:fill="F7FAFB"/>
+          </w:tcPr>
+          <w:p>
+            <w:pPr>
+              <w:spacing w:after="40"/>
+            </w:pPr>
+            <w:r/>
+            <w:r>
+              <w:rPr>
+                <w:b w:val="0"/>
+                <w:sz w:val="20"/>
+              </w:rPr>
+              <w:t>Normal cost of 2, saving, profit on the pair, how many pairs are possible</w:t>
+            </w:r>
+          </w:p>
+        </w:tc>
+      </w:tr>
+    </w:tbl>
+    <w:p>
+      <w:pPr>
+        <w:spacing w:after="80"/>
+      </w:pPr>
+    </w:p>
+    <w:p>
+      <w:pPr>
+        <w:spacing w:after="120"/>
+      </w:pPr>
+      <w:r>
+        <w:rPr>
+          <w:b w:val="0"/>
+          <w:i w:val="0"/>
+          <w:sz w:val="22"/>
+        </w:rPr>
+        <w:t>Promotion prices reuse the same 50c cash rounding built for Day 8, so an advert never quotes a price the owner cannot take in coins.</w:t>
+      </w:r>
+    </w:p>
+    <w:p>
+      <w:pPr>
+        <w:spacing w:after="80"/>
+      </w:pPr>
+      <w:r>
+        <w:rPr>
+          <w:b w:val="0"/>
+          <w:i w:val="0"/>
+          <w:sz w:val="22"/>
+        </w:rPr>
+        <w:t>The service also answers "how much discount can this product afford?":</w:t>
+      </w:r>
+    </w:p>
+    <w:tbl>
+      <w:tblPr>
+        <w:tblW w:type="auto" w:w="0"/>
+        <w:tblLook w:firstColumn="1" w:firstRow="1" w:lastColumn="0" w:lastRow="0" w:noHBand="0" w:noVBand="1" w:val="04A0"/>
+      </w:tblPr>
+      <w:tblGrid>
+        <w:gridCol w:w="9792"/>
+      </w:tblGrid>
+      <w:tr>
+        <w:tc>
+          <w:tcPr>
+            <w:tcW w:type="dxa" w:w="9792"/>
+            <w:shd w:val="clear" w:color="auto" w:fill="F4F4F4"/>
+          </w:tcPr>
+          <w:p>
+            <w:pPr>
+              <w:spacing w:after="0"/>
+            </w:pPr>
+            <w:r/>
+            <w:r>
+              <w:rPr>
+                <w:rFonts w:ascii="Consolas" w:hAnsi="Consolas"/>
+                <w:sz w:val="18"/>
+              </w:rPr>
+              <w:t xml:space="preserve">  White Bread      R15.00 cost, R20.00 sell   -&gt;  break-even at 25% off</w:t>
+            </w:r>
+          </w:p>
+          <w:p>
+            <w:pPr>
+              <w:spacing w:after="0"/>
+            </w:pPr>
+            <w:r>
+              <w:rPr>
+                <w:rFonts w:ascii="Consolas" w:hAnsi="Consolas"/>
+                <w:sz w:val="18"/>
+              </w:rPr>
+              <w:t xml:space="preserve">  Simba Chips 36g   R6.50 cost, R10.00 sell   -&gt;  break-even at 35% off</w:t>
+            </w:r>
+          </w:p>
+          <w:p>
+            <w:pPr>
+              <w:spacing w:after="0"/>
+            </w:pPr>
+            <w:r>
+              <w:rPr>
+                <w:rFonts w:ascii="Consolas" w:hAnsi="Consolas"/>
+                <w:sz w:val="18"/>
+              </w:rPr>
+              <w:t xml:space="preserve">  Airtime R12      R11.40 cost, R12.00 sell   -&gt;  break-even at  5% off</w:t>
+            </w:r>
+          </w:p>
+        </w:tc>
+      </w:tr>
+    </w:tbl>
+    <w:p>
+      <w:pPr>
+        <w:spacing w:after="80"/>
+      </w:pPr>
+    </w:p>
+    <w:p>
+      <w:pPr>
+        <w:spacing w:after="160"/>
+      </w:pPr>
+      <w:r>
+        <w:rPr>
+          <w:b w:val="0"/>
+          <w:i w:val="0"/>
+          <w:sz w:val="22"/>
+        </w:rPr>
+        <w:t>When the owner does not specify an offer, KasiBiz suggests one that gives away at most half the profit and never more than 25% off.</w:t>
+      </w:r>
+    </w:p>
+    <w:p>
+      <w:pPr>
+        <w:pStyle w:val="Heading2"/>
+        <w:spacing w:before="200" w:after="120"/>
+      </w:pPr>
+      <w:r>
+        <w:rPr>
+          <w:color w:val="17324D"/>
+        </w:rPr>
+        <w:t>16.6 Three channels, three very different formats</w:t>
+      </w:r>
+    </w:p>
+    <w:tbl>
+      <w:tblPr>
+        <w:tblStyle w:val="TableGrid"/>
+        <w:tblW w:type="auto" w:w="0"/>
+        <w:tblLook w:firstColumn="1" w:firstRow="1" w:lastColumn="0" w:lastRow="0" w:noHBand="0" w:noVBand="1" w:val="04A0"/>
+      </w:tblPr>
+      <w:tblGrid>
+        <w:gridCol w:w="4896"/>
+        <w:gridCol w:w="4896"/>
+      </w:tblGrid>
+      <w:tr>
+        <w:tc>
+          <w:tcPr>
+            <w:tcW w:type="dxa" w:w="2160"/>
+            <w:shd w:val="clear" w:color="auto" w:fill="17324D"/>
+          </w:tcPr>
+          <w:p>
+            <w:pPr>
+              <w:spacing w:after="40"/>
+            </w:pPr>
+            <w:r/>
+            <w:r>
+              <w:rPr>
+                <w:b/>
+                <w:color w:val="FFFFFF"/>
+                <w:sz w:val="20"/>
+              </w:rPr>
+              <w:t>Channel</w:t>
+            </w:r>
+          </w:p>
+        </w:tc>
+        <w:tc>
+          <w:tcPr>
+            <w:tcW w:type="dxa" w:w="7344"/>
+            <w:shd w:val="clear" w:color="auto" w:fill="17324D"/>
+          </w:tcPr>
+          <w:p>
+            <w:pPr>
+              <w:spacing w:after="40"/>
+            </w:pPr>
+            <w:r/>
+            <w:r>
+              <w:rPr>
+                <w:b/>
+                <w:color w:val="FFFFFF"/>
+                <w:sz w:val="20"/>
+              </w:rPr>
+              <w:t>Format rules given to the copywriter</w:t>
+            </w:r>
+          </w:p>
+        </w:tc>
+      </w:tr>
+      <w:tr>
+        <w:tc>
+          <w:tcPr>
+            <w:tcW w:type="dxa" w:w="2160"/>
+          </w:tcPr>
+          <w:p>
+            <w:pPr>
+              <w:spacing w:after="40"/>
+            </w:pPr>
+            <w:r/>
+            <w:r>
+              <w:rPr>
+                <w:b/>
+                <w:sz w:val="20"/>
+              </w:rPr>
+              <w:t>WhatsApp advert</w:t>
+            </w:r>
+          </w:p>
+        </w:tc>
+        <w:tc>
+          <w:tcPr>
+            <w:tcW w:type="dxa" w:w="7344"/>
+          </w:tcPr>
+          <w:p>
+            <w:pPr>
+              <w:spacing w:after="40"/>
+            </w:pPr>
+            <w:r/>
+            <w:r>
+              <w:rPr>
+                <w:b w:val="0"/>
+                <w:sz w:val="20"/>
+              </w:rPr>
+              <w:t>2 to 4 lines, forwardable to a status or community group, a few emoji, ends with the shop name</w:t>
+            </w:r>
+          </w:p>
+        </w:tc>
+      </w:tr>
+      <w:tr>
+        <w:tc>
+          <w:tcPr>
+            <w:tcW w:type="dxa" w:w="2160"/>
+            <w:shd w:val="clear" w:color="auto" w:fill="F7FAFB"/>
+          </w:tcPr>
+          <w:p>
+            <w:pPr>
+              <w:spacing w:after="40"/>
+            </w:pPr>
+            <w:r/>
+            <w:r>
+              <w:rPr>
+                <w:b/>
+                <w:sz w:val="20"/>
+              </w:rPr>
+              <w:t>Social caption</w:t>
+            </w:r>
+          </w:p>
+        </w:tc>
+        <w:tc>
+          <w:tcPr>
+            <w:tcW w:type="dxa" w:w="7344"/>
+            <w:shd w:val="clear" w:color="auto" w:fill="F7FAFB"/>
+          </w:tcPr>
+          <w:p>
+            <w:pPr>
+              <w:spacing w:after="40"/>
+            </w:pPr>
+            <w:r/>
+            <w:r>
+              <w:rPr>
+                <w:b w:val="0"/>
+                <w:sz w:val="20"/>
+              </w:rPr>
+              <w:t>3 to 5 lines for Facebook or Instagram, friendly and playful, 3 to 5 short hashtags</w:t>
+            </w:r>
+          </w:p>
+        </w:tc>
+      </w:tr>
+      <w:tr>
+        <w:tc>
+          <w:tcPr>
+            <w:tcW w:type="dxa" w:w="2160"/>
+          </w:tcPr>
+          <w:p>
+            <w:pPr>
+              <w:spacing w:after="40"/>
+            </w:pPr>
+            <w:r/>
+            <w:r>
+              <w:rPr>
+                <w:b/>
+                <w:sz w:val="20"/>
+              </w:rPr>
+              <w:t>Shop poster</w:t>
+            </w:r>
+          </w:p>
+        </w:tc>
+        <w:tc>
+          <w:tcPr>
+            <w:tcW w:type="dxa" w:w="7344"/>
+          </w:tcPr>
+          <w:p>
+            <w:pPr>
+              <w:spacing w:after="40"/>
+            </w:pPr>
+            <w:r/>
+            <w:r>
+              <w:rPr>
+                <w:b w:val="0"/>
+                <w:sz w:val="20"/>
+              </w:rPr>
+              <w:t>Very few words in capitals, short lines for writing on cardboard, no hashtags or emoji, price is the biggest thing</w:t>
+            </w:r>
+          </w:p>
+        </w:tc>
+      </w:tr>
+    </w:tbl>
+    <w:p>
+      <w:pPr>
+        <w:spacing w:after="80"/>
+      </w:pPr>
+    </w:p>
+    <w:p>
+      <w:pPr>
+        <w:spacing w:after="160"/>
+      </w:pPr>
+      <w:r>
+        <w:rPr>
+          <w:b w:val="0"/>
+          <w:i w:val="0"/>
+          <w:sz w:val="22"/>
+        </w:rPr>
+        <w:t>Asking for a full campaign produces all three from a single offer, so the prices cannot drift between the poster in the window and the advert on WhatsApp.</w:t>
+      </w:r>
+    </w:p>
+    <w:p>
+      <w:pPr>
+        <w:pStyle w:val="Heading2"/>
+        <w:spacing w:before="200" w:after="120"/>
+      </w:pPr>
+      <w:r>
+        <w:rPr>
+          <w:color w:val="17324D"/>
+        </w:rPr>
+        <w:t>16.7 It still works with no AI at all</w:t>
+      </w:r>
+    </w:p>
+    <w:p>
+      <w:pPr>
+        <w:spacing w:after="120"/>
+      </w:pPr>
+      <w:r>
+        <w:rPr>
+          <w:b w:val="0"/>
+          <w:i w:val="0"/>
+          <w:sz w:val="22"/>
+        </w:rPr>
+        <w:t>If the language model is unavailable, the agent falls back to plain templates. The copy is less charming but perfectly usable:</w:t>
+      </w:r>
+    </w:p>
+    <w:tbl>
+      <w:tblPr>
+        <w:tblW w:type="auto" w:w="0"/>
+        <w:tblLook w:firstColumn="1" w:firstRow="1" w:lastColumn="0" w:lastRow="0" w:noHBand="0" w:noVBand="1" w:val="04A0"/>
+      </w:tblPr>
+      <w:tblGrid>
+        <w:gridCol w:w="9792"/>
+      </w:tblGrid>
+      <w:tr>
+        <w:tc>
+          <w:tcPr>
+            <w:tcW w:type="dxa" w:w="9792"/>
+            <w:shd w:val="clear" w:color="auto" w:fill="F4F4F4"/>
+          </w:tcPr>
+          <w:p>
+            <w:pPr>
+              <w:spacing w:after="0"/>
+            </w:pPr>
+            <w:r/>
+            <w:r>
+              <w:rPr>
+                <w:rFonts w:ascii="Consolas" w:hAnsi="Consolas"/>
+                <w:sz w:val="18"/>
+              </w:rPr>
+              <w:t xml:space="preserve">  WhatsApp:                     Poster:</w:t>
+            </w:r>
+          </w:p>
+          <w:p>
+            <w:pPr>
+              <w:spacing w:after="0"/>
+            </w:pPr>
+            <w:r>
+              <w:rPr>
+                <w:rFonts w:ascii="Consolas" w:hAnsi="Consolas"/>
+                <w:sz w:val="18"/>
+              </w:rPr>
+              <w:t xml:space="preserve">  *White Bread - now R18.00*      SPECIAL!</w:t>
+            </w:r>
+          </w:p>
+          <w:p>
+            <w:pPr>
+              <w:spacing w:after="0"/>
+            </w:pPr>
+            <w:r>
+              <w:rPr>
+                <w:rFonts w:ascii="Consolas" w:hAnsi="Consolas"/>
+                <w:sz w:val="18"/>
+              </w:rPr>
+              <w:t xml:space="preserve">  Was R20.00, save R2.00!</w:t>
+            </w:r>
+          </w:p>
+          <w:p>
+            <w:pPr>
+              <w:spacing w:after="0"/>
+            </w:pPr>
+            <w:r>
+              <w:rPr>
+                <w:rFonts w:ascii="Consolas" w:hAnsi="Consolas"/>
+                <w:sz w:val="18"/>
+              </w:rPr>
+              <w:t xml:space="preserve">  Only 60 left at Mama T Spaza.   WHITE BREAD</w:t>
+            </w:r>
+          </w:p>
+          <w:p>
+            <w:pPr>
+              <w:spacing w:after="0"/>
+            </w:pPr>
+            <w:r>
+              <w:rPr>
+                <w:rFonts w:ascii="Consolas" w:hAnsi="Consolas"/>
+                <w:sz w:val="18"/>
+              </w:rPr>
+            </w:r>
+          </w:p>
+          <w:p>
+            <w:pPr>
+              <w:spacing w:after="0"/>
+            </w:pPr>
+            <w:r>
+              <w:rPr>
+                <w:rFonts w:ascii="Consolas" w:hAnsi="Consolas"/>
+                <w:sz w:val="18"/>
+              </w:rPr>
+              <w:t xml:space="preserve">                                  R18.00</w:t>
+            </w:r>
+          </w:p>
+          <w:p>
+            <w:pPr>
+              <w:spacing w:after="0"/>
+            </w:pPr>
+            <w:r>
+              <w:rPr>
+                <w:rFonts w:ascii="Consolas" w:hAnsi="Consolas"/>
+                <w:sz w:val="18"/>
+              </w:rPr>
+              <w:t xml:space="preserve">                                  (was R20.00)</w:t>
+            </w:r>
+          </w:p>
+          <w:p>
+            <w:pPr>
+              <w:spacing w:after="0"/>
+            </w:pPr>
+            <w:r>
+              <w:rPr>
+                <w:rFonts w:ascii="Consolas" w:hAnsi="Consolas"/>
+                <w:sz w:val="18"/>
+              </w:rPr>
+            </w:r>
+          </w:p>
+          <w:p>
+            <w:pPr>
+              <w:spacing w:after="0"/>
+            </w:pPr>
+            <w:r>
+              <w:rPr>
+                <w:rFonts w:ascii="Consolas" w:hAnsi="Consolas"/>
+                <w:sz w:val="18"/>
+              </w:rPr>
+              <w:t xml:space="preserve">                                  WHILE STOCKS LAST</w:t>
+            </w:r>
+          </w:p>
+          <w:p>
+            <w:pPr>
+              <w:spacing w:after="0"/>
+            </w:pPr>
+            <w:r>
+              <w:rPr>
+                <w:rFonts w:ascii="Consolas" w:hAnsi="Consolas"/>
+                <w:sz w:val="18"/>
+              </w:rPr>
+              <w:t xml:space="preserve">                                  MAMA T SPAZA</w:t>
+            </w:r>
+          </w:p>
+        </w:tc>
+      </w:tr>
+    </w:tbl>
+    <w:p>
+      <w:pPr>
+        <w:spacing w:after="80"/>
+      </w:pPr>
+    </w:p>
+    <w:tbl>
+      <w:tblPr>
+        <w:tblW w:type="auto" w:w="0"/>
+        <w:tblLook w:firstColumn="1" w:firstRow="1" w:lastColumn="0" w:lastRow="0" w:noHBand="0" w:noVBand="1" w:val="04A0"/>
+      </w:tblPr>
+      <w:tblGrid>
+        <w:gridCol w:w="9792"/>
+      </w:tblGrid>
+      <w:tr>
+        <w:tc>
+          <w:tcPr>
+            <w:tcW w:type="dxa" w:w="9792"/>
+            <w:shd w:val="clear" w:color="auto" w:fill="EAF6F3"/>
+          </w:tcPr>
+          <w:p>
+            <w:pPr>
+              <w:spacing w:after="40"/>
+            </w:pPr>
+            <w:r>
+              <w:rPr>
+                <w:b/>
+                <w:color w:val="129B8E"/>
+                <w:sz w:val="21"/>
+              </w:rPr>
+              <w:t>PLAIN ENGLISH - Say this to management</w:t>
+            </w:r>
+          </w:p>
+          <w:p>
+            <w:pPr>
+              <w:spacing w:after="0"/>
+            </w:pPr>
+            <w:r>
+              <w:rPr>
+                <w:i/>
+                <w:sz w:val="21"/>
+              </w:rPr>
+              <w:t>"Even with no internet and no AI credit, the shop owner still gets an advert they can put in the window or send to customers. The AI makes it better; it is not what makes it work."</w:t>
+            </w:r>
+          </w:p>
+        </w:tc>
+      </w:tr>
+    </w:tbl>
+    <w:p>
+      <w:pPr>
+        <w:spacing w:after="80"/>
+      </w:pPr>
+    </w:p>
+    <w:p>
+      <w:pPr>
+        <w:pStyle w:val="Heading2"/>
+        <w:spacing w:before="200" w:after="120"/>
+      </w:pPr>
+      <w:r>
+        <w:rPr>
+          <w:color w:val="17324D"/>
+        </w:rPr>
+        <w:t>16.8 Two bugs found during testing</w:t>
+      </w:r>
+    </w:p>
+    <w:p>
+      <w:pPr>
+        <w:spacing w:after="120"/>
+      </w:pPr>
+      <w:r>
+        <w:rPr>
+          <w:b w:val="0"/>
+          <w:i w:val="0"/>
+          <w:sz w:val="22"/>
+        </w:rPr>
+        <w:t>Both were caught by tests before anything reached the demo.</w:t>
+      </w:r>
+    </w:p>
+    <w:tbl>
+      <w:tblPr>
+        <w:tblStyle w:val="TableGrid"/>
+        <w:tblW w:type="auto" w:w="0"/>
+        <w:tblLook w:firstColumn="1" w:firstRow="1" w:lastColumn="0" w:lastRow="0" w:noHBand="0" w:noVBand="1" w:val="04A0"/>
+      </w:tblPr>
+      <w:tblGrid>
+        <w:gridCol w:w="3264"/>
+        <w:gridCol w:w="3264"/>
+        <w:gridCol w:w="3264"/>
+      </w:tblGrid>
+      <w:tr>
+        <w:tc>
+          <w:tcPr>
+            <w:tcW w:type="dxa" w:w="2304"/>
+            <w:shd w:val="clear" w:color="auto" w:fill="17324D"/>
+          </w:tcPr>
+          <w:p>
+            <w:pPr>
+              <w:spacing w:after="40"/>
+            </w:pPr>
+            <w:r/>
+            <w:r>
+              <w:rPr>
+                <w:b/>
+                <w:color w:val="FFFFFF"/>
+                <w:sz w:val="20"/>
+              </w:rPr>
+              <w:t>Bug</w:t>
+            </w:r>
+          </w:p>
+        </w:tc>
+        <w:tc>
+          <w:tcPr>
+            <w:tcW w:type="dxa" w:w="3744"/>
+            <w:shd w:val="clear" w:color="auto" w:fill="17324D"/>
+          </w:tcPr>
+          <w:p>
+            <w:pPr>
+              <w:spacing w:after="40"/>
+            </w:pPr>
+            <w:r/>
+            <w:r>
+              <w:rPr>
+                <w:b/>
+                <w:color w:val="FFFFFF"/>
+                <w:sz w:val="20"/>
+              </w:rPr>
+              <w:t>What went wrong</w:t>
+            </w:r>
+          </w:p>
+        </w:tc>
+        <w:tc>
+          <w:tcPr>
+            <w:tcW w:type="dxa" w:w="3456"/>
+            <w:shd w:val="clear" w:color="auto" w:fill="17324D"/>
+          </w:tcPr>
+          <w:p>
+            <w:pPr>
+              <w:spacing w:after="40"/>
+            </w:pPr>
+            <w:r/>
+            <w:r>
+              <w:rPr>
+                <w:b/>
+                <w:color w:val="FFFFFF"/>
+                <w:sz w:val="20"/>
+              </w:rPr>
+              <w:t>Fix</w:t>
+            </w:r>
+          </w:p>
+        </w:tc>
+      </w:tr>
+      <w:tr>
+        <w:tc>
+          <w:tcPr>
+            <w:tcW w:type="dxa" w:w="2304"/>
+          </w:tcPr>
+          <w:p>
+            <w:pPr>
+              <w:spacing w:after="40"/>
+            </w:pPr>
+            <w:r/>
+            <w:r>
+              <w:rPr>
+                <w:b/>
+                <w:sz w:val="20"/>
+              </w:rPr>
+              <w:t>Bundles were not recognised</w:t>
+            </w:r>
+          </w:p>
+        </w:tc>
+        <w:tc>
+          <w:tcPr>
+            <w:tcW w:type="dxa" w:w="3744"/>
+          </w:tcPr>
+          <w:p>
+            <w:pPr>
+              <w:spacing w:after="40"/>
+            </w:pPr>
+            <w:r/>
+            <w:r>
+              <w:rPr>
+                <w:b w:val="0"/>
+                <w:sz w:val="20"/>
+              </w:rPr>
+              <w:t>"2 White Bread for R35" was read as an ordinary discount, because the pattern expected the word 'for' immediately after the number</w:t>
+            </w:r>
+          </w:p>
+        </w:tc>
+        <w:tc>
+          <w:tcPr>
+            <w:tcW w:type="dxa" w:w="3456"/>
+          </w:tcPr>
+          <w:p>
+            <w:pPr>
+              <w:spacing w:after="40"/>
+            </w:pPr>
+            <w:r/>
+            <w:r>
+              <w:rPr>
+                <w:b w:val="0"/>
+                <w:sz w:val="20"/>
+              </w:rPr>
+              <w:t>Allow the product name to sit between the quantity and the price, and cap the quantity at two digits so "Coca-Cola 500ml for R18" is not read as 500 units</w:t>
+            </w:r>
+          </w:p>
+        </w:tc>
+      </w:tr>
+      <w:tr>
+        <w:tc>
+          <w:tcPr>
+            <w:tcW w:type="dxa" w:w="2304"/>
+            <w:shd w:val="clear" w:color="auto" w:fill="F7FAFB"/>
+          </w:tcPr>
+          <w:p>
+            <w:pPr>
+              <w:spacing w:after="40"/>
+            </w:pPr>
+            <w:r/>
+            <w:r>
+              <w:rPr>
+                <w:b/>
+                <w:sz w:val="20"/>
+              </w:rPr>
+              <w:t>Thin margins were rated as safe</w:t>
+            </w:r>
+          </w:p>
+        </w:tc>
+        <w:tc>
+          <w:tcPr>
+            <w:tcW w:type="dxa" w:w="3744"/>
+            <w:shd w:val="clear" w:color="auto" w:fill="F7FAFB"/>
+          </w:tcPr>
+          <w:p>
+            <w:pPr>
+              <w:spacing w:after="40"/>
+            </w:pPr>
+            <w:r/>
+            <w:r>
+              <w:rPr>
+                <w:b w:val="0"/>
+                <w:sz w:val="20"/>
+              </w:rPr>
+              <w:t>Airtime at exactly 5% margin passed the check, because the rule was 'less than 5%'</w:t>
+            </w:r>
+          </w:p>
+        </w:tc>
+        <w:tc>
+          <w:tcPr>
+            <w:tcW w:type="dxa" w:w="3456"/>
+            <w:shd w:val="clear" w:color="auto" w:fill="F7FAFB"/>
+          </w:tcPr>
+          <w:p>
+            <w:pPr>
+              <w:spacing w:after="40"/>
+            </w:pPr>
+            <w:r/>
+            <w:r>
+              <w:rPr>
+                <w:b w:val="0"/>
+                <w:sz w:val="20"/>
+              </w:rPr>
+              <w:t>Raised the marketing safety margin to 10%, which is deliberately stricter than the everyday pricing minimums - a product you cannot discount should be flagged</w:t>
+            </w:r>
+          </w:p>
+        </w:tc>
+      </w:tr>
+    </w:tbl>
+    <w:p>
+      <w:pPr>
+        <w:spacing w:after="80"/>
+      </w:pPr>
+    </w:p>
+    <w:tbl>
+      <w:tblPr>
+        <w:tblW w:type="auto" w:w="0"/>
+        <w:tblLook w:firstColumn="1" w:firstRow="1" w:lastColumn="0" w:lastRow="0" w:noHBand="0" w:noVBand="1" w:val="04A0"/>
+      </w:tblPr>
+      <w:tblGrid>
+        <w:gridCol w:w="9792"/>
+      </w:tblGrid>
+      <w:tr>
+        <w:tc>
+          <w:tcPr>
+            <w:tcW w:type="dxa" w:w="9792"/>
+            <w:shd w:val="clear" w:color="auto" w:fill="FFF4DB"/>
+          </w:tcPr>
+          <w:p>
+            <w:pPr>
+              <w:spacing w:after="40"/>
+            </w:pPr>
+            <w:r>
+              <w:rPr>
+                <w:b/>
+                <w:color w:val="9A6200"/>
+                <w:sz w:val="21"/>
+              </w:rPr>
+              <w:t>LESSON WORTH KEEPING</w:t>
+            </w:r>
+          </w:p>
+          <w:p>
+            <w:pPr>
+              <w:spacing w:after="0"/>
+            </w:pPr>
+            <w:r>
+              <w:rPr>
+                <w:i/>
+                <w:sz w:val="21"/>
+              </w:rPr>
+              <w:t>Both bugs were boundary problems: one about where a pattern starts, one about whether a limit includes its own edge. Neither would have been obvious from reading the code. This is exactly what tests are for.</w:t>
+            </w:r>
+          </w:p>
+        </w:tc>
+      </w:tr>
+    </w:tbl>
+    <w:p>
+      <w:pPr>
+        <w:spacing w:after="80"/>
+      </w:pPr>
+    </w:p>
+    <w:p>
+      <w:pPr>
+        <w:pStyle w:val="Heading2"/>
+        <w:spacing w:before="200" w:after="120"/>
+      </w:pPr>
+      <w:r>
+        <w:rPr>
+          <w:color w:val="17324D"/>
+        </w:rPr>
+        <w:t>16.9 New setting: SHOP_NAME</w:t>
+      </w:r>
+    </w:p>
+    <w:p>
+      <w:pPr>
+        <w:spacing w:after="80"/>
+      </w:pPr>
+      <w:r>
+        <w:rPr>
+          <w:b w:val="0"/>
+          <w:i w:val="0"/>
+          <w:sz w:val="22"/>
+        </w:rPr>
+        <w:t>Adverts need to be signed with the shop's name. Following the four-step rule in Section 7.5, SHOP_NAME has been added to .env, to the Settings object, to load_settings(), and to the table in Section 7.1.</w:t>
+      </w:r>
+    </w:p>
+    <w:tbl>
+      <w:tblPr>
+        <w:tblW w:type="auto" w:w="0"/>
+        <w:tblLook w:firstColumn="1" w:firstRow="1" w:lastColumn="0" w:lastRow="0" w:noHBand="0" w:noVBand="1" w:val="04A0"/>
+      </w:tblPr>
+      <w:tblGrid>
+        <w:gridCol w:w="9792"/>
+      </w:tblGrid>
+      <w:tr>
+        <w:tc>
+          <w:tcPr>
+            <w:tcW w:type="dxa" w:w="9792"/>
+            <w:shd w:val="clear" w:color="auto" w:fill="F4F4F4"/>
+          </w:tcPr>
+          <w:p>
+            <w:pPr>
+              <w:spacing w:after="0"/>
+            </w:pPr>
+            <w:r/>
+            <w:r>
+              <w:rPr>
+                <w:rFonts w:ascii="Consolas" w:hAnsi="Consolas"/>
+                <w:sz w:val="18"/>
+              </w:rPr>
+              <w:t xml:space="preserve">  # .env</w:t>
+            </w:r>
+          </w:p>
+          <w:p>
+            <w:pPr>
+              <w:spacing w:after="0"/>
+            </w:pPr>
+            <w:r>
+              <w:rPr>
+                <w:rFonts w:ascii="Consolas" w:hAnsi="Consolas"/>
+                <w:sz w:val="18"/>
+              </w:rPr>
+              <w:t xml:space="preserve">  SHOP_NAME=Mama T Spaza</w:t>
+            </w:r>
+          </w:p>
+        </w:tc>
+      </w:tr>
+    </w:tbl>
+    <w:p>
+      <w:pPr>
+        <w:spacing w:after="80"/>
+      </w:pPr>
+    </w:p>
+    <w:p>
+      <w:pPr>
+        <w:spacing w:after="160"/>
+      </w:pPr>
+      <w:r>
+        <w:rPr>
+          <w:b w:val="0"/>
+          <w:i w:val="0"/>
+          <w:sz w:val="22"/>
+        </w:rPr>
+        <w:t>It is optional and not a secret. If it is missing, KasiBiz uses "KasiBiz Spaza", so nobody's existing .env breaks.</w:t>
+      </w:r>
+    </w:p>
+    <w:p>
+      <w:pPr>
+        <w:pStyle w:val="Heading2"/>
+        <w:spacing w:before="200" w:after="120"/>
+      </w:pPr>
+      <w:r>
+        <w:rPr>
+          <w:color w:val="17324D"/>
+        </w:rPr>
+        <w:t>16.10 Testing</w:t>
+      </w:r>
+    </w:p>
+    <w:tbl>
+      <w:tblPr>
+        <w:tblStyle w:val="TableGrid"/>
+        <w:tblW w:type="auto" w:w="0"/>
+        <w:tblLook w:firstColumn="1" w:firstRow="1" w:lastColumn="0" w:lastRow="0" w:noHBand="0" w:noVBand="1" w:val="04A0"/>
+      </w:tblPr>
+      <w:tblGrid>
+        <w:gridCol w:w="3264"/>
+        <w:gridCol w:w="3264"/>
+        <w:gridCol w:w="3264"/>
+      </w:tblGrid>
+      <w:tr>
+        <w:tc>
+          <w:tcPr>
+            <w:tcW w:type="dxa" w:w="3744"/>
+            <w:shd w:val="clear" w:color="auto" w:fill="17324D"/>
+          </w:tcPr>
+          <w:p>
+            <w:pPr>
+              <w:spacing w:after="40"/>
+            </w:pPr>
+            <w:r/>
+            <w:r>
+              <w:rPr>
+                <w:b/>
+                <w:color w:val="FFFFFF"/>
+                <w:sz w:val="20"/>
+              </w:rPr>
+              <w:t>Suite</w:t>
+            </w:r>
+          </w:p>
+        </w:tc>
+        <w:tc>
+          <w:tcPr>
+            <w:tcW w:type="dxa" w:w="2016"/>
+            <w:shd w:val="clear" w:color="auto" w:fill="17324D"/>
+          </w:tcPr>
+          <w:p>
+            <w:pPr>
+              <w:spacing w:after="40"/>
+            </w:pPr>
+            <w:r/>
+            <w:r>
+              <w:rPr>
+                <w:b/>
+                <w:color w:val="FFFFFF"/>
+                <w:sz w:val="20"/>
+              </w:rPr>
+              <w:t>Tests</w:t>
+            </w:r>
+          </w:p>
+        </w:tc>
+        <w:tc>
+          <w:tcPr>
+            <w:tcW w:type="dxa" w:w="3744"/>
+            <w:shd w:val="clear" w:color="auto" w:fill="17324D"/>
+          </w:tcPr>
+          <w:p>
+            <w:pPr>
+              <w:spacing w:after="40"/>
+            </w:pPr>
+            <w:r/>
+            <w:r>
+              <w:rPr>
+                <w:b/>
+                <w:color w:val="FFFFFF"/>
+                <w:sz w:val="20"/>
+              </w:rPr>
+              <w:t>Needs internet or a key?</w:t>
+            </w:r>
+          </w:p>
+        </w:tc>
+      </w:tr>
+      <w:tr>
+        <w:tc>
+          <w:tcPr>
+            <w:tcW w:type="dxa" w:w="3744"/>
+          </w:tcPr>
+          <w:p>
+            <w:pPr>
+              <w:spacing w:after="40"/>
+            </w:pPr>
+            <w:r/>
+            <w:r>
+              <w:rPr>
+                <w:b/>
+                <w:sz w:val="20"/>
+              </w:rPr>
+              <w:t>tests/test_database.py</w:t>
+            </w:r>
+          </w:p>
+        </w:tc>
+        <w:tc>
+          <w:tcPr>
+            <w:tcW w:type="dxa" w:w="2016"/>
+          </w:tcPr>
+          <w:p>
+            <w:pPr>
+              <w:spacing w:after="40"/>
+            </w:pPr>
+            <w:r/>
+            <w:r>
+              <w:rPr>
+                <w:b w:val="0"/>
+                <w:sz w:val="20"/>
+              </w:rPr>
+              <w:t>53</w:t>
+            </w:r>
+          </w:p>
+        </w:tc>
+        <w:tc>
+          <w:tcPr>
+            <w:tcW w:type="dxa" w:w="3744"/>
+          </w:tcPr>
+          <w:p>
+            <w:pPr>
+              <w:spacing w:after="40"/>
+            </w:pPr>
+            <w:r/>
+            <w:r>
+              <w:rPr>
+                <w:b w:val="0"/>
+                <w:sz w:val="20"/>
+              </w:rPr>
+              <w:t>No</w:t>
+            </w:r>
+          </w:p>
+        </w:tc>
+      </w:tr>
+      <w:tr>
+        <w:tc>
+          <w:tcPr>
+            <w:tcW w:type="dxa" w:w="3744"/>
+            <w:shd w:val="clear" w:color="auto" w:fill="F7FAFB"/>
+          </w:tcPr>
+          <w:p>
+            <w:pPr>
+              <w:spacing w:after="40"/>
+            </w:pPr>
+            <w:r/>
+            <w:r>
+              <w:rPr>
+                <w:b/>
+                <w:sz w:val="20"/>
+              </w:rPr>
+              <w:t>tests/test_inventory_service.py</w:t>
+            </w:r>
+          </w:p>
+        </w:tc>
+        <w:tc>
+          <w:tcPr>
+            <w:tcW w:type="dxa" w:w="2016"/>
+            <w:shd w:val="clear" w:color="auto" w:fill="F7FAFB"/>
+          </w:tcPr>
+          <w:p>
+            <w:pPr>
+              <w:spacing w:after="40"/>
+            </w:pPr>
+            <w:r/>
+            <w:r>
+              <w:rPr>
+                <w:b w:val="0"/>
+                <w:sz w:val="20"/>
+              </w:rPr>
+              <w:t>43</w:t>
+            </w:r>
+          </w:p>
+        </w:tc>
+        <w:tc>
+          <w:tcPr>
+            <w:tcW w:type="dxa" w:w="3744"/>
+            <w:shd w:val="clear" w:color="auto" w:fill="F7FAFB"/>
+          </w:tcPr>
+          <w:p>
+            <w:pPr>
+              <w:spacing w:after="40"/>
+            </w:pPr>
+            <w:r/>
+            <w:r>
+              <w:rPr>
+                <w:b w:val="0"/>
+                <w:sz w:val="20"/>
+              </w:rPr>
+              <w:t>No</w:t>
+            </w:r>
+          </w:p>
+        </w:tc>
+      </w:tr>
+      <w:tr>
+        <w:tc>
+          <w:tcPr>
+            <w:tcW w:type="dxa" w:w="3744"/>
+          </w:tcPr>
+          <w:p>
+            <w:pPr>
+              <w:spacing w:after="40"/>
+            </w:pPr>
+            <w:r/>
+            <w:r>
+              <w:rPr>
+                <w:b/>
+                <w:sz w:val="20"/>
+              </w:rPr>
+              <w:t>tests/test_stock_agent.py</w:t>
+            </w:r>
+          </w:p>
+        </w:tc>
+        <w:tc>
+          <w:tcPr>
+            <w:tcW w:type="dxa" w:w="2016"/>
+          </w:tcPr>
+          <w:p>
+            <w:pPr>
+              <w:spacing w:after="40"/>
+            </w:pPr>
+            <w:r/>
+            <w:r>
+              <w:rPr>
+                <w:b w:val="0"/>
+                <w:sz w:val="20"/>
+              </w:rPr>
+              <w:t>30</w:t>
+            </w:r>
+          </w:p>
+        </w:tc>
+        <w:tc>
+          <w:tcPr>
+            <w:tcW w:type="dxa" w:w="3744"/>
+          </w:tcPr>
+          <w:p>
+            <w:pPr>
+              <w:spacing w:after="40"/>
+            </w:pPr>
+            <w:r/>
+            <w:r>
+              <w:rPr>
+                <w:b w:val="0"/>
+                <w:sz w:val="20"/>
+              </w:rPr>
+              <w:t>No</w:t>
+            </w:r>
+          </w:p>
+        </w:tc>
+      </w:tr>
+      <w:tr>
+        <w:tc>
+          <w:tcPr>
+            <w:tcW w:type="dxa" w:w="3744"/>
+            <w:shd w:val="clear" w:color="auto" w:fill="F7FAFB"/>
+          </w:tcPr>
+          <w:p>
+            <w:pPr>
+              <w:spacing w:after="40"/>
+            </w:pPr>
+            <w:r/>
+            <w:r>
+              <w:rPr>
+                <w:b/>
+                <w:sz w:val="20"/>
+              </w:rPr>
+              <w:t>tests/test_pricing_service.py</w:t>
+            </w:r>
+          </w:p>
+        </w:tc>
+        <w:tc>
+          <w:tcPr>
+            <w:tcW w:type="dxa" w:w="2016"/>
+            <w:shd w:val="clear" w:color="auto" w:fill="F7FAFB"/>
+          </w:tcPr>
+          <w:p>
+            <w:pPr>
+              <w:spacing w:after="40"/>
+            </w:pPr>
+            <w:r/>
+            <w:r>
+              <w:rPr>
+                <w:b w:val="0"/>
+                <w:sz w:val="20"/>
+              </w:rPr>
+              <w:t>60</w:t>
+            </w:r>
+          </w:p>
+        </w:tc>
+        <w:tc>
+          <w:tcPr>
+            <w:tcW w:type="dxa" w:w="3744"/>
+            <w:shd w:val="clear" w:color="auto" w:fill="F7FAFB"/>
+          </w:tcPr>
+          <w:p>
+            <w:pPr>
+              <w:spacing w:after="40"/>
+            </w:pPr>
+            <w:r/>
+            <w:r>
+              <w:rPr>
+                <w:b w:val="0"/>
+                <w:sz w:val="20"/>
+              </w:rPr>
+              <w:t>No</w:t>
+            </w:r>
+          </w:p>
+        </w:tc>
+      </w:tr>
+      <w:tr>
+        <w:tc>
+          <w:tcPr>
+            <w:tcW w:type="dxa" w:w="3744"/>
+          </w:tcPr>
+          <w:p>
+            <w:pPr>
+              <w:spacing w:after="40"/>
+            </w:pPr>
+            <w:r/>
+            <w:r>
+              <w:rPr>
+                <w:b/>
+                <w:sz w:val="20"/>
+              </w:rPr>
+              <w:t>tests/test_pricing_agent.py</w:t>
+            </w:r>
+          </w:p>
+        </w:tc>
+        <w:tc>
+          <w:tcPr>
+            <w:tcW w:type="dxa" w:w="2016"/>
+          </w:tcPr>
+          <w:p>
+            <w:pPr>
+              <w:spacing w:after="40"/>
+            </w:pPr>
+            <w:r/>
+            <w:r>
+              <w:rPr>
+                <w:b w:val="0"/>
+                <w:sz w:val="20"/>
+              </w:rPr>
+              <w:t>45</w:t>
+            </w:r>
+          </w:p>
+        </w:tc>
+        <w:tc>
+          <w:tcPr>
+            <w:tcW w:type="dxa" w:w="3744"/>
+          </w:tcPr>
+          <w:p>
+            <w:pPr>
+              <w:spacing w:after="40"/>
+            </w:pPr>
+            <w:r/>
+            <w:r>
+              <w:rPr>
+                <w:b w:val="0"/>
+                <w:sz w:val="20"/>
+              </w:rPr>
+              <w:t>No</w:t>
+            </w:r>
+          </w:p>
+        </w:tc>
+      </w:tr>
+      <w:tr>
+        <w:tc>
+          <w:tcPr>
+            <w:tcW w:type="dxa" w:w="3744"/>
+            <w:shd w:val="clear" w:color="auto" w:fill="F7FAFB"/>
+          </w:tcPr>
+          <w:p>
+            <w:pPr>
+              <w:spacing w:after="40"/>
+            </w:pPr>
+            <w:r/>
+            <w:r>
+              <w:rPr>
+                <w:b/>
+                <w:sz w:val="20"/>
+              </w:rPr>
+              <w:t>tests/test_marketing_service.py</w:t>
+            </w:r>
+          </w:p>
+        </w:tc>
+        <w:tc>
+          <w:tcPr>
+            <w:tcW w:type="dxa" w:w="2016"/>
+            <w:shd w:val="clear" w:color="auto" w:fill="F7FAFB"/>
+          </w:tcPr>
+          <w:p>
+            <w:pPr>
+              <w:spacing w:after="40"/>
+            </w:pPr>
+            <w:r/>
+            <w:r>
+              <w:rPr>
+                <w:b w:val="0"/>
+                <w:sz w:val="20"/>
+              </w:rPr>
+              <w:t>45</w:t>
+            </w:r>
+          </w:p>
+        </w:tc>
+        <w:tc>
+          <w:tcPr>
+            <w:tcW w:type="dxa" w:w="3744"/>
+            <w:shd w:val="clear" w:color="auto" w:fill="F7FAFB"/>
+          </w:tcPr>
+          <w:p>
+            <w:pPr>
+              <w:spacing w:after="40"/>
+            </w:pPr>
+            <w:r/>
+            <w:r>
+              <w:rPr>
+                <w:b w:val="0"/>
+                <w:sz w:val="20"/>
+              </w:rPr>
+              <w:t>No</w:t>
+            </w:r>
+          </w:p>
+        </w:tc>
+      </w:tr>
+      <w:tr>
+        <w:tc>
+          <w:tcPr>
+            <w:tcW w:type="dxa" w:w="3744"/>
+          </w:tcPr>
+          <w:p>
+            <w:pPr>
+              <w:spacing w:after="40"/>
+            </w:pPr>
+            <w:r/>
+            <w:r>
+              <w:rPr>
+                <w:b/>
+                <w:sz w:val="20"/>
+              </w:rPr>
+              <w:t>tests/test_marketing_agent.py</w:t>
+            </w:r>
+          </w:p>
+        </w:tc>
+        <w:tc>
+          <w:tcPr>
+            <w:tcW w:type="dxa" w:w="2016"/>
+          </w:tcPr>
+          <w:p>
+            <w:pPr>
+              <w:spacing w:after="40"/>
+            </w:pPr>
+            <w:r/>
+            <w:r>
+              <w:rPr>
+                <w:b w:val="0"/>
+                <w:sz w:val="20"/>
+              </w:rPr>
+              <w:t>39</w:t>
+            </w:r>
+          </w:p>
+        </w:tc>
+        <w:tc>
+          <w:tcPr>
+            <w:tcW w:type="dxa" w:w="3744"/>
+          </w:tcPr>
+          <w:p>
+            <w:pPr>
+              <w:spacing w:after="40"/>
+            </w:pPr>
+            <w:r/>
+            <w:r>
+              <w:rPr>
+                <w:b w:val="0"/>
+                <w:sz w:val="20"/>
+              </w:rPr>
+              <w:t>No</w:t>
+            </w:r>
+          </w:p>
+        </w:tc>
+      </w:tr>
+      <w:tr>
+        <w:tc>
+          <w:tcPr>
+            <w:tcW w:type="dxa" w:w="3744"/>
+            <w:shd w:val="clear" w:color="auto" w:fill="F7FAFB"/>
+          </w:tcPr>
+          <w:p>
+            <w:pPr>
+              <w:spacing w:after="40"/>
+            </w:pPr>
+            <w:r/>
+            <w:r>
+              <w:rPr>
+                <w:b/>
+                <w:sz w:val="20"/>
+              </w:rPr>
+              <w:t>tests/test_llm_connection.py</w:t>
+            </w:r>
+          </w:p>
+        </w:tc>
+        <w:tc>
+          <w:tcPr>
+            <w:tcW w:type="dxa" w:w="2016"/>
+            <w:shd w:val="clear" w:color="auto" w:fill="F7FAFB"/>
+          </w:tcPr>
+          <w:p>
+            <w:pPr>
+              <w:spacing w:after="40"/>
+            </w:pPr>
+            <w:r/>
+            <w:r>
+              <w:rPr>
+                <w:b w:val="0"/>
+                <w:sz w:val="20"/>
+              </w:rPr>
+              <w:t>3</w:t>
+            </w:r>
+          </w:p>
+        </w:tc>
+        <w:tc>
+          <w:tcPr>
+            <w:tcW w:type="dxa" w:w="3744"/>
+            <w:shd w:val="clear" w:color="auto" w:fill="F7FAFB"/>
+          </w:tcPr>
+          <w:p>
+            <w:pPr>
+              <w:spacing w:after="40"/>
+            </w:pPr>
+            <w:r/>
+            <w:r>
+              <w:rPr>
+                <w:b w:val="0"/>
+                <w:sz w:val="20"/>
+              </w:rPr>
+              <w:t>Yes - live API</w:t>
+            </w:r>
+          </w:p>
+        </w:tc>
+      </w:tr>
+      <w:tr>
+        <w:tc>
+          <w:tcPr>
+            <w:tcW w:type="dxa" w:w="3744"/>
+          </w:tcPr>
+          <w:p>
+            <w:pPr>
+              <w:spacing w:after="40"/>
+            </w:pPr>
+            <w:r/>
+            <w:r>
+              <w:rPr>
+                <w:b/>
+                <w:sz w:val="20"/>
+              </w:rPr>
+              <w:t>TOTAL</w:t>
+            </w:r>
+          </w:p>
+        </w:tc>
+        <w:tc>
+          <w:tcPr>
+            <w:tcW w:type="dxa" w:w="2016"/>
+          </w:tcPr>
+          <w:p>
+            <w:pPr>
+              <w:spacing w:after="40"/>
+            </w:pPr>
+            <w:r/>
+            <w:r>
+              <w:rPr>
+                <w:b w:val="0"/>
+                <w:sz w:val="20"/>
+              </w:rPr>
+              <w:t>318 passing</w:t>
+            </w:r>
+          </w:p>
+        </w:tc>
+        <w:tc>
+          <w:tcPr>
+            <w:tcW w:type="dxa" w:w="3744"/>
+          </w:tcPr>
+          <w:p>
+            <w:pPr>
+              <w:spacing w:after="40"/>
+            </w:pPr>
+            <w:r/>
+            <w:r>
+              <w:rPr>
+                <w:b w:val="0"/>
+                <w:sz w:val="20"/>
+              </w:rPr>
+            </w:r>
+          </w:p>
+        </w:tc>
+      </w:tr>
+    </w:tbl>
+    <w:p>
+      <w:pPr>
+        <w:spacing w:after="80"/>
+      </w:pPr>
+    </w:p>
+    <w:tbl>
+      <w:tblPr>
+        <w:tblW w:type="auto" w:w="0"/>
+        <w:tblLook w:firstColumn="1" w:firstRow="1" w:lastColumn="0" w:lastRow="0" w:noHBand="0" w:noVBand="1" w:val="04A0"/>
+      </w:tblPr>
+      <w:tblGrid>
+        <w:gridCol w:w="9792"/>
+      </w:tblGrid>
+      <w:tr>
+        <w:tc>
+          <w:tcPr>
+            <w:tcW w:type="dxa" w:w="9792"/>
+            <w:shd w:val="clear" w:color="auto" w:fill="F4F4F4"/>
+          </w:tcPr>
+          <w:p>
+            <w:pPr>
+              <w:spacing w:after="0"/>
+            </w:pPr>
+            <w:r/>
+            <w:r>
+              <w:rPr>
+                <w:rFonts w:ascii="Consolas" w:hAnsi="Consolas"/>
+                <w:sz w:val="18"/>
+              </w:rPr>
+              <w:t>python -m pytest tests/ -q                      # all 318 tests</w:t>
+            </w:r>
+          </w:p>
+          <w:p>
+            <w:pPr>
+              <w:spacing w:after="0"/>
+            </w:pPr>
+            <w:r>
+              <w:rPr>
+                <w:rFonts w:ascii="Consolas" w:hAnsi="Consolas"/>
+                <w:sz w:val="18"/>
+              </w:rPr>
+              <w:t>python scripts/marketing_demo.py                # templates, free, no AI</w:t>
+            </w:r>
+          </w:p>
+          <w:p>
+            <w:pPr>
+              <w:spacing w:after="0"/>
+            </w:pPr>
+            <w:r>
+              <w:rPr>
+                <w:rFonts w:ascii="Consolas" w:hAnsi="Consolas"/>
+                <w:sz w:val="18"/>
+              </w:rPr>
+              <w:t>python scripts/marketing_demo.py --ai           # AI writes the copy</w:t>
+            </w:r>
+          </w:p>
+          <w:p>
+            <w:pPr>
+              <w:spacing w:after="0"/>
+            </w:pPr>
+            <w:r>
+              <w:rPr>
+                <w:rFonts w:ascii="Consolas" w:hAnsi="Consolas"/>
+                <w:sz w:val="18"/>
+              </w:rPr>
+              <w:t>python scripts/marketing_demo.py --chat --ai    # write your own adverts</w:t>
+            </w:r>
+          </w:p>
+        </w:tc>
+      </w:tr>
+    </w:tbl>
+    <w:p>
+      <w:pPr>
+        <w:spacing w:after="80"/>
+      </w:pPr>
+    </w:p>
+    <w:p>
+      <w:pPr>
+        <w:pStyle w:val="Heading2"/>
+        <w:spacing w:before="200" w:after="120"/>
+      </w:pPr>
+      <w:r>
+        <w:rPr>
+          <w:color w:val="17324D"/>
+        </w:rPr>
+        <w:t>16.11 What Day 9 does NOT include</w:t>
+      </w:r>
+    </w:p>
+    <w:p>
+      <w:pPr>
+        <w:pStyle w:val="ListBullet"/>
+        <w:spacing w:after="60"/>
+      </w:pPr>
+      <w:r>
+        <w:rPr>
+          <w:sz w:val="22"/>
+        </w:rPr>
+        <w:t>It does not send anything. The owner copies the text into WhatsApp themselves.</w:t>
+      </w:r>
+    </w:p>
+    <w:p>
+      <w:pPr>
+        <w:pStyle w:val="ListBullet"/>
+        <w:spacing w:after="60"/>
+      </w:pPr>
+      <w:r>
+        <w:rPr>
+          <w:sz w:val="22"/>
+        </w:rPr>
+        <w:t>No images or graphics - text only.</w:t>
+      </w:r>
+    </w:p>
+    <w:p>
+      <w:pPr>
+        <w:pStyle w:val="ListBullet"/>
+        <w:spacing w:after="60"/>
+      </w:pPr>
+      <w:r>
+        <w:rPr>
+          <w:sz w:val="22"/>
+        </w:rPr>
+        <w:t>No scheduling, no campaign calendar, no reminders.</w:t>
+      </w:r>
+    </w:p>
+    <w:p>
+      <w:pPr>
+        <w:pStyle w:val="ListBullet"/>
+        <w:spacing w:after="60"/>
+      </w:pPr>
+      <w:r>
+        <w:rPr>
+          <w:sz w:val="22"/>
+        </w:rPr>
+        <w:t>No way to measure whether an advert actually sold anything. That needs sales history.</w:t>
+      </w:r>
+    </w:p>
+    <w:p>
+      <w:pPr>
+        <w:pStyle w:val="ListBullet"/>
+        <w:spacing w:after="60"/>
+      </w:pPr>
+      <w:r>
+        <w:rPr>
+          <w:sz w:val="22"/>
+        </w:rPr>
+        <w:t>No competitor awareness, so it cannot claim to be cheaper than anyone.</w:t>
+      </w:r>
+    </w:p>
+    <w:p>
+      <w:pPr>
+        <w:pStyle w:val="ListBullet"/>
+        <w:spacing w:after="60"/>
+      </w:pPr>
+      <w:r>
+        <w:rPr>
+          <w:sz w:val="22"/>
+        </w:rPr>
+        <w:t>The isiZulu and Sesotho keyword lists still need a native-speaker review (issue M9).</w:t>
+      </w:r>
+    </w:p>
+    <w:p>
+      <w:pPr>
+        <w:spacing w:after="120"/>
+      </w:pPr>
+    </w:p>
+    <w:tbl>
+      <w:tblPr>
+        <w:tblW w:type="auto" w:w="0"/>
+        <w:tblLook w:firstColumn="1" w:firstRow="1" w:lastColumn="0" w:lastRow="0" w:noHBand="0" w:noVBand="1" w:val="04A0"/>
+      </w:tblPr>
+      <w:tblGrid>
+        <w:gridCol w:w="9792"/>
+      </w:tblGrid>
+      <w:tr>
+        <w:tc>
+          <w:tcPr>
+            <w:tcW w:type="dxa" w:w="9792"/>
+            <w:shd w:val="clear" w:color="auto" w:fill="EAF6F3"/>
+          </w:tcPr>
+          <w:p>
+            <w:pPr>
+              <w:spacing w:after="40"/>
+            </w:pPr>
+            <w:r>
+              <w:rPr>
+                <w:b/>
+                <w:color w:val="129B8E"/>
+                <w:sz w:val="21"/>
+              </w:rPr>
+              <w:t>PLAIN ENGLISH - Say this to management</w:t>
+            </w:r>
+          </w:p>
+          <w:p>
+            <w:pPr>
+              <w:spacing w:after="0"/>
+            </w:pPr>
+            <w:r>
+              <w:rPr>
+                <w:i/>
+                <w:sz w:val="21"/>
+              </w:rPr>
+              <w:t>"The owner can now ask for an advert and get a WhatsApp message, a Facebook caption and a poster for the window, all in their own language, all built from real prices and real stock. KasiBiz will also refuse to write an advert that would lose money or run the shop out of stock. What it cannot yet do is send the advert or tell them whether it worked."</w:t>
+            </w:r>
+          </w:p>
+        </w:tc>
+      </w:tr>
+    </w:tbl>
+    <w:p>
+      <w:pPr>
+        <w:spacing w:after="80"/>
+      </w:pPr>
+    </w:p>
+    <w:p>
+      <w:pPr>
+        <w:spacing w:after="120"/>
+      </w:pPr>
+    </w:p>
+    <w:p>
+      <w:pPr>
+        <w:spacing w:after="120"/>
+      </w:pPr>
+      <w:r>
+        <w:rPr>
+          <w:b w:val="0"/>
+          <w:i/>
+          <w:color w:val="5A5A5A"/>
+          <w:sz w:val="20"/>
+        </w:rPr>
+        <w:t>End of Day 9 addendum - handbook version 1.4, 10 September 2026.</w:t>
       </w:r>
     </w:p>
     <w:sectPr>
